--- a/Queenie/Mirabel Chapter 4 - System Implementation.docx
+++ b/Queenie/Mirabel Chapter 4 - System Implementation.docx
@@ -2301,7 +2301,7 @@
           <w:szCs w:val="24"/>
           <w:lang w:val="en-US"/>
         </w:rPr>
-        <w:t>To begin, a vast number of libraries was imported, including but not limited to matplotlib, pandas, numpy, random forest classifier, decision tree classifier, among many others.</w:t>
+        <w:t>To begin, a vast number of libraries is imported, including but not limited to matplotlib, pandas, numpy, random forest classifier, decision tree classifier, among many others.</w:t>
       </w:r>
     </w:p>
     <w:p>
@@ -2377,7 +2377,7 @@
                     </pic:cNvPicPr>
                   </pic:nvPicPr>
                   <pic:blipFill>
-                    <a:blip r:embed="rId4"/>
+                    <a:blip r:embed="rId6"/>
                     <a:stretch>
                       <a:fillRect/>
                     </a:stretch>
@@ -2455,7 +2455,7 @@
                     </pic:cNvPicPr>
                   </pic:nvPicPr>
                   <pic:blipFill>
-                    <a:blip r:embed="rId5"/>
+                    <a:blip r:embed="rId7"/>
                     <a:stretch>
                       <a:fillRect/>
                     </a:stretch>
@@ -2512,7 +2512,7 @@
                     </pic:cNvPicPr>
                   </pic:nvPicPr>
                   <pic:blipFill>
-                    <a:blip r:embed="rId6"/>
+                    <a:blip r:embed="rId8"/>
                     <a:stretch>
                       <a:fillRect/>
                     </a:stretch>
@@ -2575,12 +2575,13 @@
           <w:szCs w:val="24"/>
           <w:lang w:val="en-US"/>
         </w:rPr>
-        <w:t>After that, the dataset is split into both train and test datasets.</w:t>
+        <w:t>Next, the dataset is split into both train and test datasets.</w:t>
       </w:r>
     </w:p>
     <w:p>
       <w:pPr>
         <w:numPr>
+          <w:ilvl w:val="0"/>
           <w:numId w:val="0"/>
         </w:numPr>
         <w:spacing w:line="360" w:lineRule="auto"/>
@@ -2618,7 +2619,7 @@
                     </pic:cNvPicPr>
                   </pic:nvPicPr>
                   <pic:blipFill>
-                    <a:blip r:embed="rId7"/>
+                    <a:blip r:embed="rId9"/>
                     <a:stretch>
                       <a:fillRect/>
                     </a:stretch>
@@ -2655,18 +2656,5135 @@
           <w:rFonts w:hint="default"/>
           <w:lang w:val="en-US"/>
         </w:rPr>
-        <w:t>Figure 4.3</w:t>
+        <w:t>Figure 4.3.3 Splitting Dataset</w:t>
+      </w:r>
+    </w:p>
+    <w:p>
+      <w:pPr>
+        <w:numPr>
+          <w:ilvl w:val="0"/>
+          <w:numId w:val="22"/>
+        </w:numPr>
+        <w:bidi w:val="0"/>
+        <w:spacing w:line="360" w:lineRule="auto"/>
+        <w:ind w:left="420" w:leftChars="0" w:hanging="420" w:firstLineChars="0"/>
+        <w:jc w:val="both"/>
+        <w:rPr>
+          <w:rFonts w:hint="default" w:ascii="Times New Roman" w:hAnsi="Times New Roman" w:cs="Times New Roman"/>
+          <w:sz w:val="24"/>
+          <w:szCs w:val="24"/>
+        </w:rPr>
+      </w:pPr>
+      <w:r>
+        <w:rPr>
+          <w:rFonts w:hint="default" w:ascii="Times New Roman" w:hAnsi="Times New Roman"/>
+          <w:sz w:val="24"/>
+          <w:szCs w:val="24"/>
+          <w:lang w:val="en-US"/>
+        </w:rPr>
+        <w:t></w:t>
+      </w:r>
+      <w:r>
+        <w:rPr>
+          <w:rFonts w:hint="default" w:ascii="Times New Roman" w:hAnsi="Times New Roman" w:cs="Times New Roman"/>
+          <w:sz w:val="24"/>
+          <w:szCs w:val="24"/>
+          <w:lang w:val="en-US"/>
+        </w:rPr>
+        <w:t xml:space="preserve">Checking the </w:t>
+      </w:r>
+      <w:r>
+        <w:rPr>
+          <w:rFonts w:hint="default" w:ascii="Times New Roman" w:hAnsi="Times New Roman" w:cs="Times New Roman"/>
+          <w:sz w:val="24"/>
+          <w:szCs w:val="24"/>
+        </w:rPr>
+        <w:t xml:space="preserve">feature importance </w:t>
+      </w:r>
+      <w:r>
+        <w:rPr>
+          <w:rFonts w:hint="default" w:ascii="Times New Roman" w:hAnsi="Times New Roman" w:cs="Times New Roman"/>
+          <w:sz w:val="24"/>
+          <w:szCs w:val="24"/>
+          <w:lang w:val="en-US"/>
+        </w:rPr>
+        <w:t>of</w:t>
+      </w:r>
+      <w:r>
+        <w:rPr>
+          <w:rFonts w:hint="default" w:ascii="Times New Roman" w:hAnsi="Times New Roman" w:cs="Times New Roman"/>
+          <w:sz w:val="24"/>
+          <w:szCs w:val="24"/>
+        </w:rPr>
+        <w:t xml:space="preserve"> the model</w:t>
+      </w:r>
+      <w:r>
+        <w:rPr>
+          <w:rFonts w:hint="default" w:ascii="Times New Roman" w:hAnsi="Times New Roman" w:cs="Times New Roman"/>
+          <w:sz w:val="24"/>
+          <w:szCs w:val="24"/>
+          <w:lang w:val="en-US"/>
+        </w:rPr>
+        <w:t xml:space="preserve"> </w:t>
+      </w:r>
+      <w:r>
+        <w:rPr>
+          <w:rFonts w:hint="default" w:ascii="Times New Roman" w:hAnsi="Times New Roman" w:cs="Times New Roman"/>
+          <w:sz w:val="24"/>
+          <w:szCs w:val="24"/>
+        </w:rPr>
+        <w:t>us</w:t>
+      </w:r>
+      <w:r>
+        <w:rPr>
+          <w:rFonts w:hint="default" w:ascii="Times New Roman" w:hAnsi="Times New Roman" w:cs="Times New Roman"/>
+          <w:sz w:val="24"/>
+          <w:szCs w:val="24"/>
+          <w:lang w:val="en-US"/>
+        </w:rPr>
+        <w:t>ing</w:t>
+      </w:r>
+      <w:r>
+        <w:rPr>
+          <w:rFonts w:hint="default" w:ascii="Times New Roman" w:hAnsi="Times New Roman" w:cs="Times New Roman"/>
+          <w:sz w:val="24"/>
+          <w:szCs w:val="24"/>
+        </w:rPr>
+        <w:t xml:space="preserve"> Decision Tree Classifier</w:t>
+      </w:r>
+      <w:r>
+        <w:rPr>
+          <w:rFonts w:hint="default" w:ascii="Times New Roman" w:hAnsi="Times New Roman" w:cs="Times New Roman"/>
+          <w:sz w:val="24"/>
+          <w:szCs w:val="24"/>
+          <w:lang w:val="en-US"/>
+        </w:rPr>
+        <w:t>.</w:t>
+      </w:r>
+    </w:p>
+    <w:p>
+      <w:pPr>
+        <w:pStyle w:val="15"/>
+        <w:spacing w:before="140" w:line="360" w:lineRule="auto"/>
+        <w:jc w:val="center"/>
+        <w:rPr>
+          <w:sz w:val="20"/>
+        </w:rPr>
+      </w:pPr>
+      <w:r>
+        <w:rPr>
+          <w:sz w:val="20"/>
+        </w:rPr>
+        <w:drawing>
+          <wp:inline distT="0" distB="0" distL="0" distR="0">
+            <wp:extent cx="4032250" cy="3248660"/>
+            <wp:effectExtent l="0" t="0" r="6350" b="8890"/>
+            <wp:docPr id="69" name="Image 69"/>
+            <wp:cNvGraphicFramePr/>
+            <a:graphic xmlns:a="http://schemas.openxmlformats.org/drawingml/2006/main">
+              <a:graphicData uri="http://schemas.openxmlformats.org/drawingml/2006/picture">
+                <pic:pic xmlns:pic="http://schemas.openxmlformats.org/drawingml/2006/picture">
+                  <pic:nvPicPr>
+                    <pic:cNvPr id="69" name="Image 69"/>
+                    <pic:cNvPicPr/>
+                  </pic:nvPicPr>
+                  <pic:blipFill>
+                    <a:blip r:embed="rId10" cstate="print"/>
+                    <a:stretch>
+                      <a:fillRect/>
+                    </a:stretch>
+                  </pic:blipFill>
+                  <pic:spPr>
+                    <a:xfrm>
+                      <a:off x="0" y="0"/>
+                      <a:ext cx="4032652" cy="3248977"/>
+                    </a:xfrm>
+                    <a:prstGeom prst="rect">
+                      <a:avLst/>
+                    </a:prstGeom>
+                  </pic:spPr>
+                </pic:pic>
+              </a:graphicData>
+            </a:graphic>
+          </wp:inline>
+        </w:drawing>
+      </w:r>
+      <w:r>
+        <w:rPr>
+          <w:sz w:val="20"/>
+        </w:rPr>
+        <w:drawing>
+          <wp:anchor distT="0" distB="0" distL="0" distR="0" simplePos="0" relativeHeight="251666432" behindDoc="1" locked="0" layoutInCell="1" allowOverlap="1">
+            <wp:simplePos x="0" y="0"/>
+            <wp:positionH relativeFrom="page">
+              <wp:posOffset>1808480</wp:posOffset>
+            </wp:positionH>
+            <wp:positionV relativeFrom="paragraph">
+              <wp:posOffset>250190</wp:posOffset>
+            </wp:positionV>
+            <wp:extent cx="3494405" cy="1668145"/>
+            <wp:effectExtent l="0" t="0" r="10795" b="8255"/>
+            <wp:wrapTopAndBottom/>
+            <wp:docPr id="68" name="Image 68"/>
+            <wp:cNvGraphicFramePr/>
+            <a:graphic xmlns:a="http://schemas.openxmlformats.org/drawingml/2006/main">
+              <a:graphicData uri="http://schemas.openxmlformats.org/drawingml/2006/picture">
+                <pic:pic xmlns:pic="http://schemas.openxmlformats.org/drawingml/2006/picture">
+                  <pic:nvPicPr>
+                    <pic:cNvPr id="68" name="Image 68"/>
+                    <pic:cNvPicPr/>
+                  </pic:nvPicPr>
+                  <pic:blipFill>
+                    <a:blip r:embed="rId11" cstate="print"/>
+                    <a:stretch>
+                      <a:fillRect/>
+                    </a:stretch>
+                  </pic:blipFill>
+                  <pic:spPr>
+                    <a:xfrm>
+                      <a:off x="0" y="0"/>
+                      <a:ext cx="3494479" cy="1668018"/>
+                    </a:xfrm>
+                    <a:prstGeom prst="rect">
+                      <a:avLst/>
+                    </a:prstGeom>
+                  </pic:spPr>
+                </pic:pic>
+              </a:graphicData>
+            </a:graphic>
+          </wp:anchor>
+        </w:drawing>
+      </w:r>
+    </w:p>
+    <w:p>
+      <w:pPr>
+        <w:pStyle w:val="5"/>
+        <w:bidi w:val="0"/>
+        <w:jc w:val="center"/>
+        <w:rPr>
+          <w:sz w:val="20"/>
+        </w:rPr>
+      </w:pPr>
+      <w:r>
+        <w:rPr>
+          <w:sz w:val="22"/>
+          <w:szCs w:val="22"/>
+        </w:rPr>
+        <w:t>Figure</w:t>
+      </w:r>
+      <w:r>
+        <w:rPr>
+          <w:spacing w:val="-7"/>
+          <w:sz w:val="22"/>
+          <w:szCs w:val="22"/>
+        </w:rPr>
+        <w:t xml:space="preserve"> </w:t>
+      </w:r>
+      <w:r>
+        <w:rPr>
+          <w:sz w:val="22"/>
+          <w:szCs w:val="22"/>
+        </w:rPr>
+        <w:t>4.</w:t>
+      </w:r>
+      <w:r>
+        <w:rPr>
+          <w:rFonts w:hint="default"/>
+          <w:sz w:val="22"/>
+          <w:szCs w:val="22"/>
+          <w:lang w:val="en-US"/>
+        </w:rPr>
+        <w:t>3</w:t>
+      </w:r>
+      <w:r>
+        <w:rPr>
+          <w:sz w:val="22"/>
+          <w:szCs w:val="22"/>
+        </w:rPr>
+        <w:t>.4</w:t>
+      </w:r>
+      <w:r>
+        <w:rPr>
+          <w:spacing w:val="-6"/>
+          <w:sz w:val="22"/>
+          <w:szCs w:val="22"/>
+        </w:rPr>
+        <w:t xml:space="preserve"> </w:t>
+      </w:r>
+      <w:r>
+        <w:rPr>
+          <w:sz w:val="22"/>
+          <w:szCs w:val="22"/>
+        </w:rPr>
+        <w:t>Decision</w:t>
+      </w:r>
+      <w:r>
+        <w:rPr>
+          <w:spacing w:val="-4"/>
+          <w:sz w:val="22"/>
+          <w:szCs w:val="22"/>
+        </w:rPr>
+        <w:t xml:space="preserve"> </w:t>
+      </w:r>
+      <w:r>
+        <w:rPr>
+          <w:sz w:val="22"/>
+          <w:szCs w:val="22"/>
+        </w:rPr>
+        <w:t>Tree</w:t>
+      </w:r>
+      <w:r>
+        <w:rPr>
+          <w:spacing w:val="-6"/>
+          <w:sz w:val="22"/>
+          <w:szCs w:val="22"/>
+        </w:rPr>
+        <w:t xml:space="preserve"> </w:t>
+      </w:r>
+      <w:r>
+        <w:rPr>
+          <w:spacing w:val="-2"/>
+          <w:sz w:val="22"/>
+          <w:szCs w:val="22"/>
+        </w:rPr>
+        <w:t>Accuracy</w:t>
+      </w:r>
+      <w:r>
+        <w:rPr>
+          <w:sz w:val="20"/>
+        </w:rPr>
+        <w:drawing>
+          <wp:anchor distT="0" distB="0" distL="0" distR="0" simplePos="0" relativeHeight="251659264" behindDoc="1" locked="0" layoutInCell="1" allowOverlap="1">
+            <wp:simplePos x="0" y="0"/>
+            <wp:positionH relativeFrom="page">
+              <wp:posOffset>2252345</wp:posOffset>
+            </wp:positionH>
+            <wp:positionV relativeFrom="paragraph">
+              <wp:posOffset>255905</wp:posOffset>
+            </wp:positionV>
+            <wp:extent cx="2607310" cy="1737360"/>
+            <wp:effectExtent l="0" t="0" r="2540" b="15240"/>
+            <wp:wrapTopAndBottom/>
+            <wp:docPr id="70" name="Image 70"/>
+            <wp:cNvGraphicFramePr/>
+            <a:graphic xmlns:a="http://schemas.openxmlformats.org/drawingml/2006/main">
+              <a:graphicData uri="http://schemas.openxmlformats.org/drawingml/2006/picture">
+                <pic:pic xmlns:pic="http://schemas.openxmlformats.org/drawingml/2006/picture">
+                  <pic:nvPicPr>
+                    <pic:cNvPr id="70" name="Image 70"/>
+                    <pic:cNvPicPr/>
+                  </pic:nvPicPr>
+                  <pic:blipFill>
+                    <a:blip r:embed="rId12" cstate="print"/>
+                    <a:stretch>
+                      <a:fillRect/>
+                    </a:stretch>
+                  </pic:blipFill>
+                  <pic:spPr>
+                    <a:xfrm>
+                      <a:off x="0" y="0"/>
+                      <a:ext cx="2607330" cy="1737360"/>
+                    </a:xfrm>
+                    <a:prstGeom prst="rect">
+                      <a:avLst/>
+                    </a:prstGeom>
+                  </pic:spPr>
+                </pic:pic>
+              </a:graphicData>
+            </a:graphic>
+          </wp:anchor>
+        </w:drawing>
+      </w:r>
+    </w:p>
+    <w:p>
+      <w:pPr>
+        <w:pStyle w:val="5"/>
+        <w:bidi w:val="0"/>
+        <w:jc w:val="center"/>
+      </w:pPr>
+      <w:r>
+        <w:rPr>
+          <w:sz w:val="24"/>
+          <w:szCs w:val="24"/>
+          <w:lang w:val="en-US"/>
+        </w:rPr>
+        <w:t>Figure 4.3.</w:t>
+      </w:r>
+      <w:r>
+        <w:rPr>
+          <w:sz w:val="24"/>
+          <w:szCs w:val="24"/>
+        </w:rPr>
+        <w:t>5</w:t>
+      </w:r>
+      <w:r>
+        <w:rPr>
+          <w:spacing w:val="3"/>
+          <w:sz w:val="24"/>
+          <w:szCs w:val="24"/>
+        </w:rPr>
+        <w:t xml:space="preserve"> </w:t>
+      </w:r>
+      <w:r>
+        <w:rPr>
+          <w:sz w:val="24"/>
+          <w:szCs w:val="24"/>
+        </w:rPr>
+        <w:t>Accuracy</w:t>
+      </w:r>
+      <w:r>
+        <w:rPr>
+          <w:spacing w:val="-3"/>
+          <w:sz w:val="24"/>
+          <w:szCs w:val="24"/>
+        </w:rPr>
+        <w:t xml:space="preserve"> </w:t>
+      </w:r>
+      <w:r>
+        <w:rPr>
+          <w:sz w:val="24"/>
+          <w:szCs w:val="24"/>
+        </w:rPr>
+        <w:t>vs</w:t>
+      </w:r>
+      <w:r>
+        <w:rPr>
+          <w:spacing w:val="-1"/>
+          <w:sz w:val="24"/>
+          <w:szCs w:val="24"/>
+        </w:rPr>
+        <w:t xml:space="preserve"> </w:t>
+      </w:r>
+      <w:r>
+        <w:rPr>
+          <w:spacing w:val="-4"/>
+          <w:sz w:val="24"/>
+          <w:szCs w:val="24"/>
+        </w:rPr>
+        <w:t>Depth</w:t>
+      </w:r>
+    </w:p>
+    <w:p>
+      <w:pPr>
+        <w:pStyle w:val="258"/>
+        <w:numPr>
+          <w:ilvl w:val="0"/>
+          <w:numId w:val="23"/>
+        </w:numPr>
+        <w:tabs>
+          <w:tab w:val="left" w:pos="1830"/>
+          <w:tab w:val="clear" w:pos="420"/>
+        </w:tabs>
+        <w:spacing w:before="0" w:after="0" w:line="360" w:lineRule="auto"/>
+        <w:ind w:left="420" w:leftChars="0" w:right="7" w:hanging="420" w:firstLineChars="0"/>
+        <w:jc w:val="both"/>
+        <w:rPr>
+          <w:sz w:val="24"/>
+          <w:szCs w:val="24"/>
+        </w:rPr>
+      </w:pPr>
+      <w:r>
+        <w:rPr>
+          <w:rFonts w:hint="default" w:ascii="Times New Roman" w:hAnsi="Times New Roman"/>
+          <w:sz w:val="24"/>
+          <w:szCs w:val="24"/>
+          <w:lang w:val="en-US"/>
+        </w:rPr>
+        <w:t></w:t>
+      </w:r>
+      <w:r>
+        <w:rPr>
+          <w:rFonts w:hint="default"/>
+          <w:sz w:val="24"/>
+          <w:szCs w:val="24"/>
+          <w:lang w:val="en-US"/>
+        </w:rPr>
+        <w:t>C</w:t>
+      </w:r>
+      <w:r>
+        <w:rPr>
+          <w:sz w:val="24"/>
+          <w:szCs w:val="24"/>
+        </w:rPr>
+        <w:t>heck</w:t>
+      </w:r>
+      <w:r>
+        <w:rPr>
+          <w:rFonts w:hint="default"/>
+          <w:sz w:val="24"/>
+          <w:szCs w:val="24"/>
+          <w:lang w:val="en-US"/>
+        </w:rPr>
+        <w:t>ing</w:t>
+      </w:r>
+      <w:r>
+        <w:rPr>
+          <w:sz w:val="24"/>
+          <w:szCs w:val="24"/>
+        </w:rPr>
+        <w:t xml:space="preserve"> the feature importance of the </w:t>
+      </w:r>
+      <w:r>
+        <w:rPr>
+          <w:spacing w:val="-2"/>
+          <w:sz w:val="24"/>
+          <w:szCs w:val="24"/>
+        </w:rPr>
+        <w:t>model</w:t>
+      </w:r>
+      <w:r>
+        <w:rPr>
+          <w:rFonts w:hint="default"/>
+          <w:spacing w:val="-2"/>
+          <w:sz w:val="24"/>
+          <w:szCs w:val="24"/>
+          <w:lang w:val="en-US"/>
+        </w:rPr>
+        <w:t xml:space="preserve"> </w:t>
+      </w:r>
+      <w:r>
+        <w:rPr>
+          <w:sz w:val="24"/>
+          <w:szCs w:val="24"/>
+        </w:rPr>
+        <w:t>us</w:t>
+      </w:r>
+      <w:r>
+        <w:rPr>
+          <w:rFonts w:hint="default"/>
+          <w:sz w:val="24"/>
+          <w:szCs w:val="24"/>
+          <w:lang w:val="en-US"/>
+        </w:rPr>
+        <w:t>ing</w:t>
+      </w:r>
+      <w:r>
+        <w:rPr>
+          <w:spacing w:val="23"/>
+          <w:sz w:val="24"/>
+          <w:szCs w:val="24"/>
+        </w:rPr>
+        <w:t xml:space="preserve"> </w:t>
+      </w:r>
+      <w:r>
+        <w:rPr>
+          <w:rFonts w:hint="default"/>
+          <w:spacing w:val="23"/>
+          <w:sz w:val="24"/>
+          <w:szCs w:val="24"/>
+          <w:lang w:val="en-US"/>
+        </w:rPr>
+        <w:t>R</w:t>
+      </w:r>
+      <w:r>
+        <w:rPr>
+          <w:sz w:val="24"/>
+          <w:szCs w:val="24"/>
+        </w:rPr>
+        <w:t>andom</w:t>
+      </w:r>
+      <w:r>
+        <w:rPr>
+          <w:spacing w:val="23"/>
+          <w:sz w:val="24"/>
+          <w:szCs w:val="24"/>
+        </w:rPr>
+        <w:t xml:space="preserve"> </w:t>
+      </w:r>
+      <w:r>
+        <w:rPr>
+          <w:rFonts w:hint="default"/>
+          <w:spacing w:val="23"/>
+          <w:sz w:val="24"/>
+          <w:szCs w:val="24"/>
+          <w:lang w:val="en-US"/>
+        </w:rPr>
+        <w:t>F</w:t>
+      </w:r>
+      <w:r>
+        <w:rPr>
+          <w:sz w:val="24"/>
+          <w:szCs w:val="24"/>
+        </w:rPr>
+        <w:t xml:space="preserve">orest </w:t>
+      </w:r>
+      <w:r>
+        <w:rPr>
+          <w:rFonts w:hint="default"/>
+          <w:sz w:val="24"/>
+          <w:szCs w:val="24"/>
+          <w:lang w:val="en-US"/>
+        </w:rPr>
+        <w:t>C</w:t>
+      </w:r>
+      <w:r>
+        <w:rPr>
+          <w:sz w:val="24"/>
+          <w:szCs w:val="24"/>
+        </w:rPr>
+        <w:t>lassifier</w:t>
+      </w:r>
+      <w:r>
+        <w:rPr>
+          <w:spacing w:val="-2"/>
+          <w:sz w:val="24"/>
+          <w:szCs w:val="24"/>
+        </w:rPr>
+        <w:t>.</w:t>
+      </w:r>
+    </w:p>
+    <w:p>
+      <w:pPr>
+        <w:pStyle w:val="15"/>
+        <w:spacing w:before="87" w:line="360" w:lineRule="auto"/>
+        <w:jc w:val="center"/>
+        <w:rPr>
+          <w:sz w:val="20"/>
+        </w:rPr>
+      </w:pPr>
+      <w:r>
+        <w:rPr>
+          <w:sz w:val="20"/>
+        </w:rPr>
+        <w:drawing>
+          <wp:anchor distT="0" distB="0" distL="0" distR="0" simplePos="0" relativeHeight="251660288" behindDoc="1" locked="0" layoutInCell="1" allowOverlap="1">
+            <wp:simplePos x="0" y="0"/>
+            <wp:positionH relativeFrom="page">
+              <wp:posOffset>1107440</wp:posOffset>
+            </wp:positionH>
+            <wp:positionV relativeFrom="paragraph">
+              <wp:posOffset>205740</wp:posOffset>
+            </wp:positionV>
+            <wp:extent cx="4897755" cy="1452880"/>
+            <wp:effectExtent l="0" t="0" r="17145" b="13970"/>
+            <wp:wrapTopAndBottom/>
+            <wp:docPr id="71" name="Image 71"/>
+            <wp:cNvGraphicFramePr/>
+            <a:graphic xmlns:a="http://schemas.openxmlformats.org/drawingml/2006/main">
+              <a:graphicData uri="http://schemas.openxmlformats.org/drawingml/2006/picture">
+                <pic:pic xmlns:pic="http://schemas.openxmlformats.org/drawingml/2006/picture">
+                  <pic:nvPicPr>
+                    <pic:cNvPr id="71" name="Image 71"/>
+                    <pic:cNvPicPr/>
+                  </pic:nvPicPr>
+                  <pic:blipFill>
+                    <a:blip r:embed="rId13" cstate="print"/>
+                    <a:stretch>
+                      <a:fillRect/>
+                    </a:stretch>
+                  </pic:blipFill>
+                  <pic:spPr>
+                    <a:xfrm>
+                      <a:off x="0" y="0"/>
+                      <a:ext cx="4897528" cy="1452753"/>
+                    </a:xfrm>
+                    <a:prstGeom prst="rect">
+                      <a:avLst/>
+                    </a:prstGeom>
+                  </pic:spPr>
+                </pic:pic>
+              </a:graphicData>
+            </a:graphic>
+          </wp:anchor>
+        </w:drawing>
+      </w:r>
+      <w:r>
+        <w:rPr>
+          <w:sz w:val="20"/>
+        </w:rPr>
+        <w:drawing>
+          <wp:inline distT="0" distB="0" distL="0" distR="0">
+            <wp:extent cx="4936490" cy="3782060"/>
+            <wp:effectExtent l="0" t="0" r="16510" b="8890"/>
+            <wp:docPr id="72" name="Image 72"/>
+            <wp:cNvGraphicFramePr/>
+            <a:graphic xmlns:a="http://schemas.openxmlformats.org/drawingml/2006/main">
+              <a:graphicData uri="http://schemas.openxmlformats.org/drawingml/2006/picture">
+                <pic:pic xmlns:pic="http://schemas.openxmlformats.org/drawingml/2006/picture">
+                  <pic:nvPicPr>
+                    <pic:cNvPr id="72" name="Image 72"/>
+                    <pic:cNvPicPr/>
+                  </pic:nvPicPr>
+                  <pic:blipFill>
+                    <a:blip r:embed="rId14" cstate="print"/>
+                    <a:stretch>
+                      <a:fillRect/>
+                    </a:stretch>
+                  </pic:blipFill>
+                  <pic:spPr>
+                    <a:xfrm>
+                      <a:off x="0" y="0"/>
+                      <a:ext cx="4937027" cy="3782377"/>
+                    </a:xfrm>
+                    <a:prstGeom prst="rect">
+                      <a:avLst/>
+                    </a:prstGeom>
+                  </pic:spPr>
+                </pic:pic>
+              </a:graphicData>
+            </a:graphic>
+          </wp:inline>
+        </w:drawing>
+      </w:r>
+    </w:p>
+    <w:p>
+      <w:pPr>
+        <w:pStyle w:val="5"/>
+        <w:bidi w:val="0"/>
+        <w:jc w:val="center"/>
+      </w:pPr>
+      <w:r>
+        <w:rPr>
+          <w:sz w:val="24"/>
+          <w:szCs w:val="24"/>
+          <w:lang w:val="en-US"/>
+        </w:rPr>
+        <w:t>Figure 4.3.</w:t>
+      </w:r>
+      <w:r>
+        <w:rPr>
+          <w:sz w:val="24"/>
+          <w:szCs w:val="24"/>
+        </w:rPr>
+        <w:t>6 Random Forest</w:t>
+      </w:r>
+    </w:p>
+    <w:p>
+      <w:pPr>
+        <w:pStyle w:val="15"/>
+        <w:spacing w:line="360" w:lineRule="auto"/>
+        <w:rPr>
+          <w:sz w:val="20"/>
+        </w:rPr>
+      </w:pPr>
+    </w:p>
+    <w:p>
+      <w:pPr>
+        <w:pStyle w:val="15"/>
+        <w:spacing w:before="132" w:line="360" w:lineRule="auto"/>
+        <w:rPr>
+          <w:sz w:val="20"/>
+        </w:rPr>
+      </w:pPr>
+      <w:r>
+        <w:rPr>
+          <w:sz w:val="20"/>
+        </w:rPr>
+        <w:drawing>
+          <wp:anchor distT="0" distB="0" distL="0" distR="0" simplePos="0" relativeHeight="251662336" behindDoc="1" locked="0" layoutInCell="1" allowOverlap="1">
+            <wp:simplePos x="0" y="0"/>
+            <wp:positionH relativeFrom="page">
+              <wp:posOffset>1151890</wp:posOffset>
+            </wp:positionH>
+            <wp:positionV relativeFrom="paragraph">
+              <wp:posOffset>245110</wp:posOffset>
+            </wp:positionV>
+            <wp:extent cx="3627120" cy="2560320"/>
+            <wp:effectExtent l="0" t="0" r="11430" b="11430"/>
+            <wp:wrapTopAndBottom/>
+            <wp:docPr id="73" name="Image 73"/>
+            <wp:cNvGraphicFramePr/>
+            <a:graphic xmlns:a="http://schemas.openxmlformats.org/drawingml/2006/main">
+              <a:graphicData uri="http://schemas.openxmlformats.org/drawingml/2006/picture">
+                <pic:pic xmlns:pic="http://schemas.openxmlformats.org/drawingml/2006/picture">
+                  <pic:nvPicPr>
+                    <pic:cNvPr id="73" name="Image 73"/>
+                    <pic:cNvPicPr/>
+                  </pic:nvPicPr>
+                  <pic:blipFill>
+                    <a:blip r:embed="rId15" cstate="print"/>
+                    <a:stretch>
+                      <a:fillRect/>
+                    </a:stretch>
+                  </pic:blipFill>
+                  <pic:spPr>
+                    <a:xfrm>
+                      <a:off x="0" y="0"/>
+                      <a:ext cx="3627133" cy="2560320"/>
+                    </a:xfrm>
+                    <a:prstGeom prst="rect">
+                      <a:avLst/>
+                    </a:prstGeom>
+                  </pic:spPr>
+                </pic:pic>
+              </a:graphicData>
+            </a:graphic>
+          </wp:anchor>
+        </w:drawing>
+      </w:r>
+    </w:p>
+    <w:p>
+      <w:pPr>
+        <w:pStyle w:val="5"/>
+        <w:bidi w:val="0"/>
+        <w:spacing w:line="360" w:lineRule="auto"/>
+        <w:jc w:val="center"/>
+        <w:rPr>
+          <w:spacing w:val="-2"/>
+          <w:sz w:val="24"/>
+          <w:szCs w:val="24"/>
+        </w:rPr>
+      </w:pPr>
+      <w:r>
+        <w:rPr>
+          <w:sz w:val="24"/>
+          <w:szCs w:val="24"/>
+          <w:lang w:val="en-US"/>
+        </w:rPr>
+        <w:t>Figure 4.3.</w:t>
+      </w:r>
+      <w:r>
+        <w:rPr>
+          <w:sz w:val="24"/>
+          <w:szCs w:val="24"/>
+        </w:rPr>
+        <w:t>7</w:t>
+      </w:r>
+      <w:r>
+        <w:rPr>
+          <w:spacing w:val="-6"/>
+          <w:sz w:val="24"/>
+          <w:szCs w:val="24"/>
+        </w:rPr>
+        <w:t xml:space="preserve"> </w:t>
+      </w:r>
+      <w:r>
+        <w:rPr>
+          <w:sz w:val="24"/>
+          <w:szCs w:val="24"/>
+        </w:rPr>
+        <w:t>Training</w:t>
+      </w:r>
+      <w:r>
+        <w:rPr>
+          <w:spacing w:val="-6"/>
+          <w:sz w:val="24"/>
+          <w:szCs w:val="24"/>
+        </w:rPr>
+        <w:t xml:space="preserve"> </w:t>
+      </w:r>
+      <w:r>
+        <w:rPr>
+          <w:sz w:val="24"/>
+          <w:szCs w:val="24"/>
+        </w:rPr>
+        <w:t>Accuracy</w:t>
+      </w:r>
+      <w:r>
+        <w:rPr>
+          <w:spacing w:val="-6"/>
+          <w:sz w:val="24"/>
+          <w:szCs w:val="24"/>
+        </w:rPr>
+        <w:t xml:space="preserve"> </w:t>
+      </w:r>
+      <w:r>
+        <w:rPr>
+          <w:sz w:val="24"/>
+          <w:szCs w:val="24"/>
+        </w:rPr>
+        <w:t>vs</w:t>
+      </w:r>
+      <w:r>
+        <w:rPr>
+          <w:spacing w:val="-6"/>
+          <w:sz w:val="24"/>
+          <w:szCs w:val="24"/>
+        </w:rPr>
+        <w:t xml:space="preserve"> </w:t>
+      </w:r>
+      <w:r>
+        <w:rPr>
+          <w:sz w:val="24"/>
+          <w:szCs w:val="24"/>
+        </w:rPr>
+        <w:t>Test</w:t>
+      </w:r>
+      <w:r>
+        <w:rPr>
+          <w:spacing w:val="-3"/>
+          <w:sz w:val="24"/>
+          <w:szCs w:val="24"/>
+        </w:rPr>
+        <w:t xml:space="preserve"> </w:t>
+      </w:r>
+      <w:r>
+        <w:rPr>
+          <w:spacing w:val="-2"/>
+          <w:sz w:val="24"/>
+          <w:szCs w:val="24"/>
+        </w:rPr>
+        <w:t>Accuracy</w:t>
+      </w:r>
+    </w:p>
+    <w:p>
+      <w:pPr>
+        <w:pStyle w:val="258"/>
+        <w:numPr>
+          <w:ilvl w:val="0"/>
+          <w:numId w:val="23"/>
+        </w:numPr>
+        <w:tabs>
+          <w:tab w:val="left" w:pos="1830"/>
+          <w:tab w:val="clear" w:pos="420"/>
+        </w:tabs>
+        <w:spacing w:before="77" w:after="0" w:line="360" w:lineRule="auto"/>
+        <w:ind w:left="420" w:leftChars="0" w:right="0" w:rightChars="0" w:hanging="420" w:firstLineChars="0"/>
+        <w:jc w:val="both"/>
+        <w:rPr>
+          <w:sz w:val="24"/>
+          <w:szCs w:val="24"/>
+        </w:rPr>
+      </w:pPr>
+      <w:r>
+        <w:rPr>
+          <w:rFonts w:hint="default" w:ascii="Times New Roman" w:hAnsi="Times New Roman"/>
+          <w:sz w:val="24"/>
+          <w:szCs w:val="24"/>
+          <w:lang w:val="en-US"/>
+        </w:rPr>
+        <w:t></w:t>
+      </w:r>
+      <w:r>
+        <w:rPr>
+          <w:rFonts w:hint="default"/>
+          <w:sz w:val="24"/>
+          <w:szCs w:val="24"/>
+          <w:lang w:val="en-US"/>
+        </w:rPr>
+        <w:t>Using</w:t>
+      </w:r>
+      <w:r>
+        <w:rPr>
+          <w:spacing w:val="8"/>
+          <w:sz w:val="24"/>
+          <w:szCs w:val="24"/>
+        </w:rPr>
+        <w:t xml:space="preserve"> </w:t>
+      </w:r>
+      <w:r>
+        <w:rPr>
+          <w:sz w:val="24"/>
+          <w:szCs w:val="24"/>
+        </w:rPr>
+        <w:t>Gradient</w:t>
+      </w:r>
+      <w:r>
+        <w:rPr>
+          <w:spacing w:val="11"/>
+          <w:sz w:val="24"/>
+          <w:szCs w:val="24"/>
+        </w:rPr>
+        <w:t xml:space="preserve"> </w:t>
+      </w:r>
+      <w:r>
+        <w:rPr>
+          <w:sz w:val="24"/>
+          <w:szCs w:val="24"/>
+        </w:rPr>
+        <w:t>Boost</w:t>
+      </w:r>
+      <w:r>
+        <w:rPr>
+          <w:spacing w:val="12"/>
+          <w:sz w:val="24"/>
+          <w:szCs w:val="24"/>
+        </w:rPr>
+        <w:t xml:space="preserve"> </w:t>
+      </w:r>
+      <w:r>
+        <w:rPr>
+          <w:spacing w:val="-2"/>
+          <w:sz w:val="24"/>
+          <w:szCs w:val="24"/>
+        </w:rPr>
+        <w:t>Classifier.</w:t>
+      </w:r>
+    </w:p>
+    <w:p>
+      <w:pPr>
+        <w:pStyle w:val="5"/>
+        <w:bidi w:val="0"/>
+        <w:jc w:val="center"/>
+        <w:sectPr>
+          <w:pgSz w:w="11200" w:h="15840"/>
+          <w:pgMar w:top="1740" w:right="992" w:bottom="1540" w:left="850" w:header="0" w:footer="1194" w:gutter="0"/>
+          <w:cols w:space="720" w:num="1"/>
+        </w:sectPr>
+      </w:pPr>
+      <w:r>
+        <w:rPr>
+          <w:sz w:val="21"/>
+          <w:szCs w:val="24"/>
+        </w:rPr>
+        <mc:AlternateContent>
+          <mc:Choice Requires="wpg">
+            <w:drawing>
+              <wp:anchor distT="0" distB="0" distL="0" distR="0" simplePos="0" relativeHeight="251660288" behindDoc="1" locked="0" layoutInCell="1" allowOverlap="1">
+                <wp:simplePos x="0" y="0"/>
+                <wp:positionH relativeFrom="page">
+                  <wp:posOffset>1581150</wp:posOffset>
+                </wp:positionH>
+                <wp:positionV relativeFrom="paragraph">
+                  <wp:posOffset>187960</wp:posOffset>
+                </wp:positionV>
+                <wp:extent cx="4688840" cy="6813550"/>
+                <wp:effectExtent l="0" t="0" r="16510" b="6350"/>
+                <wp:wrapTopAndBottom/>
+                <wp:docPr id="138" name="Group 138"/>
+                <wp:cNvGraphicFramePr/>
+                <a:graphic xmlns:a="http://schemas.openxmlformats.org/drawingml/2006/main">
+                  <a:graphicData uri="http://schemas.microsoft.com/office/word/2010/wordprocessingGroup">
+                    <wpg:wgp>
+                      <wpg:cNvGrpSpPr/>
+                      <wpg:grpSpPr>
+                        <a:xfrm>
+                          <a:off x="0" y="0"/>
+                          <a:ext cx="4688840" cy="6813550"/>
+                          <a:chOff x="0" y="0"/>
+                          <a:chExt cx="4688840" cy="6813550"/>
+                        </a:xfrm>
+                      </wpg:grpSpPr>
+                      <pic:pic xmlns:pic="http://schemas.openxmlformats.org/drawingml/2006/picture">
+                        <pic:nvPicPr>
+                          <pic:cNvPr id="75" name="Image 75"/>
+                          <pic:cNvPicPr/>
+                        </pic:nvPicPr>
+                        <pic:blipFill>
+                          <a:blip r:embed="rId16" cstate="print"/>
+                          <a:stretch>
+                            <a:fillRect/>
+                          </a:stretch>
+                        </pic:blipFill>
+                        <pic:spPr>
+                          <a:xfrm>
+                            <a:off x="0" y="0"/>
+                            <a:ext cx="4516592" cy="2359478"/>
+                          </a:xfrm>
+                          <a:prstGeom prst="rect">
+                            <a:avLst/>
+                          </a:prstGeom>
+                        </pic:spPr>
+                      </pic:pic>
+                      <pic:pic xmlns:pic="http://schemas.openxmlformats.org/drawingml/2006/picture">
+                        <pic:nvPicPr>
+                          <pic:cNvPr id="76" name="Image 76"/>
+                          <pic:cNvPicPr/>
+                        </pic:nvPicPr>
+                        <pic:blipFill>
+                          <a:blip r:embed="rId17" cstate="print"/>
+                          <a:stretch>
+                            <a:fillRect/>
+                          </a:stretch>
+                        </pic:blipFill>
+                        <pic:spPr>
+                          <a:xfrm>
+                            <a:off x="1694" y="2359478"/>
+                            <a:ext cx="4687122" cy="4453443"/>
+                          </a:xfrm>
+                          <a:prstGeom prst="rect">
+                            <a:avLst/>
+                          </a:prstGeom>
+                        </pic:spPr>
+                      </pic:pic>
+                    </wpg:wgp>
+                  </a:graphicData>
+                </a:graphic>
+              </wp:anchor>
+            </w:drawing>
+          </mc:Choice>
+          <mc:Fallback>
+            <w:pict>
+              <v:group id="_x0000_s1026" o:spid="_x0000_s1026" o:spt="203" style="position:absolute;left:0pt;margin-left:124.5pt;margin-top:14.8pt;height:536.5pt;width:369.2pt;mso-position-horizontal-relative:page;mso-wrap-distance-bottom:0pt;mso-wrap-distance-top:0pt;z-index:-251656192;mso-width-relative:page;mso-height-relative:page;" coordsize="4688840,6813550" o:gfxdata="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">
+                <o:lock v:ext="edit" aspectratio="f"/>
+                <v:shape id="Image 75" o:spid="_x0000_s1026" o:spt="75" type="#_x0000_t75" style="position:absolute;left:0;top:0;height:2359478;width:4516592;" filled="f" o:preferrelative="t" stroked="f" coordsize="21600,21600" o:gfxdata="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">
+                  <v:fill on="f" focussize="0,0"/>
+                  <v:stroke on="f"/>
+                  <v:imagedata r:id="rId16" o:title=""/>
+                  <o:lock v:ext="edit" aspectratio="f"/>
+                </v:shape>
+                <v:shape id="Image 76" o:spid="_x0000_s1026" o:spt="75" type="#_x0000_t75" style="position:absolute;left:1694;top:2359478;height:4453443;width:4687122;" filled="f" o:preferrelative="t" stroked="f" coordsize="21600,21600" o:gfxdata="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">
+                  <v:fill on="f" focussize="0,0"/>
+                  <v:stroke on="f"/>
+                  <v:imagedata r:id="rId17" o:title=""/>
+                  <o:lock v:ext="edit" aspectratio="f"/>
+                </v:shape>
+                <w10:wrap type="topAndBottom"/>
+              </v:group>
+            </w:pict>
+          </mc:Fallback>
+        </mc:AlternateContent>
+      </w:r>
+      <w:r>
+        <w:rPr>
+          <w:sz w:val="24"/>
+          <w:szCs w:val="24"/>
+          <w:lang w:val="en-US"/>
+        </w:rPr>
+        <w:t>Figure 4.3.</w:t>
+      </w:r>
+      <w:r>
+        <w:rPr>
+          <w:sz w:val="24"/>
+          <w:szCs w:val="24"/>
+        </w:rPr>
+        <w:t>8 Gradient Boost Accuracy</w:t>
+      </w:r>
+    </w:p>
+    <w:p>
+      <w:pPr>
+        <w:pStyle w:val="15"/>
+        <w:spacing w:line="360" w:lineRule="auto"/>
+        <w:ind w:left="1421"/>
+        <w:jc w:val="both"/>
+        <w:rPr>
+          <w:sz w:val="20"/>
+        </w:rPr>
+      </w:pPr>
+      <w:r>
+        <w:rPr>
+          <w:sz w:val="20"/>
+        </w:rPr>
+        <w:drawing>
+          <wp:inline distT="0" distB="0" distL="0" distR="0">
+            <wp:extent cx="3480435" cy="2286000"/>
+            <wp:effectExtent l="0" t="0" r="5715" b="0"/>
+            <wp:docPr id="79" name="Image 79"/>
+            <wp:cNvGraphicFramePr/>
+            <a:graphic xmlns:a="http://schemas.openxmlformats.org/drawingml/2006/main">
+              <a:graphicData uri="http://schemas.openxmlformats.org/drawingml/2006/picture">
+                <pic:pic xmlns:pic="http://schemas.openxmlformats.org/drawingml/2006/picture">
+                  <pic:nvPicPr>
+                    <pic:cNvPr id="79" name="Image 79"/>
+                    <pic:cNvPicPr/>
+                  </pic:nvPicPr>
+                  <pic:blipFill>
+                    <a:blip r:embed="rId18" cstate="print"/>
+                    <a:stretch>
+                      <a:fillRect/>
+                    </a:stretch>
+                  </pic:blipFill>
+                  <pic:spPr>
+                    <a:xfrm>
+                      <a:off x="0" y="0"/>
+                      <a:ext cx="3481041" cy="2286000"/>
+                    </a:xfrm>
+                    <a:prstGeom prst="rect">
+                      <a:avLst/>
+                    </a:prstGeom>
+                  </pic:spPr>
+                </pic:pic>
+              </a:graphicData>
+            </a:graphic>
+          </wp:inline>
+        </w:drawing>
+      </w:r>
+    </w:p>
+    <w:p>
+      <w:pPr>
+        <w:pStyle w:val="5"/>
+        <w:bidi w:val="0"/>
+        <w:jc w:val="center"/>
+      </w:pPr>
+      <w:r>
+        <w:rPr>
+          <w:sz w:val="24"/>
+          <w:szCs w:val="24"/>
+          <w:lang w:val="en-US"/>
+        </w:rPr>
+        <w:t>Figure 4.3.</w:t>
+      </w:r>
+      <w:r>
+        <w:rPr>
+          <w:sz w:val="24"/>
+          <w:szCs w:val="24"/>
+        </w:rPr>
+        <w:t>9 Training Accuracy vs Test Accurac</w:t>
+      </w:r>
+      <w:r>
+        <w:rPr>
+          <w:rFonts w:hint="default"/>
+          <w:sz w:val="24"/>
+          <w:szCs w:val="24"/>
+          <w:lang w:val="en-US"/>
+        </w:rPr>
+        <w:t>y</w:t>
+      </w:r>
+    </w:p>
+    <w:p>
+      <w:pPr>
+        <w:pStyle w:val="15"/>
+        <w:spacing w:line="360" w:lineRule="auto"/>
+        <w:ind w:left="1421"/>
+        <w:jc w:val="both"/>
+        <w:rPr>
+          <w:rFonts w:hint="default"/>
+          <w:sz w:val="20"/>
+          <w:lang w:val="en-US"/>
+        </w:rPr>
+      </w:pPr>
+    </w:p>
+    <w:p>
+      <w:pPr>
+        <w:pStyle w:val="15"/>
+        <w:spacing w:line="360" w:lineRule="auto"/>
+        <w:rPr>
+          <w:sz w:val="17"/>
+        </w:rPr>
+      </w:pPr>
+    </w:p>
+    <w:p>
+      <w:pPr>
+        <w:pStyle w:val="15"/>
+        <w:spacing w:before="39" w:line="360" w:lineRule="auto"/>
+        <w:rPr>
+          <w:sz w:val="17"/>
+        </w:rPr>
+      </w:pPr>
+    </w:p>
+    <w:p>
+      <w:pPr>
+        <w:pStyle w:val="258"/>
+        <w:numPr>
+          <w:ilvl w:val="0"/>
+          <w:numId w:val="24"/>
+        </w:numPr>
+        <w:tabs>
+          <w:tab w:val="left" w:pos="953"/>
+          <w:tab w:val="clear" w:pos="420"/>
+        </w:tabs>
+        <w:spacing w:before="0" w:after="0" w:line="360" w:lineRule="auto"/>
+        <w:ind w:left="953" w:leftChars="0" w:right="0" w:rightChars="0" w:hanging="339" w:firstLineChars="0"/>
+        <w:jc w:val="both"/>
+        <w:rPr>
+          <w:sz w:val="24"/>
+          <w:szCs w:val="21"/>
+        </w:rPr>
+      </w:pPr>
+      <w:r>
+        <w:rPr>
+          <w:rFonts w:hint="default" w:ascii="Times New Roman" w:hAnsi="Times New Roman"/>
+          <w:sz w:val="24"/>
+          <w:szCs w:val="24"/>
+          <w:lang w:val="en-US"/>
+        </w:rPr>
+        <w:t></w:t>
+      </w:r>
+      <w:r>
+        <w:rPr>
+          <w:rFonts w:hint="default"/>
+          <w:sz w:val="24"/>
+          <w:szCs w:val="21"/>
+          <w:lang w:val="en-US"/>
+        </w:rPr>
+        <w:t>Using the</w:t>
+      </w:r>
+      <w:r>
+        <w:rPr>
+          <w:spacing w:val="9"/>
+          <w:sz w:val="24"/>
+          <w:szCs w:val="21"/>
+        </w:rPr>
+        <w:t xml:space="preserve"> </w:t>
+      </w:r>
+      <w:r>
+        <w:rPr>
+          <w:spacing w:val="9"/>
+          <w:sz w:val="24"/>
+          <w:szCs w:val="21"/>
+          <w:lang w:val="en-US"/>
+        </w:rPr>
+        <w:t>Multi-layer</w:t>
+      </w:r>
+      <w:r>
+        <w:rPr>
+          <w:spacing w:val="11"/>
+          <w:sz w:val="24"/>
+          <w:szCs w:val="21"/>
+        </w:rPr>
+        <w:t xml:space="preserve"> </w:t>
+      </w:r>
+      <w:r>
+        <w:rPr>
+          <w:spacing w:val="-2"/>
+          <w:sz w:val="24"/>
+          <w:szCs w:val="21"/>
+        </w:rPr>
+        <w:t>Perceptron</w:t>
       </w:r>
       <w:bookmarkStart w:id="0" w:name="_GoBack"/>
-      <w:r>
-        <w:rPr>
-          <w:rFonts w:hint="default"/>
+      <w:bookmarkEnd w:id="0"/>
+    </w:p>
+    <w:p>
+      <w:pPr>
+        <w:pStyle w:val="15"/>
+        <w:spacing w:line="360" w:lineRule="auto"/>
+        <w:rPr>
+          <w:sz w:val="20"/>
+        </w:rPr>
+      </w:pPr>
+    </w:p>
+    <w:p>
+      <w:pPr>
+        <w:pStyle w:val="15"/>
+        <w:spacing w:before="45" w:line="360" w:lineRule="auto"/>
+        <w:rPr>
+          <w:sz w:val="20"/>
+        </w:rPr>
+      </w:pPr>
+      <w:r>
+        <w:rPr>
+          <w:sz w:val="20"/>
+        </w:rPr>
+        <mc:AlternateContent>
+          <mc:Choice Requires="wpg">
+            <w:drawing>
+              <wp:anchor distT="0" distB="0" distL="0" distR="0" simplePos="0" relativeHeight="251661312" behindDoc="1" locked="0" layoutInCell="1" allowOverlap="1">
+                <wp:simplePos x="0" y="0"/>
+                <wp:positionH relativeFrom="page">
+                  <wp:posOffset>1313180</wp:posOffset>
+                </wp:positionH>
+                <wp:positionV relativeFrom="paragraph">
+                  <wp:posOffset>189230</wp:posOffset>
+                </wp:positionV>
+                <wp:extent cx="3941445" cy="4740910"/>
+                <wp:effectExtent l="0" t="0" r="1905" b="2540"/>
+                <wp:wrapTopAndBottom/>
+                <wp:docPr id="139" name="Group 139"/>
+                <wp:cNvGraphicFramePr/>
+                <a:graphic xmlns:a="http://schemas.openxmlformats.org/drawingml/2006/main">
+                  <a:graphicData uri="http://schemas.microsoft.com/office/word/2010/wordprocessingGroup">
+                    <wpg:wgp>
+                      <wpg:cNvGrpSpPr/>
+                      <wpg:grpSpPr>
+                        <a:xfrm>
+                          <a:off x="0" y="0"/>
+                          <a:ext cx="3941445" cy="4740910"/>
+                          <a:chOff x="0" y="0"/>
+                          <a:chExt cx="3941445" cy="4740910"/>
+                        </a:xfrm>
+                      </wpg:grpSpPr>
+                      <pic:pic xmlns:pic="http://schemas.openxmlformats.org/drawingml/2006/picture">
+                        <pic:nvPicPr>
+                          <pic:cNvPr id="81" name="Image 81"/>
+                          <pic:cNvPicPr/>
+                        </pic:nvPicPr>
+                        <pic:blipFill>
+                          <a:blip r:embed="rId19" cstate="print"/>
+                          <a:stretch>
+                            <a:fillRect/>
+                          </a:stretch>
+                        </pic:blipFill>
+                        <pic:spPr>
+                          <a:xfrm>
+                            <a:off x="424820" y="0"/>
+                            <a:ext cx="3091433" cy="1814099"/>
+                          </a:xfrm>
+                          <a:prstGeom prst="rect">
+                            <a:avLst/>
+                          </a:prstGeom>
+                        </pic:spPr>
+                      </pic:pic>
+                      <pic:pic xmlns:pic="http://schemas.openxmlformats.org/drawingml/2006/picture">
+                        <pic:nvPicPr>
+                          <pic:cNvPr id="82" name="Image 82"/>
+                          <pic:cNvPicPr/>
+                        </pic:nvPicPr>
+                        <pic:blipFill>
+                          <a:blip r:embed="rId20" cstate="print"/>
+                          <a:stretch>
+                            <a:fillRect/>
+                          </a:stretch>
+                        </pic:blipFill>
+                        <pic:spPr>
+                          <a:xfrm>
+                            <a:off x="0" y="1814099"/>
+                            <a:ext cx="3941074" cy="2926289"/>
+                          </a:xfrm>
+                          <a:prstGeom prst="rect">
+                            <a:avLst/>
+                          </a:prstGeom>
+                        </pic:spPr>
+                      </pic:pic>
+                    </wpg:wgp>
+                  </a:graphicData>
+                </a:graphic>
+              </wp:anchor>
+            </w:drawing>
+          </mc:Choice>
+          <mc:Fallback>
+            <w:pict>
+              <v:group id="_x0000_s1026" o:spid="_x0000_s1026" o:spt="203" style="position:absolute;left:0pt;margin-left:103.4pt;margin-top:14.9pt;height:373.3pt;width:310.35pt;mso-position-horizontal-relative:page;mso-wrap-distance-bottom:0pt;mso-wrap-distance-top:0pt;z-index:-251655168;mso-width-relative:page;mso-height-relative:page;" coordsize="3941445,4740910" o:gfxdata="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">
+                <o:lock v:ext="edit" aspectratio="f"/>
+                <v:shape id="Image 81" o:spid="_x0000_s1026" o:spt="75" type="#_x0000_t75" style="position:absolute;left:424820;top:0;height:1814099;width:3091433;" filled="f" o:preferrelative="t" stroked="f" coordsize="21600,21600" o:gfxdata="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">
+                  <v:fill on="f" focussize="0,0"/>
+                  <v:stroke on="f"/>
+                  <v:imagedata r:id="rId19" o:title=""/>
+                  <o:lock v:ext="edit" aspectratio="f"/>
+                </v:shape>
+                <v:shape id="Image 82" o:spid="_x0000_s1026" o:spt="75" type="#_x0000_t75" style="position:absolute;left:0;top:1814099;height:2926289;width:3941074;" filled="f" o:preferrelative="t" stroked="f" coordsize="21600,21600" o:gfxdata="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">
+                  <v:fill on="f" focussize="0,0"/>
+                  <v:stroke on="f"/>
+                  <v:imagedata r:id="rId20" o:title=""/>
+                  <o:lock v:ext="edit" aspectratio="f"/>
+                </v:shape>
+                <w10:wrap type="topAndBottom"/>
+              </v:group>
+            </w:pict>
+          </mc:Fallback>
+        </mc:AlternateContent>
+      </w:r>
+    </w:p>
+    <w:p>
+      <w:pPr>
+        <w:pStyle w:val="15"/>
+        <w:spacing w:after="0" w:line="360" w:lineRule="auto"/>
+        <w:rPr>
+          <w:sz w:val="20"/>
+        </w:rPr>
+        <w:sectPr>
+          <w:footerReference r:id="rId3" w:type="default"/>
+          <w:pgSz w:w="11200" w:h="15840"/>
+          <w:pgMar w:top="1420" w:right="992" w:bottom="1620" w:left="850" w:header="0" w:footer="1436" w:gutter="0"/>
+          <w:lnNumType w:countBy="0" w:restart="continuous"/>
+          <w:cols w:space="720" w:num="1"/>
+        </w:sectPr>
+      </w:pPr>
+    </w:p>
+    <w:p>
+      <w:pPr>
+        <w:pStyle w:val="258"/>
+        <w:numPr>
+          <w:ilvl w:val="0"/>
+          <w:numId w:val="25"/>
+        </w:numPr>
+        <w:tabs>
+          <w:tab w:val="left" w:pos="1830"/>
+        </w:tabs>
+        <w:spacing w:before="80" w:after="0" w:line="360" w:lineRule="auto"/>
+        <w:ind w:left="1830" w:right="0" w:hanging="339"/>
+        <w:jc w:val="left"/>
+        <w:rPr>
+          <w:sz w:val="22"/>
+        </w:rPr>
+      </w:pPr>
+      <w:r>
+        <w:rPr>
+          <w:sz w:val="22"/>
+        </w:rPr>
+        <w:t>Now</w:t>
+      </w:r>
+      <w:r>
+        <w:rPr>
+          <w:spacing w:val="9"/>
+          <w:sz w:val="22"/>
+        </w:rPr>
+        <w:t xml:space="preserve"> </w:t>
+      </w:r>
+      <w:r>
+        <w:rPr>
+          <w:sz w:val="22"/>
+        </w:rPr>
+        <w:t>we</w:t>
+      </w:r>
+      <w:r>
+        <w:rPr>
+          <w:spacing w:val="6"/>
+          <w:sz w:val="22"/>
+        </w:rPr>
+        <w:t xml:space="preserve"> </w:t>
+      </w:r>
+      <w:r>
+        <w:rPr>
+          <w:sz w:val="22"/>
+        </w:rPr>
+        <w:t>have</w:t>
+      </w:r>
+      <w:r>
+        <w:rPr>
+          <w:spacing w:val="10"/>
+          <w:sz w:val="22"/>
+        </w:rPr>
+        <w:t xml:space="preserve"> </w:t>
+      </w:r>
+      <w:r>
+        <w:rPr>
+          <w:sz w:val="22"/>
+        </w:rPr>
+        <w:t>used</w:t>
+      </w:r>
+      <w:r>
+        <w:rPr>
+          <w:spacing w:val="7"/>
+          <w:sz w:val="22"/>
+        </w:rPr>
+        <w:t xml:space="preserve"> </w:t>
+      </w:r>
+      <w:r>
+        <w:rPr>
+          <w:sz w:val="22"/>
+        </w:rPr>
+        <w:t>Naive</w:t>
+      </w:r>
+      <w:r>
+        <w:rPr>
+          <w:spacing w:val="10"/>
+          <w:sz w:val="22"/>
+        </w:rPr>
+        <w:t xml:space="preserve"> </w:t>
+      </w:r>
+      <w:r>
+        <w:rPr>
+          <w:sz w:val="22"/>
+        </w:rPr>
+        <w:t>Bayes</w:t>
+      </w:r>
+      <w:r>
+        <w:rPr>
+          <w:spacing w:val="10"/>
+          <w:sz w:val="22"/>
+        </w:rPr>
+        <w:t xml:space="preserve"> </w:t>
+      </w:r>
+      <w:r>
+        <w:rPr>
+          <w:spacing w:val="-2"/>
+          <w:sz w:val="22"/>
+        </w:rPr>
+        <w:t>Classifier.</w:t>
+      </w:r>
+    </w:p>
+    <w:p>
+      <w:pPr>
+        <w:pStyle w:val="15"/>
+        <w:spacing w:line="360" w:lineRule="auto"/>
+        <w:rPr>
+          <w:sz w:val="20"/>
+        </w:rPr>
+      </w:pPr>
+    </w:p>
+    <w:p>
+      <w:pPr>
+        <w:pStyle w:val="15"/>
+        <w:spacing w:before="140" w:line="360" w:lineRule="auto"/>
+        <w:rPr>
+          <w:sz w:val="20"/>
+        </w:rPr>
+      </w:pPr>
+      <w:r>
+        <w:rPr>
+          <w:sz w:val="20"/>
+        </w:rPr>
+        <w:drawing>
+          <wp:anchor distT="0" distB="0" distL="0" distR="0" simplePos="0" relativeHeight="251661312" behindDoc="1" locked="0" layoutInCell="1" allowOverlap="1">
+            <wp:simplePos x="0" y="0"/>
+            <wp:positionH relativeFrom="page">
+              <wp:posOffset>1462405</wp:posOffset>
+            </wp:positionH>
+            <wp:positionV relativeFrom="paragraph">
+              <wp:posOffset>250190</wp:posOffset>
+            </wp:positionV>
+            <wp:extent cx="4780280" cy="3061970"/>
+            <wp:effectExtent l="0" t="0" r="1270" b="5080"/>
+            <wp:wrapTopAndBottom/>
+            <wp:docPr id="84" name="Image 84"/>
+            <wp:cNvGraphicFramePr/>
+            <a:graphic xmlns:a="http://schemas.openxmlformats.org/drawingml/2006/main">
+              <a:graphicData uri="http://schemas.openxmlformats.org/drawingml/2006/picture">
+                <pic:pic xmlns:pic="http://schemas.openxmlformats.org/drawingml/2006/picture">
+                  <pic:nvPicPr>
+                    <pic:cNvPr id="84" name="Image 84"/>
+                    <pic:cNvPicPr/>
+                  </pic:nvPicPr>
+                  <pic:blipFill>
+                    <a:blip r:embed="rId21" cstate="print"/>
+                    <a:stretch>
+                      <a:fillRect/>
+                    </a:stretch>
+                  </pic:blipFill>
+                  <pic:spPr>
+                    <a:xfrm>
+                      <a:off x="0" y="0"/>
+                      <a:ext cx="4780471" cy="3061716"/>
+                    </a:xfrm>
+                    <a:prstGeom prst="rect">
+                      <a:avLst/>
+                    </a:prstGeom>
+                  </pic:spPr>
+                </pic:pic>
+              </a:graphicData>
+            </a:graphic>
+          </wp:anchor>
+        </w:drawing>
+      </w:r>
+    </w:p>
+    <w:p>
+      <w:pPr>
+        <w:pStyle w:val="15"/>
+        <w:spacing w:line="360" w:lineRule="auto"/>
+        <w:rPr>
+          <w:sz w:val="20"/>
+        </w:rPr>
+      </w:pPr>
+    </w:p>
+    <w:p>
+      <w:pPr>
+        <w:pStyle w:val="15"/>
+        <w:spacing w:before="27" w:line="360" w:lineRule="auto"/>
+        <w:rPr>
+          <w:sz w:val="20"/>
+        </w:rPr>
+      </w:pPr>
+      <w:r>
+        <w:rPr>
+          <w:sz w:val="20"/>
+        </w:rPr>
+        <w:drawing>
+          <wp:anchor distT="0" distB="0" distL="0" distR="0" simplePos="0" relativeHeight="251662336" behindDoc="1" locked="0" layoutInCell="1" allowOverlap="1">
+            <wp:simplePos x="0" y="0"/>
+            <wp:positionH relativeFrom="page">
+              <wp:posOffset>1797685</wp:posOffset>
+            </wp:positionH>
+            <wp:positionV relativeFrom="paragraph">
+              <wp:posOffset>178435</wp:posOffset>
+            </wp:positionV>
+            <wp:extent cx="4100830" cy="3328670"/>
+            <wp:effectExtent l="0" t="0" r="13970" b="5080"/>
+            <wp:wrapTopAndBottom/>
+            <wp:docPr id="85" name="Image 85"/>
+            <wp:cNvGraphicFramePr/>
+            <a:graphic xmlns:a="http://schemas.openxmlformats.org/drawingml/2006/main">
+              <a:graphicData uri="http://schemas.openxmlformats.org/drawingml/2006/picture">
+                <pic:pic xmlns:pic="http://schemas.openxmlformats.org/drawingml/2006/picture">
+                  <pic:nvPicPr>
+                    <pic:cNvPr id="85" name="Image 85"/>
+                    <pic:cNvPicPr/>
+                  </pic:nvPicPr>
+                  <pic:blipFill>
+                    <a:blip r:embed="rId22" cstate="print"/>
+                    <a:stretch>
+                      <a:fillRect/>
+                    </a:stretch>
+                  </pic:blipFill>
+                  <pic:spPr>
+                    <a:xfrm>
+                      <a:off x="0" y="0"/>
+                      <a:ext cx="4101058" cy="3328416"/>
+                    </a:xfrm>
+                    <a:prstGeom prst="rect">
+                      <a:avLst/>
+                    </a:prstGeom>
+                  </pic:spPr>
+                </pic:pic>
+              </a:graphicData>
+            </a:graphic>
+          </wp:anchor>
+        </w:drawing>
+      </w:r>
+    </w:p>
+    <w:p>
+      <w:pPr>
+        <w:spacing w:before="92" w:line="360" w:lineRule="auto"/>
+        <w:ind w:left="3943" w:right="0" w:firstLine="0"/>
+        <w:jc w:val="left"/>
+        <w:rPr>
+          <w:sz w:val="17"/>
+        </w:rPr>
+      </w:pPr>
+      <w:r>
+        <w:rPr>
+          <w:sz w:val="17"/>
           <w:lang w:val="en-US"/>
         </w:rPr>
-        <w:t>.3 Splitting Dataset</w:t>
+        <w:t>Figure 4.3.</w:t>
+      </w:r>
+      <w:r>
+        <w:rPr>
+          <w:sz w:val="17"/>
+        </w:rPr>
+        <w:t>11</w:t>
+      </w:r>
+      <w:r>
+        <w:rPr>
+          <w:spacing w:val="-5"/>
+          <w:sz w:val="17"/>
+        </w:rPr>
+        <w:t xml:space="preserve"> </w:t>
+      </w:r>
+      <w:r>
+        <w:rPr>
+          <w:sz w:val="17"/>
+        </w:rPr>
+        <w:t>Naive</w:t>
+      </w:r>
+      <w:r>
+        <w:rPr>
+          <w:spacing w:val="-7"/>
+          <w:sz w:val="17"/>
+        </w:rPr>
+        <w:t xml:space="preserve"> </w:t>
+      </w:r>
+      <w:r>
+        <w:rPr>
+          <w:sz w:val="17"/>
+        </w:rPr>
+        <w:t>Bayes</w:t>
+      </w:r>
+      <w:r>
+        <w:rPr>
+          <w:spacing w:val="-4"/>
+          <w:sz w:val="17"/>
+        </w:rPr>
+        <w:t xml:space="preserve"> </w:t>
+      </w:r>
+      <w:r>
+        <w:rPr>
+          <w:spacing w:val="-2"/>
+          <w:sz w:val="17"/>
+        </w:rPr>
+        <w:t>Accuracy</w:t>
       </w:r>
     </w:p>
-    <w:bookmarkEnd w:id="0"/>
+    <w:p>
+      <w:pPr>
+        <w:spacing w:after="0" w:line="360" w:lineRule="auto"/>
+        <w:jc w:val="left"/>
+        <w:rPr>
+          <w:sz w:val="17"/>
+        </w:rPr>
+        <w:sectPr>
+          <w:footerReference r:id="rId4" w:type="default"/>
+          <w:pgSz w:w="11200" w:h="15840"/>
+          <w:pgMar w:top="1260" w:right="992" w:bottom="1540" w:left="850" w:header="0" w:footer="1341" w:gutter="0"/>
+          <w:cols w:space="720" w:num="1"/>
+        </w:sectPr>
+      </w:pPr>
+    </w:p>
+    <w:p>
+      <w:pPr>
+        <w:pStyle w:val="258"/>
+        <w:numPr>
+          <w:ilvl w:val="0"/>
+          <w:numId w:val="26"/>
+        </w:numPr>
+        <w:tabs>
+          <w:tab w:val="left" w:pos="953"/>
+        </w:tabs>
+        <w:spacing w:before="89" w:after="0" w:line="360" w:lineRule="auto"/>
+        <w:ind w:left="953" w:right="0" w:hanging="339"/>
+        <w:jc w:val="left"/>
+        <w:rPr>
+          <w:sz w:val="22"/>
+        </w:rPr>
+      </w:pPr>
+      <w:r>
+        <w:rPr>
+          <w:sz w:val="22"/>
+        </w:rPr>
+        <w:t>Now</w:t>
+      </w:r>
+      <w:r>
+        <w:rPr>
+          <w:spacing w:val="11"/>
+          <w:sz w:val="22"/>
+        </w:rPr>
+        <w:t xml:space="preserve"> </w:t>
+      </w:r>
+      <w:r>
+        <w:rPr>
+          <w:sz w:val="22"/>
+        </w:rPr>
+        <w:t>we</w:t>
+      </w:r>
+      <w:r>
+        <w:rPr>
+          <w:spacing w:val="7"/>
+          <w:sz w:val="22"/>
+        </w:rPr>
+        <w:t xml:space="preserve"> </w:t>
+      </w:r>
+      <w:r>
+        <w:rPr>
+          <w:sz w:val="22"/>
+        </w:rPr>
+        <w:t>have</w:t>
+      </w:r>
+      <w:r>
+        <w:rPr>
+          <w:spacing w:val="12"/>
+          <w:sz w:val="22"/>
+        </w:rPr>
+        <w:t xml:space="preserve"> </w:t>
+      </w:r>
+      <w:r>
+        <w:rPr>
+          <w:sz w:val="22"/>
+        </w:rPr>
+        <w:t>used</w:t>
+      </w:r>
+      <w:r>
+        <w:rPr>
+          <w:spacing w:val="8"/>
+          <w:sz w:val="22"/>
+        </w:rPr>
+        <w:t xml:space="preserve"> </w:t>
+      </w:r>
+      <w:r>
+        <w:rPr>
+          <w:sz w:val="22"/>
+        </w:rPr>
+        <w:t>Support</w:t>
+      </w:r>
+      <w:r>
+        <w:rPr>
+          <w:spacing w:val="9"/>
+          <w:sz w:val="22"/>
+        </w:rPr>
+        <w:t xml:space="preserve"> </w:t>
+      </w:r>
+      <w:r>
+        <w:rPr>
+          <w:sz w:val="22"/>
+        </w:rPr>
+        <w:t>Vector</w:t>
+      </w:r>
+      <w:r>
+        <w:rPr>
+          <w:spacing w:val="11"/>
+          <w:sz w:val="22"/>
+        </w:rPr>
+        <w:t xml:space="preserve"> </w:t>
+      </w:r>
+      <w:r>
+        <w:rPr>
+          <w:spacing w:val="-2"/>
+          <w:sz w:val="22"/>
+        </w:rPr>
+        <w:t>Classifier.</w:t>
+      </w:r>
+    </w:p>
+    <w:p>
+      <w:pPr>
+        <w:pStyle w:val="15"/>
+        <w:spacing w:line="360" w:lineRule="auto"/>
+        <w:rPr>
+          <w:sz w:val="20"/>
+        </w:rPr>
+      </w:pPr>
+    </w:p>
+    <w:p>
+      <w:pPr>
+        <w:pStyle w:val="15"/>
+        <w:spacing w:before="116" w:line="360" w:lineRule="auto"/>
+        <w:rPr>
+          <w:sz w:val="20"/>
+        </w:rPr>
+      </w:pPr>
+      <w:r>
+        <w:rPr>
+          <w:sz w:val="20"/>
+        </w:rPr>
+        <w:drawing>
+          <wp:anchor distT="0" distB="0" distL="0" distR="0" simplePos="0" relativeHeight="251663360" behindDoc="1" locked="0" layoutInCell="1" allowOverlap="1">
+            <wp:simplePos x="0" y="0"/>
+            <wp:positionH relativeFrom="page">
+              <wp:posOffset>1083310</wp:posOffset>
+            </wp:positionH>
+            <wp:positionV relativeFrom="paragraph">
+              <wp:posOffset>234950</wp:posOffset>
+            </wp:positionV>
+            <wp:extent cx="4446270" cy="2914650"/>
+            <wp:effectExtent l="0" t="0" r="11430" b="0"/>
+            <wp:wrapTopAndBottom/>
+            <wp:docPr id="86" name="Image 86"/>
+            <wp:cNvGraphicFramePr/>
+            <a:graphic xmlns:a="http://schemas.openxmlformats.org/drawingml/2006/main">
+              <a:graphicData uri="http://schemas.openxmlformats.org/drawingml/2006/picture">
+                <pic:pic xmlns:pic="http://schemas.openxmlformats.org/drawingml/2006/picture">
+                  <pic:nvPicPr>
+                    <pic:cNvPr id="86" name="Image 86"/>
+                    <pic:cNvPicPr/>
+                  </pic:nvPicPr>
+                  <pic:blipFill>
+                    <a:blip r:embed="rId23" cstate="print"/>
+                    <a:stretch>
+                      <a:fillRect/>
+                    </a:stretch>
+                  </pic:blipFill>
+                  <pic:spPr>
+                    <a:xfrm>
+                      <a:off x="0" y="0"/>
+                      <a:ext cx="4446331" cy="2914650"/>
+                    </a:xfrm>
+                    <a:prstGeom prst="rect">
+                      <a:avLst/>
+                    </a:prstGeom>
+                  </pic:spPr>
+                </pic:pic>
+              </a:graphicData>
+            </a:graphic>
+          </wp:anchor>
+        </w:drawing>
+      </w:r>
+    </w:p>
+    <w:p>
+      <w:pPr>
+        <w:pStyle w:val="15"/>
+        <w:spacing w:line="360" w:lineRule="auto"/>
+        <w:rPr>
+          <w:sz w:val="20"/>
+        </w:rPr>
+      </w:pPr>
+    </w:p>
+    <w:p>
+      <w:pPr>
+        <w:pStyle w:val="15"/>
+        <w:spacing w:line="360" w:lineRule="auto"/>
+        <w:rPr>
+          <w:sz w:val="20"/>
+        </w:rPr>
+      </w:pPr>
+    </w:p>
+    <w:p>
+      <w:pPr>
+        <w:pStyle w:val="15"/>
+        <w:spacing w:before="166" w:line="360" w:lineRule="auto"/>
+        <w:rPr>
+          <w:sz w:val="20"/>
+        </w:rPr>
+      </w:pPr>
+      <w:r>
+        <w:rPr>
+          <w:sz w:val="20"/>
+        </w:rPr>
+        <w:drawing>
+          <wp:anchor distT="0" distB="0" distL="0" distR="0" simplePos="0" relativeHeight="251663360" behindDoc="1" locked="0" layoutInCell="1" allowOverlap="1">
+            <wp:simplePos x="0" y="0"/>
+            <wp:positionH relativeFrom="page">
+              <wp:posOffset>1059180</wp:posOffset>
+            </wp:positionH>
+            <wp:positionV relativeFrom="paragraph">
+              <wp:posOffset>266700</wp:posOffset>
+            </wp:positionV>
+            <wp:extent cx="4485640" cy="3249930"/>
+            <wp:effectExtent l="0" t="0" r="10160" b="7620"/>
+            <wp:wrapTopAndBottom/>
+            <wp:docPr id="87" name="Image 87"/>
+            <wp:cNvGraphicFramePr/>
+            <a:graphic xmlns:a="http://schemas.openxmlformats.org/drawingml/2006/main">
+              <a:graphicData uri="http://schemas.openxmlformats.org/drawingml/2006/picture">
+                <pic:pic xmlns:pic="http://schemas.openxmlformats.org/drawingml/2006/picture">
+                  <pic:nvPicPr>
+                    <pic:cNvPr id="87" name="Image 87"/>
+                    <pic:cNvPicPr/>
+                  </pic:nvPicPr>
+                  <pic:blipFill>
+                    <a:blip r:embed="rId24" cstate="print"/>
+                    <a:stretch>
+                      <a:fillRect/>
+                    </a:stretch>
+                  </pic:blipFill>
+                  <pic:spPr>
+                    <a:xfrm>
+                      <a:off x="0" y="0"/>
+                      <a:ext cx="4485512" cy="3250120"/>
+                    </a:xfrm>
+                    <a:prstGeom prst="rect">
+                      <a:avLst/>
+                    </a:prstGeom>
+                  </pic:spPr>
+                </pic:pic>
+              </a:graphicData>
+            </a:graphic>
+          </wp:anchor>
+        </w:drawing>
+      </w:r>
+    </w:p>
+    <w:p>
+      <w:pPr>
+        <w:spacing w:before="88" w:line="360" w:lineRule="auto"/>
+        <w:ind w:left="2660" w:right="0" w:firstLine="0"/>
+        <w:jc w:val="left"/>
+        <w:rPr>
+          <w:sz w:val="17"/>
+        </w:rPr>
+      </w:pPr>
+      <w:r>
+        <w:rPr>
+          <w:sz w:val="17"/>
+          <w:lang w:val="en-US"/>
+        </w:rPr>
+        <w:t>Figure 4.3.</w:t>
+      </w:r>
+      <w:r>
+        <w:rPr>
+          <w:sz w:val="17"/>
+        </w:rPr>
+        <w:t>12</w:t>
+      </w:r>
+      <w:r>
+        <w:rPr>
+          <w:spacing w:val="-5"/>
+          <w:sz w:val="17"/>
+        </w:rPr>
+        <w:t xml:space="preserve"> </w:t>
+      </w:r>
+      <w:r>
+        <w:rPr>
+          <w:sz w:val="17"/>
+        </w:rPr>
+        <w:t>Support</w:t>
+      </w:r>
+      <w:r>
+        <w:rPr>
+          <w:spacing w:val="-9"/>
+          <w:sz w:val="17"/>
+        </w:rPr>
+        <w:t xml:space="preserve"> </w:t>
+      </w:r>
+      <w:r>
+        <w:rPr>
+          <w:sz w:val="17"/>
+        </w:rPr>
+        <w:t>Vector</w:t>
+      </w:r>
+      <w:r>
+        <w:rPr>
+          <w:spacing w:val="-7"/>
+          <w:sz w:val="17"/>
+        </w:rPr>
+        <w:t xml:space="preserve"> </w:t>
+      </w:r>
+      <w:r>
+        <w:rPr>
+          <w:sz w:val="17"/>
+        </w:rPr>
+        <w:t>Machine</w:t>
+      </w:r>
+      <w:r>
+        <w:rPr>
+          <w:spacing w:val="-8"/>
+          <w:sz w:val="17"/>
+        </w:rPr>
+        <w:t xml:space="preserve"> </w:t>
+      </w:r>
+      <w:r>
+        <w:rPr>
+          <w:spacing w:val="-2"/>
+          <w:sz w:val="17"/>
+        </w:rPr>
+        <w:t>Accuracy</w:t>
+      </w:r>
+    </w:p>
+    <w:p>
+      <w:pPr>
+        <w:spacing w:after="0" w:line="360" w:lineRule="auto"/>
+        <w:jc w:val="left"/>
+        <w:rPr>
+          <w:sz w:val="17"/>
+        </w:rPr>
+        <w:sectPr>
+          <w:pgSz w:w="11200" w:h="15840"/>
+          <w:pgMar w:top="1640" w:right="992" w:bottom="1540" w:left="850" w:header="0" w:footer="1341" w:gutter="0"/>
+          <w:cols w:space="720" w:num="1"/>
+        </w:sectPr>
+      </w:pPr>
+    </w:p>
+    <w:p>
+      <w:pPr>
+        <w:pStyle w:val="258"/>
+        <w:numPr>
+          <w:ilvl w:val="1"/>
+          <w:numId w:val="26"/>
+        </w:numPr>
+        <w:tabs>
+          <w:tab w:val="left" w:pos="1830"/>
+        </w:tabs>
+        <w:spacing w:before="89" w:after="0" w:line="360" w:lineRule="auto"/>
+        <w:ind w:left="1830" w:right="0" w:hanging="339"/>
+        <w:jc w:val="left"/>
+        <w:rPr>
+          <w:sz w:val="22"/>
+        </w:rPr>
+      </w:pPr>
+      <w:r>
+        <w:rPr>
+          <w:sz w:val="22"/>
+        </w:rPr>
+        <w:t>Now</w:t>
+      </w:r>
+      <w:r>
+        <w:rPr>
+          <w:spacing w:val="11"/>
+          <w:sz w:val="22"/>
+        </w:rPr>
+        <w:t xml:space="preserve"> </w:t>
+      </w:r>
+      <w:r>
+        <w:rPr>
+          <w:sz w:val="22"/>
+        </w:rPr>
+        <w:t>we</w:t>
+      </w:r>
+      <w:r>
+        <w:rPr>
+          <w:spacing w:val="7"/>
+          <w:sz w:val="22"/>
+        </w:rPr>
+        <w:t xml:space="preserve"> </w:t>
+      </w:r>
+      <w:r>
+        <w:rPr>
+          <w:sz w:val="22"/>
+        </w:rPr>
+        <w:t>have</w:t>
+      </w:r>
+      <w:r>
+        <w:rPr>
+          <w:spacing w:val="12"/>
+          <w:sz w:val="22"/>
+        </w:rPr>
+        <w:t xml:space="preserve"> </w:t>
+      </w:r>
+      <w:r>
+        <w:rPr>
+          <w:sz w:val="22"/>
+        </w:rPr>
+        <w:t>used</w:t>
+      </w:r>
+      <w:r>
+        <w:rPr>
+          <w:spacing w:val="9"/>
+          <w:sz w:val="22"/>
+        </w:rPr>
+        <w:t xml:space="preserve"> </w:t>
+      </w:r>
+      <w:r>
+        <w:rPr>
+          <w:sz w:val="22"/>
+        </w:rPr>
+        <w:t>KNN</w:t>
+      </w:r>
+      <w:r>
+        <w:rPr>
+          <w:spacing w:val="13"/>
+          <w:sz w:val="22"/>
+        </w:rPr>
+        <w:t xml:space="preserve"> </w:t>
+      </w:r>
+      <w:r>
+        <w:rPr>
+          <w:sz w:val="22"/>
+        </w:rPr>
+        <w:t>Classifier</w:t>
+      </w:r>
+      <w:r>
+        <w:rPr>
+          <w:spacing w:val="8"/>
+          <w:sz w:val="22"/>
+        </w:rPr>
+        <w:t xml:space="preserve"> </w:t>
+      </w:r>
+      <w:r>
+        <w:rPr>
+          <w:spacing w:val="-2"/>
+          <w:sz w:val="22"/>
+        </w:rPr>
+        <w:t>Model.</w:t>
+      </w:r>
+    </w:p>
+    <w:p>
+      <w:pPr>
+        <w:pStyle w:val="15"/>
+        <w:spacing w:line="360" w:lineRule="auto"/>
+        <w:rPr>
+          <w:sz w:val="20"/>
+        </w:rPr>
+      </w:pPr>
+    </w:p>
+    <w:p>
+      <w:pPr>
+        <w:pStyle w:val="15"/>
+        <w:spacing w:before="44" w:line="360" w:lineRule="auto"/>
+        <w:rPr>
+          <w:sz w:val="20"/>
+        </w:rPr>
+      </w:pPr>
+      <w:r>
+        <w:rPr>
+          <w:sz w:val="20"/>
+        </w:rPr>
+        <w:drawing>
+          <wp:anchor distT="0" distB="0" distL="0" distR="0" simplePos="0" relativeHeight="251664384" behindDoc="1" locked="0" layoutInCell="1" allowOverlap="1">
+            <wp:simplePos x="0" y="0"/>
+            <wp:positionH relativeFrom="page">
+              <wp:posOffset>1917065</wp:posOffset>
+            </wp:positionH>
+            <wp:positionV relativeFrom="paragraph">
+              <wp:posOffset>189230</wp:posOffset>
+            </wp:positionV>
+            <wp:extent cx="3875405" cy="2446655"/>
+            <wp:effectExtent l="0" t="0" r="10795" b="10795"/>
+            <wp:wrapTopAndBottom/>
+            <wp:docPr id="88" name="Image 88"/>
+            <wp:cNvGraphicFramePr/>
+            <a:graphic xmlns:a="http://schemas.openxmlformats.org/drawingml/2006/main">
+              <a:graphicData uri="http://schemas.openxmlformats.org/drawingml/2006/picture">
+                <pic:pic xmlns:pic="http://schemas.openxmlformats.org/drawingml/2006/picture">
+                  <pic:nvPicPr>
+                    <pic:cNvPr id="88" name="Image 88"/>
+                    <pic:cNvPicPr/>
+                  </pic:nvPicPr>
+                  <pic:blipFill>
+                    <a:blip r:embed="rId25" cstate="print"/>
+                    <a:stretch>
+                      <a:fillRect/>
+                    </a:stretch>
+                  </pic:blipFill>
+                  <pic:spPr>
+                    <a:xfrm>
+                      <a:off x="0" y="0"/>
+                      <a:ext cx="3875693" cy="2446972"/>
+                    </a:xfrm>
+                    <a:prstGeom prst="rect">
+                      <a:avLst/>
+                    </a:prstGeom>
+                  </pic:spPr>
+                </pic:pic>
+              </a:graphicData>
+            </a:graphic>
+          </wp:anchor>
+        </w:drawing>
+      </w:r>
+    </w:p>
+    <w:p>
+      <w:pPr>
+        <w:pStyle w:val="15"/>
+        <w:spacing w:line="360" w:lineRule="auto"/>
+        <w:rPr>
+          <w:sz w:val="20"/>
+        </w:rPr>
+      </w:pPr>
+    </w:p>
+    <w:p>
+      <w:pPr>
+        <w:pStyle w:val="15"/>
+        <w:spacing w:line="360" w:lineRule="auto"/>
+        <w:rPr>
+          <w:sz w:val="20"/>
+        </w:rPr>
+      </w:pPr>
+    </w:p>
+    <w:p>
+      <w:pPr>
+        <w:pStyle w:val="15"/>
+        <w:spacing w:before="181" w:line="360" w:lineRule="auto"/>
+        <w:rPr>
+          <w:sz w:val="20"/>
+        </w:rPr>
+      </w:pPr>
+      <w:r>
+        <w:rPr>
+          <w:sz w:val="20"/>
+        </w:rPr>
+        <w:drawing>
+          <wp:anchor distT="0" distB="0" distL="0" distR="0" simplePos="0" relativeHeight="251664384" behindDoc="1" locked="0" layoutInCell="1" allowOverlap="1">
+            <wp:simplePos x="0" y="0"/>
+            <wp:positionH relativeFrom="page">
+              <wp:posOffset>1489710</wp:posOffset>
+            </wp:positionH>
+            <wp:positionV relativeFrom="paragraph">
+              <wp:posOffset>276225</wp:posOffset>
+            </wp:positionV>
+            <wp:extent cx="4739640" cy="3580130"/>
+            <wp:effectExtent l="0" t="0" r="3810" b="1270"/>
+            <wp:wrapTopAndBottom/>
+            <wp:docPr id="89" name="Image 89"/>
+            <wp:cNvGraphicFramePr/>
+            <a:graphic xmlns:a="http://schemas.openxmlformats.org/drawingml/2006/main">
+              <a:graphicData uri="http://schemas.openxmlformats.org/drawingml/2006/picture">
+                <pic:pic xmlns:pic="http://schemas.openxmlformats.org/drawingml/2006/picture">
+                  <pic:nvPicPr>
+                    <pic:cNvPr id="89" name="Image 89"/>
+                    <pic:cNvPicPr/>
+                  </pic:nvPicPr>
+                  <pic:blipFill>
+                    <a:blip r:embed="rId26" cstate="print"/>
+                    <a:stretch>
+                      <a:fillRect/>
+                    </a:stretch>
+                  </pic:blipFill>
+                  <pic:spPr>
+                    <a:xfrm>
+                      <a:off x="0" y="0"/>
+                      <a:ext cx="4739425" cy="3580161"/>
+                    </a:xfrm>
+                    <a:prstGeom prst="rect">
+                      <a:avLst/>
+                    </a:prstGeom>
+                  </pic:spPr>
+                </pic:pic>
+              </a:graphicData>
+            </a:graphic>
+          </wp:anchor>
+        </w:drawing>
+      </w:r>
+    </w:p>
+    <w:p>
+      <w:pPr>
+        <w:spacing w:before="91" w:line="360" w:lineRule="auto"/>
+        <w:ind w:left="3683" w:right="0" w:firstLine="0"/>
+        <w:jc w:val="left"/>
+        <w:rPr>
+          <w:sz w:val="17"/>
+        </w:rPr>
+      </w:pPr>
+      <w:r>
+        <w:rPr>
+          <w:sz w:val="17"/>
+          <w:lang w:val="en-US"/>
+        </w:rPr>
+        <w:t>Figure 4.3.</w:t>
+      </w:r>
+      <w:r>
+        <w:rPr>
+          <w:sz w:val="17"/>
+        </w:rPr>
+        <w:t>13</w:t>
+      </w:r>
+      <w:r>
+        <w:rPr>
+          <w:spacing w:val="-6"/>
+          <w:sz w:val="17"/>
+        </w:rPr>
+        <w:t xml:space="preserve"> </w:t>
+      </w:r>
+      <w:r>
+        <w:rPr>
+          <w:sz w:val="17"/>
+        </w:rPr>
+        <w:t>K-Nearest</w:t>
+      </w:r>
+      <w:r>
+        <w:rPr>
+          <w:spacing w:val="-8"/>
+          <w:sz w:val="17"/>
+        </w:rPr>
+        <w:t xml:space="preserve"> </w:t>
+      </w:r>
+      <w:r>
+        <w:rPr>
+          <w:sz w:val="17"/>
+        </w:rPr>
+        <w:t>Neighbor</w:t>
+      </w:r>
+      <w:r>
+        <w:rPr>
+          <w:spacing w:val="-9"/>
+          <w:sz w:val="17"/>
+        </w:rPr>
+        <w:t xml:space="preserve"> </w:t>
+      </w:r>
+      <w:r>
+        <w:rPr>
+          <w:spacing w:val="-2"/>
+          <w:sz w:val="17"/>
+        </w:rPr>
+        <w:t>Accuracy</w:t>
+      </w:r>
+    </w:p>
+    <w:p>
+      <w:pPr>
+        <w:spacing w:after="0" w:line="360" w:lineRule="auto"/>
+        <w:jc w:val="left"/>
+        <w:rPr>
+          <w:sz w:val="17"/>
+        </w:rPr>
+        <w:sectPr>
+          <w:pgSz w:w="11200" w:h="15840"/>
+          <w:pgMar w:top="1640" w:right="992" w:bottom="1540" w:left="850" w:header="0" w:footer="1341" w:gutter="0"/>
+          <w:cols w:space="720" w:num="1"/>
+        </w:sectPr>
+      </w:pPr>
+    </w:p>
+    <w:p>
+      <w:pPr>
+        <w:pStyle w:val="15"/>
+        <w:spacing w:line="360" w:lineRule="auto"/>
+        <w:ind w:left="1450"/>
+        <w:rPr>
+          <w:sz w:val="20"/>
+        </w:rPr>
+      </w:pPr>
+      <w:r>
+        <w:rPr>
+          <w:sz w:val="20"/>
+        </w:rPr>
+        <w:drawing>
+          <wp:inline distT="0" distB="0" distL="0" distR="0">
+            <wp:extent cx="3756025" cy="2807970"/>
+            <wp:effectExtent l="0" t="0" r="15875" b="11430"/>
+            <wp:docPr id="90" name="Image 90"/>
+            <wp:cNvGraphicFramePr/>
+            <a:graphic xmlns:a="http://schemas.openxmlformats.org/drawingml/2006/main">
+              <a:graphicData uri="http://schemas.openxmlformats.org/drawingml/2006/picture">
+                <pic:pic xmlns:pic="http://schemas.openxmlformats.org/drawingml/2006/picture">
+                  <pic:nvPicPr>
+                    <pic:cNvPr id="90" name="Image 90"/>
+                    <pic:cNvPicPr/>
+                  </pic:nvPicPr>
+                  <pic:blipFill>
+                    <a:blip r:embed="rId27" cstate="print"/>
+                    <a:stretch>
+                      <a:fillRect/>
+                    </a:stretch>
+                  </pic:blipFill>
+                  <pic:spPr>
+                    <a:xfrm>
+                      <a:off x="0" y="0"/>
+                      <a:ext cx="3756539" cy="2807970"/>
+                    </a:xfrm>
+                    <a:prstGeom prst="rect">
+                      <a:avLst/>
+                    </a:prstGeom>
+                  </pic:spPr>
+                </pic:pic>
+              </a:graphicData>
+            </a:graphic>
+          </wp:inline>
+        </w:drawing>
+      </w:r>
+    </w:p>
+    <w:p>
+      <w:pPr>
+        <w:spacing w:before="112" w:line="360" w:lineRule="auto"/>
+        <w:ind w:left="2594" w:right="0" w:firstLine="0"/>
+        <w:jc w:val="left"/>
+        <w:rPr>
+          <w:sz w:val="17"/>
+        </w:rPr>
+      </w:pPr>
+      <w:r>
+        <w:rPr>
+          <w:sz w:val="17"/>
+          <w:lang w:val="en-US"/>
+        </w:rPr>
+        <w:t>Figure 4.3.</w:t>
+      </w:r>
+      <w:r>
+        <w:rPr>
+          <w:sz w:val="17"/>
+        </w:rPr>
+        <w:t>14</w:t>
+      </w:r>
+      <w:r>
+        <w:rPr>
+          <w:spacing w:val="-4"/>
+          <w:sz w:val="17"/>
+        </w:rPr>
+        <w:t xml:space="preserve"> </w:t>
+      </w:r>
+      <w:r>
+        <w:rPr>
+          <w:sz w:val="17"/>
+        </w:rPr>
+        <w:t>Training</w:t>
+      </w:r>
+      <w:r>
+        <w:rPr>
+          <w:spacing w:val="-7"/>
+          <w:sz w:val="17"/>
+        </w:rPr>
+        <w:t xml:space="preserve"> </w:t>
+      </w:r>
+      <w:r>
+        <w:rPr>
+          <w:sz w:val="17"/>
+        </w:rPr>
+        <w:t>Accuracy</w:t>
+      </w:r>
+      <w:r>
+        <w:rPr>
+          <w:spacing w:val="-7"/>
+          <w:sz w:val="17"/>
+        </w:rPr>
+        <w:t xml:space="preserve"> </w:t>
+      </w:r>
+      <w:r>
+        <w:rPr>
+          <w:sz w:val="17"/>
+        </w:rPr>
+        <w:t>vs</w:t>
+      </w:r>
+      <w:r>
+        <w:rPr>
+          <w:spacing w:val="-6"/>
+          <w:sz w:val="17"/>
+        </w:rPr>
+        <w:t xml:space="preserve"> </w:t>
+      </w:r>
+      <w:r>
+        <w:rPr>
+          <w:sz w:val="17"/>
+        </w:rPr>
+        <w:t>Test</w:t>
+      </w:r>
+      <w:r>
+        <w:rPr>
+          <w:spacing w:val="-6"/>
+          <w:sz w:val="17"/>
+        </w:rPr>
+        <w:t xml:space="preserve"> </w:t>
+      </w:r>
+      <w:r>
+        <w:rPr>
+          <w:spacing w:val="-2"/>
+          <w:sz w:val="17"/>
+        </w:rPr>
+        <w:t>Accuracy</w:t>
+      </w:r>
+    </w:p>
+    <w:p>
+      <w:pPr>
+        <w:pStyle w:val="15"/>
+        <w:spacing w:line="360" w:lineRule="auto"/>
+        <w:rPr>
+          <w:sz w:val="17"/>
+        </w:rPr>
+      </w:pPr>
+    </w:p>
+    <w:p>
+      <w:pPr>
+        <w:pStyle w:val="15"/>
+        <w:spacing w:line="360" w:lineRule="auto"/>
+        <w:rPr>
+          <w:sz w:val="17"/>
+        </w:rPr>
+      </w:pPr>
+    </w:p>
+    <w:p>
+      <w:pPr>
+        <w:pStyle w:val="15"/>
+        <w:spacing w:before="140" w:line="360" w:lineRule="auto"/>
+        <w:rPr>
+          <w:sz w:val="17"/>
+        </w:rPr>
+      </w:pPr>
+    </w:p>
+    <w:p>
+      <w:pPr>
+        <w:pStyle w:val="258"/>
+        <w:numPr>
+          <w:ilvl w:val="0"/>
+          <w:numId w:val="26"/>
+        </w:numPr>
+        <w:tabs>
+          <w:tab w:val="left" w:pos="953"/>
+        </w:tabs>
+        <w:spacing w:before="0" w:after="0" w:line="360" w:lineRule="auto"/>
+        <w:ind w:left="953" w:right="0" w:hanging="339"/>
+        <w:jc w:val="left"/>
+        <w:rPr>
+          <w:sz w:val="22"/>
+        </w:rPr>
+      </w:pPr>
+      <w:r>
+        <w:rPr>
+          <w:sz w:val="22"/>
+        </w:rPr>
+        <w:t>Now</w:t>
+      </w:r>
+      <w:r>
+        <w:rPr>
+          <w:spacing w:val="11"/>
+          <w:sz w:val="22"/>
+        </w:rPr>
+        <w:t xml:space="preserve"> </w:t>
+      </w:r>
+      <w:r>
+        <w:rPr>
+          <w:sz w:val="22"/>
+        </w:rPr>
+        <w:t>we</w:t>
+      </w:r>
+      <w:r>
+        <w:rPr>
+          <w:spacing w:val="9"/>
+          <w:sz w:val="22"/>
+        </w:rPr>
+        <w:t xml:space="preserve"> </w:t>
+      </w:r>
+      <w:r>
+        <w:rPr>
+          <w:sz w:val="22"/>
+        </w:rPr>
+        <w:t>have</w:t>
+      </w:r>
+      <w:r>
+        <w:rPr>
+          <w:spacing w:val="11"/>
+          <w:sz w:val="22"/>
+        </w:rPr>
+        <w:t xml:space="preserve"> </w:t>
+      </w:r>
+      <w:r>
+        <w:rPr>
+          <w:sz w:val="22"/>
+        </w:rPr>
+        <w:t>used</w:t>
+      </w:r>
+      <w:r>
+        <w:rPr>
+          <w:spacing w:val="12"/>
+          <w:sz w:val="22"/>
+        </w:rPr>
+        <w:t xml:space="preserve"> </w:t>
+      </w:r>
+      <w:r>
+        <w:rPr>
+          <w:sz w:val="22"/>
+        </w:rPr>
+        <w:t>Logistic</w:t>
+      </w:r>
+      <w:r>
+        <w:rPr>
+          <w:spacing w:val="10"/>
+          <w:sz w:val="22"/>
+        </w:rPr>
+        <w:t xml:space="preserve"> </w:t>
+      </w:r>
+      <w:r>
+        <w:rPr>
+          <w:sz w:val="22"/>
+        </w:rPr>
+        <w:t>Regression</w:t>
+      </w:r>
+      <w:r>
+        <w:rPr>
+          <w:spacing w:val="12"/>
+          <w:sz w:val="22"/>
+        </w:rPr>
+        <w:t xml:space="preserve"> </w:t>
+      </w:r>
+      <w:r>
+        <w:rPr>
+          <w:spacing w:val="-2"/>
+          <w:sz w:val="22"/>
+        </w:rPr>
+        <w:t>Model.</w:t>
+      </w:r>
+    </w:p>
+    <w:p>
+      <w:pPr>
+        <w:pStyle w:val="15"/>
+        <w:spacing w:line="360" w:lineRule="auto"/>
+        <w:rPr>
+          <w:sz w:val="20"/>
+        </w:rPr>
+      </w:pPr>
+    </w:p>
+    <w:p>
+      <w:pPr>
+        <w:pStyle w:val="15"/>
+        <w:spacing w:before="42" w:line="360" w:lineRule="auto"/>
+        <w:rPr>
+          <w:sz w:val="20"/>
+        </w:rPr>
+      </w:pPr>
+      <w:r>
+        <w:rPr>
+          <w:sz w:val="20"/>
+        </w:rPr>
+        <w:drawing>
+          <wp:anchor distT="0" distB="0" distL="0" distR="0" simplePos="0" relativeHeight="251665408" behindDoc="1" locked="0" layoutInCell="1" allowOverlap="1">
+            <wp:simplePos x="0" y="0"/>
+            <wp:positionH relativeFrom="page">
+              <wp:posOffset>1259840</wp:posOffset>
+            </wp:positionH>
+            <wp:positionV relativeFrom="paragraph">
+              <wp:posOffset>187325</wp:posOffset>
+            </wp:positionV>
+            <wp:extent cx="4041775" cy="3924300"/>
+            <wp:effectExtent l="0" t="0" r="15875" b="0"/>
+            <wp:wrapTopAndBottom/>
+            <wp:docPr id="91" name="Image 91"/>
+            <wp:cNvGraphicFramePr/>
+            <a:graphic xmlns:a="http://schemas.openxmlformats.org/drawingml/2006/main">
+              <a:graphicData uri="http://schemas.openxmlformats.org/drawingml/2006/picture">
+                <pic:pic xmlns:pic="http://schemas.openxmlformats.org/drawingml/2006/picture">
+                  <pic:nvPicPr>
+                    <pic:cNvPr id="91" name="Image 91"/>
+                    <pic:cNvPicPr/>
+                  </pic:nvPicPr>
+                  <pic:blipFill>
+                    <a:blip r:embed="rId28" cstate="print"/>
+                    <a:stretch>
+                      <a:fillRect/>
+                    </a:stretch>
+                  </pic:blipFill>
+                  <pic:spPr>
+                    <a:xfrm>
+                      <a:off x="0" y="0"/>
+                      <a:ext cx="4041828" cy="3924300"/>
+                    </a:xfrm>
+                    <a:prstGeom prst="rect">
+                      <a:avLst/>
+                    </a:prstGeom>
+                  </pic:spPr>
+                </pic:pic>
+              </a:graphicData>
+            </a:graphic>
+          </wp:anchor>
+        </w:drawing>
+      </w:r>
+    </w:p>
+    <w:p>
+      <w:pPr>
+        <w:pStyle w:val="15"/>
+        <w:spacing w:after="0" w:line="360" w:lineRule="auto"/>
+        <w:rPr>
+          <w:sz w:val="20"/>
+        </w:rPr>
+        <w:sectPr>
+          <w:pgSz w:w="11200" w:h="15840"/>
+          <w:pgMar w:top="1340" w:right="992" w:bottom="1540" w:left="850" w:header="0" w:footer="1341" w:gutter="0"/>
+          <w:cols w:space="720" w:num="1"/>
+        </w:sectPr>
+      </w:pPr>
+    </w:p>
+    <w:p>
+      <w:pPr>
+        <w:pStyle w:val="15"/>
+        <w:spacing w:line="360" w:lineRule="auto"/>
+        <w:ind w:left="1150"/>
+        <w:rPr>
+          <w:sz w:val="20"/>
+        </w:rPr>
+      </w:pPr>
+      <w:r>
+        <w:rPr>
+          <w:sz w:val="20"/>
+        </w:rPr>
+        <w:drawing>
+          <wp:inline distT="0" distB="0" distL="0" distR="0">
+            <wp:extent cx="5163820" cy="4352290"/>
+            <wp:effectExtent l="0" t="0" r="17780" b="10160"/>
+            <wp:docPr id="92" name="Image 92"/>
+            <wp:cNvGraphicFramePr/>
+            <a:graphic xmlns:a="http://schemas.openxmlformats.org/drawingml/2006/main">
+              <a:graphicData uri="http://schemas.openxmlformats.org/drawingml/2006/picture">
+                <pic:pic xmlns:pic="http://schemas.openxmlformats.org/drawingml/2006/picture">
+                  <pic:nvPicPr>
+                    <pic:cNvPr id="92" name="Image 92"/>
+                    <pic:cNvPicPr/>
+                  </pic:nvPicPr>
+                  <pic:blipFill>
+                    <a:blip r:embed="rId29" cstate="print"/>
+                    <a:stretch>
+                      <a:fillRect/>
+                    </a:stretch>
+                  </pic:blipFill>
+                  <pic:spPr>
+                    <a:xfrm>
+                      <a:off x="0" y="0"/>
+                      <a:ext cx="5164149" cy="4352353"/>
+                    </a:xfrm>
+                    <a:prstGeom prst="rect">
+                      <a:avLst/>
+                    </a:prstGeom>
+                  </pic:spPr>
+                </pic:pic>
+              </a:graphicData>
+            </a:graphic>
+          </wp:inline>
+        </w:drawing>
+      </w:r>
+    </w:p>
+    <w:p>
+      <w:pPr>
+        <w:spacing w:before="118" w:line="360" w:lineRule="auto"/>
+        <w:ind w:left="3697" w:right="0" w:firstLine="0"/>
+        <w:jc w:val="left"/>
+        <w:rPr>
+          <w:sz w:val="17"/>
+        </w:rPr>
+      </w:pPr>
+      <w:r>
+        <w:rPr>
+          <w:sz w:val="17"/>
+          <w:lang w:val="en-US"/>
+        </w:rPr>
+        <w:t>Figure 4.3.</w:t>
+      </w:r>
+      <w:r>
+        <w:rPr>
+          <w:sz w:val="17"/>
+        </w:rPr>
+        <w:t>15</w:t>
+      </w:r>
+      <w:r>
+        <w:rPr>
+          <w:spacing w:val="-6"/>
+          <w:sz w:val="17"/>
+        </w:rPr>
+        <w:t xml:space="preserve"> </w:t>
+      </w:r>
+      <w:r>
+        <w:rPr>
+          <w:sz w:val="17"/>
+        </w:rPr>
+        <w:t>Logistic</w:t>
+      </w:r>
+      <w:r>
+        <w:rPr>
+          <w:spacing w:val="-8"/>
+          <w:sz w:val="17"/>
+        </w:rPr>
+        <w:t xml:space="preserve"> </w:t>
+      </w:r>
+      <w:r>
+        <w:rPr>
+          <w:sz w:val="17"/>
+        </w:rPr>
+        <w:t>Regression</w:t>
+      </w:r>
+      <w:r>
+        <w:rPr>
+          <w:spacing w:val="-6"/>
+          <w:sz w:val="17"/>
+        </w:rPr>
+        <w:t xml:space="preserve"> </w:t>
+      </w:r>
+      <w:r>
+        <w:rPr>
+          <w:spacing w:val="-2"/>
+          <w:sz w:val="17"/>
+        </w:rPr>
+        <w:t>Accuracy</w:t>
+      </w:r>
+    </w:p>
+    <w:p>
+      <w:pPr>
+        <w:pStyle w:val="15"/>
+        <w:spacing w:line="360" w:lineRule="auto"/>
+        <w:rPr>
+          <w:sz w:val="17"/>
+        </w:rPr>
+      </w:pPr>
+    </w:p>
+    <w:p>
+      <w:pPr>
+        <w:pStyle w:val="15"/>
+        <w:spacing w:line="360" w:lineRule="auto"/>
+        <w:rPr>
+          <w:sz w:val="17"/>
+        </w:rPr>
+      </w:pPr>
+    </w:p>
+    <w:p>
+      <w:pPr>
+        <w:pStyle w:val="15"/>
+        <w:spacing w:line="360" w:lineRule="auto"/>
+        <w:rPr>
+          <w:sz w:val="17"/>
+        </w:rPr>
+      </w:pPr>
+    </w:p>
+    <w:p>
+      <w:pPr>
+        <w:pStyle w:val="15"/>
+        <w:spacing w:before="124" w:line="360" w:lineRule="auto"/>
+        <w:rPr>
+          <w:sz w:val="17"/>
+        </w:rPr>
+      </w:pPr>
+    </w:p>
+    <w:p>
+      <w:pPr>
+        <w:pStyle w:val="15"/>
+        <w:spacing w:line="360" w:lineRule="auto"/>
+        <w:ind w:left="1046" w:right="6"/>
+        <w:jc w:val="both"/>
+      </w:pPr>
+      <w:r>
+        <w:t>When comparing the accuracy of different machine learning models, it's crucial to consider several key points to ensure a meaningful and reliable evaluation. First, it's important to choose appropriate evaluation metrics beyond just accuracy, such as precision, recall, F1- score, or AUC-ROC, depending on the nature of the data and problem. Second, utilize techniques like k-fold cross-validation to assess each model's performance robustness by training and evaluating on multiple data subsets. Third, balance model complexity with performance gains and interpretability, especially for real-world deployment. Some models may</w:t>
+      </w:r>
+      <w:r>
+        <w:rPr>
+          <w:spacing w:val="40"/>
+        </w:rPr>
+        <w:t xml:space="preserve"> </w:t>
+      </w:r>
+      <w:r>
+        <w:t>be</w:t>
+      </w:r>
+      <w:r>
+        <w:rPr>
+          <w:spacing w:val="40"/>
+        </w:rPr>
+        <w:t xml:space="preserve"> </w:t>
+      </w:r>
+      <w:r>
+        <w:t>more</w:t>
+      </w:r>
+      <w:r>
+        <w:rPr>
+          <w:spacing w:val="40"/>
+        </w:rPr>
+        <w:t xml:space="preserve"> </w:t>
+      </w:r>
+      <w:r>
+        <w:t>complex</w:t>
+      </w:r>
+      <w:r>
+        <w:rPr>
+          <w:spacing w:val="40"/>
+        </w:rPr>
+        <w:t xml:space="preserve"> </w:t>
+      </w:r>
+      <w:r>
+        <w:t>but</w:t>
+      </w:r>
+      <w:r>
+        <w:rPr>
+          <w:spacing w:val="40"/>
+        </w:rPr>
+        <w:t xml:space="preserve"> </w:t>
+      </w:r>
+      <w:r>
+        <w:t>achieve</w:t>
+      </w:r>
+      <w:r>
+        <w:rPr>
+          <w:spacing w:val="40"/>
+        </w:rPr>
+        <w:t xml:space="preserve"> </w:t>
+      </w:r>
+      <w:r>
+        <w:t>higher</w:t>
+      </w:r>
+      <w:r>
+        <w:rPr>
+          <w:spacing w:val="40"/>
+        </w:rPr>
+        <w:t xml:space="preserve"> </w:t>
+      </w:r>
+      <w:r>
+        <w:t>accuracy,</w:t>
+      </w:r>
+      <w:r>
+        <w:rPr>
+          <w:spacing w:val="40"/>
+        </w:rPr>
+        <w:t xml:space="preserve"> </w:t>
+      </w:r>
+      <w:r>
+        <w:t>so</w:t>
+      </w:r>
+      <w:r>
+        <w:rPr>
+          <w:spacing w:val="40"/>
+        </w:rPr>
+        <w:t xml:space="preserve"> </w:t>
+      </w:r>
+      <w:r>
+        <w:t>it's</w:t>
+      </w:r>
+      <w:r>
+        <w:rPr>
+          <w:spacing w:val="40"/>
+        </w:rPr>
+        <w:t xml:space="preserve"> </w:t>
+      </w:r>
+      <w:r>
+        <w:t>essential</w:t>
+      </w:r>
+      <w:r>
+        <w:rPr>
+          <w:spacing w:val="40"/>
+        </w:rPr>
+        <w:t xml:space="preserve"> </w:t>
+      </w:r>
+      <w:r>
+        <w:t>to</w:t>
+      </w:r>
+      <w:r>
+        <w:rPr>
+          <w:spacing w:val="40"/>
+        </w:rPr>
+        <w:t xml:space="preserve"> </w:t>
+      </w:r>
+      <w:r>
+        <w:t>evaluate</w:t>
+      </w:r>
+      <w:r>
+        <w:rPr>
+          <w:spacing w:val="40"/>
+        </w:rPr>
+        <w:t xml:space="preserve"> </w:t>
+      </w:r>
+      <w:r>
+        <w:t>their practical implications.</w:t>
+      </w:r>
+    </w:p>
+    <w:p>
+      <w:pPr>
+        <w:pStyle w:val="15"/>
+        <w:spacing w:after="0" w:line="360" w:lineRule="auto"/>
+        <w:jc w:val="both"/>
+        <w:sectPr>
+          <w:pgSz w:w="11200" w:h="15840"/>
+          <w:pgMar w:top="1340" w:right="992" w:bottom="1540" w:left="850" w:header="0" w:footer="1341" w:gutter="0"/>
+          <w:cols w:space="720" w:num="1"/>
+        </w:sectPr>
+      </w:pPr>
+    </w:p>
+    <w:p>
+      <w:pPr>
+        <w:pStyle w:val="258"/>
+        <w:numPr>
+          <w:ilvl w:val="0"/>
+          <w:numId w:val="26"/>
+        </w:numPr>
+        <w:tabs>
+          <w:tab w:val="left" w:pos="953"/>
+        </w:tabs>
+        <w:spacing w:before="79" w:after="0" w:line="360" w:lineRule="auto"/>
+        <w:ind w:left="953" w:right="0" w:hanging="339"/>
+        <w:jc w:val="left"/>
+        <w:rPr>
+          <w:sz w:val="22"/>
+        </w:rPr>
+      </w:pPr>
+      <w:r>
+        <w:rPr>
+          <w:sz w:val="22"/>
+        </w:rPr>
+        <w:t>At</w:t>
+      </w:r>
+      <w:r>
+        <w:rPr>
+          <w:spacing w:val="11"/>
+          <w:sz w:val="22"/>
+        </w:rPr>
+        <w:t xml:space="preserve"> </w:t>
+      </w:r>
+      <w:r>
+        <w:rPr>
+          <w:sz w:val="22"/>
+        </w:rPr>
+        <w:t>last</w:t>
+      </w:r>
+      <w:r>
+        <w:rPr>
+          <w:spacing w:val="10"/>
+          <w:sz w:val="22"/>
+        </w:rPr>
+        <w:t xml:space="preserve"> </w:t>
+      </w:r>
+      <w:r>
+        <w:rPr>
+          <w:sz w:val="22"/>
+        </w:rPr>
+        <w:t>we</w:t>
+      </w:r>
+      <w:r>
+        <w:rPr>
+          <w:spacing w:val="15"/>
+          <w:sz w:val="22"/>
+        </w:rPr>
+        <w:t xml:space="preserve"> </w:t>
+      </w:r>
+      <w:r>
+        <w:rPr>
+          <w:sz w:val="22"/>
+        </w:rPr>
+        <w:t>have</w:t>
+      </w:r>
+      <w:r>
+        <w:rPr>
+          <w:spacing w:val="9"/>
+          <w:sz w:val="22"/>
+        </w:rPr>
+        <w:t xml:space="preserve"> </w:t>
+      </w:r>
+      <w:r>
+        <w:rPr>
+          <w:sz w:val="22"/>
+        </w:rPr>
+        <w:t>made</w:t>
+      </w:r>
+      <w:r>
+        <w:rPr>
+          <w:spacing w:val="8"/>
+          <w:sz w:val="22"/>
+        </w:rPr>
+        <w:t xml:space="preserve"> </w:t>
+      </w:r>
+      <w:r>
+        <w:rPr>
+          <w:sz w:val="22"/>
+        </w:rPr>
+        <w:t>the</w:t>
+      </w:r>
+      <w:r>
+        <w:rPr>
+          <w:spacing w:val="16"/>
+          <w:sz w:val="22"/>
+        </w:rPr>
+        <w:t xml:space="preserve"> </w:t>
+      </w:r>
+      <w:r>
+        <w:rPr>
+          <w:sz w:val="22"/>
+        </w:rPr>
+        <w:t>comparisons</w:t>
+      </w:r>
+      <w:r>
+        <w:rPr>
+          <w:spacing w:val="11"/>
+          <w:sz w:val="22"/>
+        </w:rPr>
+        <w:t xml:space="preserve"> </w:t>
+      </w:r>
+      <w:r>
+        <w:rPr>
+          <w:sz w:val="22"/>
+        </w:rPr>
+        <w:t>of</w:t>
+      </w:r>
+      <w:r>
+        <w:rPr>
+          <w:spacing w:val="6"/>
+          <w:sz w:val="22"/>
+        </w:rPr>
+        <w:t xml:space="preserve"> </w:t>
+      </w:r>
+      <w:r>
+        <w:rPr>
+          <w:sz w:val="22"/>
+        </w:rPr>
+        <w:t>the</w:t>
+      </w:r>
+      <w:r>
+        <w:rPr>
+          <w:spacing w:val="11"/>
+          <w:sz w:val="22"/>
+        </w:rPr>
+        <w:t xml:space="preserve"> </w:t>
+      </w:r>
+      <w:r>
+        <w:rPr>
+          <w:sz w:val="22"/>
+        </w:rPr>
+        <w:t>model</w:t>
+      </w:r>
+      <w:r>
+        <w:rPr>
+          <w:spacing w:val="12"/>
+          <w:sz w:val="22"/>
+        </w:rPr>
+        <w:t xml:space="preserve"> </w:t>
+      </w:r>
+      <w:r>
+        <w:rPr>
+          <w:sz w:val="22"/>
+        </w:rPr>
+        <w:t>on</w:t>
+      </w:r>
+      <w:r>
+        <w:rPr>
+          <w:spacing w:val="11"/>
+          <w:sz w:val="22"/>
+        </w:rPr>
+        <w:t xml:space="preserve"> </w:t>
+      </w:r>
+      <w:r>
+        <w:rPr>
+          <w:sz w:val="22"/>
+        </w:rPr>
+        <w:t>the</w:t>
+      </w:r>
+      <w:r>
+        <w:rPr>
+          <w:spacing w:val="11"/>
+          <w:sz w:val="22"/>
+        </w:rPr>
+        <w:t xml:space="preserve"> </w:t>
+      </w:r>
+      <w:r>
+        <w:rPr>
+          <w:sz w:val="22"/>
+        </w:rPr>
+        <w:t>basis</w:t>
+      </w:r>
+      <w:r>
+        <w:rPr>
+          <w:spacing w:val="11"/>
+          <w:sz w:val="22"/>
+        </w:rPr>
+        <w:t xml:space="preserve"> </w:t>
+      </w:r>
+      <w:r>
+        <w:rPr>
+          <w:sz w:val="22"/>
+        </w:rPr>
+        <w:t>of</w:t>
+      </w:r>
+      <w:r>
+        <w:rPr>
+          <w:spacing w:val="7"/>
+          <w:sz w:val="22"/>
+        </w:rPr>
+        <w:t xml:space="preserve"> </w:t>
+      </w:r>
+      <w:r>
+        <w:rPr>
+          <w:spacing w:val="-2"/>
+          <w:sz w:val="22"/>
+        </w:rPr>
+        <w:t>accuracy.</w:t>
+      </w:r>
+    </w:p>
+    <w:p>
+      <w:pPr>
+        <w:pStyle w:val="15"/>
+        <w:spacing w:line="360" w:lineRule="auto"/>
+        <w:rPr>
+          <w:sz w:val="20"/>
+        </w:rPr>
+      </w:pPr>
+    </w:p>
+    <w:p>
+      <w:pPr>
+        <w:pStyle w:val="15"/>
+        <w:spacing w:before="189" w:line="360" w:lineRule="auto"/>
+        <w:rPr>
+          <w:sz w:val="20"/>
+        </w:rPr>
+      </w:pPr>
+    </w:p>
+    <w:tbl>
+      <w:tblPr>
+        <w:tblStyle w:val="12"/>
+        <w:tblW w:w="0" w:type="auto"/>
+        <w:tblInd w:w="78" w:type="dxa"/>
+        <w:tblBorders>
+          <w:top w:val="single" w:color="000000" w:sz="8" w:space="0"/>
+          <w:left w:val="single" w:color="000000" w:sz="8" w:space="0"/>
+          <w:bottom w:val="single" w:color="000000" w:sz="8" w:space="0"/>
+          <w:right w:val="single" w:color="000000" w:sz="8" w:space="0"/>
+          <w:insideH w:val="single" w:color="000000" w:sz="8" w:space="0"/>
+          <w:insideV w:val="single" w:color="000000" w:sz="8" w:space="0"/>
+        </w:tblBorders>
+        <w:tblLayout w:type="fixed"/>
+        <w:tblCellMar>
+          <w:top w:w="0" w:type="dxa"/>
+          <w:left w:w="0" w:type="dxa"/>
+          <w:bottom w:w="0" w:type="dxa"/>
+          <w:right w:w="0" w:type="dxa"/>
+        </w:tblCellMar>
+      </w:tblPr>
+      <w:tblGrid>
+        <w:gridCol w:w="678"/>
+        <w:gridCol w:w="1962"/>
+        <w:gridCol w:w="1799"/>
+        <w:gridCol w:w="1483"/>
+        <w:gridCol w:w="1148"/>
+        <w:gridCol w:w="1799"/>
+      </w:tblGrid>
+      <w:tr>
+        <w:tblPrEx>
+          <w:tblBorders>
+            <w:top w:val="single" w:color="000000" w:sz="8" w:space="0"/>
+            <w:left w:val="single" w:color="000000" w:sz="8" w:space="0"/>
+            <w:bottom w:val="single" w:color="000000" w:sz="8" w:space="0"/>
+            <w:right w:val="single" w:color="000000" w:sz="8" w:space="0"/>
+            <w:insideH w:val="single" w:color="000000" w:sz="8" w:space="0"/>
+            <w:insideV w:val="single" w:color="000000" w:sz="8" w:space="0"/>
+          </w:tblBorders>
+          <w:tblCellMar>
+            <w:top w:w="0" w:type="dxa"/>
+            <w:left w:w="0" w:type="dxa"/>
+            <w:bottom w:w="0" w:type="dxa"/>
+            <w:right w:w="0" w:type="dxa"/>
+          </w:tblCellMar>
+        </w:tblPrEx>
+        <w:trPr>
+          <w:trHeight w:val="1216" w:hRule="atLeast"/>
+        </w:trPr>
+        <w:tc>
+          <w:tcPr>
+            <w:tcW w:w="678" w:type="dxa"/>
+            <w:tcBorders>
+              <w:bottom w:val="single" w:color="000000" w:sz="18" w:space="0"/>
+            </w:tcBorders>
+          </w:tcPr>
+          <w:p>
+            <w:pPr>
+              <w:pStyle w:val="259"/>
+              <w:spacing w:before="0" w:line="360" w:lineRule="auto"/>
+              <w:ind w:left="0"/>
+              <w:rPr>
+                <w:sz w:val="18"/>
+              </w:rPr>
+            </w:pPr>
+          </w:p>
+        </w:tc>
+        <w:tc>
+          <w:tcPr>
+            <w:tcW w:w="1962" w:type="dxa"/>
+            <w:tcBorders>
+              <w:bottom w:val="single" w:color="000000" w:sz="18" w:space="0"/>
+            </w:tcBorders>
+          </w:tcPr>
+          <w:p>
+            <w:pPr>
+              <w:pStyle w:val="259"/>
+              <w:spacing w:before="7" w:line="360" w:lineRule="auto"/>
+              <w:ind w:left="103"/>
+              <w:rPr>
+                <w:b/>
+                <w:sz w:val="18"/>
+              </w:rPr>
+            </w:pPr>
+            <w:r>
+              <w:rPr>
+                <w:b/>
+                <w:w w:val="105"/>
+                <w:sz w:val="18"/>
+              </w:rPr>
+              <w:t>ML</w:t>
+            </w:r>
+            <w:r>
+              <w:rPr>
+                <w:b/>
+                <w:spacing w:val="-5"/>
+                <w:w w:val="105"/>
+                <w:sz w:val="18"/>
+              </w:rPr>
+              <w:t xml:space="preserve"> </w:t>
+            </w:r>
+            <w:r>
+              <w:rPr>
+                <w:b/>
+                <w:spacing w:val="-2"/>
+                <w:w w:val="105"/>
+                <w:sz w:val="18"/>
+              </w:rPr>
+              <w:t>Model</w:t>
+            </w:r>
+          </w:p>
+        </w:tc>
+        <w:tc>
+          <w:tcPr>
+            <w:tcW w:w="1799" w:type="dxa"/>
+            <w:tcBorders>
+              <w:bottom w:val="single" w:color="000000" w:sz="18" w:space="0"/>
+            </w:tcBorders>
+          </w:tcPr>
+          <w:p>
+            <w:pPr>
+              <w:pStyle w:val="259"/>
+              <w:spacing w:before="7" w:line="360" w:lineRule="auto"/>
+              <w:ind w:left="101"/>
+              <w:rPr>
+                <w:b/>
+                <w:sz w:val="18"/>
+              </w:rPr>
+            </w:pPr>
+            <w:r>
+              <w:rPr>
+                <w:b/>
+                <w:spacing w:val="-2"/>
+                <w:w w:val="105"/>
+                <w:sz w:val="18"/>
+              </w:rPr>
+              <w:t>Accuracy</w:t>
+            </w:r>
+          </w:p>
+        </w:tc>
+        <w:tc>
+          <w:tcPr>
+            <w:tcW w:w="1483" w:type="dxa"/>
+            <w:tcBorders>
+              <w:bottom w:val="single" w:color="000000" w:sz="18" w:space="0"/>
+            </w:tcBorders>
+          </w:tcPr>
+          <w:p>
+            <w:pPr>
+              <w:pStyle w:val="259"/>
+              <w:spacing w:before="7" w:line="360" w:lineRule="auto"/>
+              <w:rPr>
+                <w:b/>
+                <w:sz w:val="18"/>
+              </w:rPr>
+            </w:pPr>
+            <w:r>
+              <w:rPr>
+                <w:b/>
+                <w:spacing w:val="-2"/>
+                <w:w w:val="105"/>
+                <w:sz w:val="18"/>
+              </w:rPr>
+              <w:t>F1_score</w:t>
+            </w:r>
+          </w:p>
+        </w:tc>
+        <w:tc>
+          <w:tcPr>
+            <w:tcW w:w="1148" w:type="dxa"/>
+            <w:tcBorders>
+              <w:bottom w:val="single" w:color="000000" w:sz="18" w:space="0"/>
+            </w:tcBorders>
+          </w:tcPr>
+          <w:p>
+            <w:pPr>
+              <w:pStyle w:val="259"/>
+              <w:spacing w:before="7" w:line="360" w:lineRule="auto"/>
+              <w:rPr>
+                <w:b/>
+                <w:sz w:val="18"/>
+              </w:rPr>
+            </w:pPr>
+            <w:r>
+              <w:rPr>
+                <w:b/>
+                <w:spacing w:val="-2"/>
+                <w:w w:val="105"/>
+                <w:sz w:val="18"/>
+              </w:rPr>
+              <w:t>Recall</w:t>
+            </w:r>
+          </w:p>
+        </w:tc>
+        <w:tc>
+          <w:tcPr>
+            <w:tcW w:w="1799" w:type="dxa"/>
+            <w:tcBorders>
+              <w:bottom w:val="single" w:color="000000" w:sz="18" w:space="0"/>
+            </w:tcBorders>
+          </w:tcPr>
+          <w:p>
+            <w:pPr>
+              <w:pStyle w:val="259"/>
+              <w:spacing w:before="7" w:line="360" w:lineRule="auto"/>
+              <w:ind w:left="101"/>
+              <w:rPr>
+                <w:b/>
+                <w:sz w:val="18"/>
+              </w:rPr>
+            </w:pPr>
+            <w:r>
+              <w:rPr>
+                <w:b/>
+                <w:spacing w:val="-2"/>
+                <w:w w:val="105"/>
+                <w:sz w:val="18"/>
+              </w:rPr>
+              <w:t>Precision</w:t>
+            </w:r>
+          </w:p>
+        </w:tc>
+      </w:tr>
+      <w:tr>
+        <w:tblPrEx>
+          <w:tblBorders>
+            <w:top w:val="single" w:color="000000" w:sz="8" w:space="0"/>
+            <w:left w:val="single" w:color="000000" w:sz="8" w:space="0"/>
+            <w:bottom w:val="single" w:color="000000" w:sz="8" w:space="0"/>
+            <w:right w:val="single" w:color="000000" w:sz="8" w:space="0"/>
+            <w:insideH w:val="single" w:color="000000" w:sz="8" w:space="0"/>
+            <w:insideV w:val="single" w:color="000000" w:sz="8" w:space="0"/>
+          </w:tblBorders>
+          <w:tblCellMar>
+            <w:top w:w="0" w:type="dxa"/>
+            <w:left w:w="0" w:type="dxa"/>
+            <w:bottom w:w="0" w:type="dxa"/>
+            <w:right w:w="0" w:type="dxa"/>
+          </w:tblCellMar>
+        </w:tblPrEx>
+        <w:trPr>
+          <w:trHeight w:val="1740" w:hRule="atLeast"/>
+        </w:trPr>
+        <w:tc>
+          <w:tcPr>
+            <w:tcW w:w="678" w:type="dxa"/>
+            <w:tcBorders>
+              <w:top w:val="single" w:color="000000" w:sz="18" w:space="0"/>
+            </w:tcBorders>
+            <w:shd w:val="clear" w:color="auto" w:fill="BFBFBF"/>
+          </w:tcPr>
+          <w:p>
+            <w:pPr>
+              <w:pStyle w:val="259"/>
+              <w:spacing w:before="7" w:line="360" w:lineRule="auto"/>
+              <w:rPr>
+                <w:b/>
+                <w:sz w:val="18"/>
+              </w:rPr>
+            </w:pPr>
+            <w:r>
+              <w:rPr>
+                <w:b/>
+                <w:spacing w:val="-10"/>
+                <w:w w:val="105"/>
+                <w:sz w:val="18"/>
+              </w:rPr>
+              <w:t>0</w:t>
+            </w:r>
+          </w:p>
+        </w:tc>
+        <w:tc>
+          <w:tcPr>
+            <w:tcW w:w="1962" w:type="dxa"/>
+            <w:tcBorders>
+              <w:top w:val="single" w:color="000000" w:sz="18" w:space="0"/>
+            </w:tcBorders>
+            <w:shd w:val="clear" w:color="auto" w:fill="BFBFBF"/>
+          </w:tcPr>
+          <w:p>
+            <w:pPr>
+              <w:pStyle w:val="259"/>
+              <w:tabs>
+                <w:tab w:val="left" w:pos="1178"/>
+              </w:tabs>
+              <w:spacing w:line="360" w:lineRule="auto"/>
+              <w:ind w:left="103" w:right="81"/>
+              <w:rPr>
+                <w:sz w:val="18"/>
+              </w:rPr>
+            </w:pPr>
+            <w:r>
+              <w:rPr>
+                <w:spacing w:val="-2"/>
+                <w:w w:val="105"/>
+                <w:sz w:val="18"/>
+              </w:rPr>
+              <w:t>Gradient</w:t>
+            </w:r>
+            <w:r>
+              <w:rPr>
+                <w:sz w:val="18"/>
+              </w:rPr>
+              <w:tab/>
+            </w:r>
+            <w:r>
+              <w:rPr>
+                <w:spacing w:val="-2"/>
+                <w:w w:val="105"/>
+                <w:sz w:val="18"/>
+              </w:rPr>
+              <w:t>Boosting Classifier</w:t>
+            </w:r>
+          </w:p>
+        </w:tc>
+        <w:tc>
+          <w:tcPr>
+            <w:tcW w:w="1799" w:type="dxa"/>
+            <w:tcBorders>
+              <w:top w:val="single" w:color="000000" w:sz="18" w:space="0"/>
+            </w:tcBorders>
+            <w:shd w:val="clear" w:color="auto" w:fill="BFBFBF"/>
+          </w:tcPr>
+          <w:p>
+            <w:pPr>
+              <w:pStyle w:val="259"/>
+              <w:spacing w:line="360" w:lineRule="auto"/>
+              <w:rPr>
+                <w:sz w:val="18"/>
+              </w:rPr>
+            </w:pPr>
+            <w:r>
+              <w:rPr>
+                <w:spacing w:val="-2"/>
+                <w:w w:val="105"/>
+                <w:sz w:val="18"/>
+              </w:rPr>
+              <w:t>0.974</w:t>
+            </w:r>
+          </w:p>
+        </w:tc>
+        <w:tc>
+          <w:tcPr>
+            <w:tcW w:w="1483" w:type="dxa"/>
+            <w:tcBorders>
+              <w:top w:val="single" w:color="000000" w:sz="18" w:space="0"/>
+            </w:tcBorders>
+            <w:shd w:val="clear" w:color="auto" w:fill="BFBFBF"/>
+          </w:tcPr>
+          <w:p>
+            <w:pPr>
+              <w:pStyle w:val="259"/>
+              <w:spacing w:line="360" w:lineRule="auto"/>
+              <w:rPr>
+                <w:sz w:val="18"/>
+              </w:rPr>
+            </w:pPr>
+            <w:r>
+              <w:rPr>
+                <w:spacing w:val="-2"/>
+                <w:w w:val="105"/>
+                <w:sz w:val="18"/>
+              </w:rPr>
+              <w:t>0.977</w:t>
+            </w:r>
+          </w:p>
+        </w:tc>
+        <w:tc>
+          <w:tcPr>
+            <w:tcW w:w="1148" w:type="dxa"/>
+            <w:tcBorders>
+              <w:top w:val="single" w:color="000000" w:sz="18" w:space="0"/>
+            </w:tcBorders>
+            <w:shd w:val="clear" w:color="auto" w:fill="BFBFBF"/>
+          </w:tcPr>
+          <w:p>
+            <w:pPr>
+              <w:pStyle w:val="259"/>
+              <w:spacing w:line="360" w:lineRule="auto"/>
+              <w:rPr>
+                <w:sz w:val="18"/>
+              </w:rPr>
+            </w:pPr>
+            <w:r>
+              <w:rPr>
+                <w:spacing w:val="-2"/>
+                <w:w w:val="105"/>
+                <w:sz w:val="18"/>
+              </w:rPr>
+              <w:t>0.994</w:t>
+            </w:r>
+          </w:p>
+        </w:tc>
+        <w:tc>
+          <w:tcPr>
+            <w:tcW w:w="1799" w:type="dxa"/>
+            <w:tcBorders>
+              <w:top w:val="single" w:color="000000" w:sz="18" w:space="0"/>
+            </w:tcBorders>
+            <w:shd w:val="clear" w:color="auto" w:fill="BFBFBF"/>
+          </w:tcPr>
+          <w:p>
+            <w:pPr>
+              <w:pStyle w:val="259"/>
+              <w:spacing w:line="360" w:lineRule="auto"/>
+              <w:rPr>
+                <w:sz w:val="18"/>
+              </w:rPr>
+            </w:pPr>
+            <w:r>
+              <w:rPr>
+                <w:spacing w:val="-2"/>
+                <w:w w:val="105"/>
+                <w:sz w:val="18"/>
+              </w:rPr>
+              <w:t>0.986</w:t>
+            </w:r>
+          </w:p>
+        </w:tc>
+      </w:tr>
+      <w:tr>
+        <w:tblPrEx>
+          <w:tblBorders>
+            <w:top w:val="single" w:color="000000" w:sz="8" w:space="0"/>
+            <w:left w:val="single" w:color="000000" w:sz="8" w:space="0"/>
+            <w:bottom w:val="single" w:color="000000" w:sz="8" w:space="0"/>
+            <w:right w:val="single" w:color="000000" w:sz="8" w:space="0"/>
+            <w:insideH w:val="single" w:color="000000" w:sz="8" w:space="0"/>
+            <w:insideV w:val="single" w:color="000000" w:sz="8" w:space="0"/>
+          </w:tblBorders>
+          <w:tblCellMar>
+            <w:top w:w="0" w:type="dxa"/>
+            <w:left w:w="0" w:type="dxa"/>
+            <w:bottom w:w="0" w:type="dxa"/>
+            <w:right w:w="0" w:type="dxa"/>
+          </w:tblCellMar>
+        </w:tblPrEx>
+        <w:trPr>
+          <w:trHeight w:val="1218" w:hRule="atLeast"/>
+        </w:trPr>
+        <w:tc>
+          <w:tcPr>
+            <w:tcW w:w="678" w:type="dxa"/>
+          </w:tcPr>
+          <w:p>
+            <w:pPr>
+              <w:pStyle w:val="259"/>
+              <w:spacing w:before="7" w:line="360" w:lineRule="auto"/>
+              <w:rPr>
+                <w:b/>
+                <w:sz w:val="18"/>
+              </w:rPr>
+            </w:pPr>
+            <w:r>
+              <w:rPr>
+                <w:b/>
+                <w:spacing w:val="-10"/>
+                <w:w w:val="105"/>
+                <w:sz w:val="18"/>
+              </w:rPr>
+              <w:t>1</w:t>
+            </w:r>
+          </w:p>
+        </w:tc>
+        <w:tc>
+          <w:tcPr>
+            <w:tcW w:w="1962" w:type="dxa"/>
+          </w:tcPr>
+          <w:p>
+            <w:pPr>
+              <w:pStyle w:val="259"/>
+              <w:spacing w:line="360" w:lineRule="auto"/>
+              <w:ind w:left="103"/>
+              <w:rPr>
+                <w:sz w:val="18"/>
+              </w:rPr>
+            </w:pPr>
+            <w:r>
+              <w:rPr>
+                <w:w w:val="105"/>
+                <w:sz w:val="18"/>
+              </w:rPr>
+              <w:t>Multi-layer</w:t>
+            </w:r>
+            <w:r>
+              <w:rPr>
+                <w:spacing w:val="-8"/>
+                <w:w w:val="105"/>
+                <w:sz w:val="18"/>
+              </w:rPr>
+              <w:t xml:space="preserve"> </w:t>
+            </w:r>
+            <w:r>
+              <w:rPr>
+                <w:spacing w:val="-2"/>
+                <w:w w:val="105"/>
+                <w:sz w:val="18"/>
+              </w:rPr>
+              <w:t>Perceptron</w:t>
+            </w:r>
+          </w:p>
+        </w:tc>
+        <w:tc>
+          <w:tcPr>
+            <w:tcW w:w="1799" w:type="dxa"/>
+          </w:tcPr>
+          <w:p>
+            <w:pPr>
+              <w:pStyle w:val="259"/>
+              <w:spacing w:line="360" w:lineRule="auto"/>
+              <w:rPr>
+                <w:sz w:val="18"/>
+              </w:rPr>
+            </w:pPr>
+            <w:r>
+              <w:rPr>
+                <w:spacing w:val="-2"/>
+                <w:w w:val="105"/>
+                <w:sz w:val="18"/>
+              </w:rPr>
+              <w:t>0.971</w:t>
+            </w:r>
+          </w:p>
+        </w:tc>
+        <w:tc>
+          <w:tcPr>
+            <w:tcW w:w="1483" w:type="dxa"/>
+          </w:tcPr>
+          <w:p>
+            <w:pPr>
+              <w:pStyle w:val="259"/>
+              <w:spacing w:line="360" w:lineRule="auto"/>
+              <w:rPr>
+                <w:sz w:val="18"/>
+              </w:rPr>
+            </w:pPr>
+            <w:r>
+              <w:rPr>
+                <w:spacing w:val="-2"/>
+                <w:w w:val="105"/>
+                <w:sz w:val="18"/>
+              </w:rPr>
+              <w:t>0.974</w:t>
+            </w:r>
+          </w:p>
+        </w:tc>
+        <w:tc>
+          <w:tcPr>
+            <w:tcW w:w="1148" w:type="dxa"/>
+          </w:tcPr>
+          <w:p>
+            <w:pPr>
+              <w:pStyle w:val="259"/>
+              <w:spacing w:line="360" w:lineRule="auto"/>
+              <w:ind w:left="99"/>
+              <w:rPr>
+                <w:sz w:val="18"/>
+              </w:rPr>
+            </w:pPr>
+            <w:r>
+              <w:rPr>
+                <w:spacing w:val="-2"/>
+                <w:w w:val="105"/>
+                <w:sz w:val="18"/>
+              </w:rPr>
+              <w:t>0.994</w:t>
+            </w:r>
+          </w:p>
+        </w:tc>
+        <w:tc>
+          <w:tcPr>
+            <w:tcW w:w="1799" w:type="dxa"/>
+          </w:tcPr>
+          <w:p>
+            <w:pPr>
+              <w:pStyle w:val="259"/>
+              <w:spacing w:line="360" w:lineRule="auto"/>
+              <w:ind w:left="99"/>
+              <w:rPr>
+                <w:sz w:val="18"/>
+              </w:rPr>
+            </w:pPr>
+            <w:r>
+              <w:rPr>
+                <w:spacing w:val="-2"/>
+                <w:w w:val="105"/>
+                <w:sz w:val="18"/>
+              </w:rPr>
+              <w:t>0.982</w:t>
+            </w:r>
+          </w:p>
+        </w:tc>
+      </w:tr>
+      <w:tr>
+        <w:tblPrEx>
+          <w:tblBorders>
+            <w:top w:val="single" w:color="000000" w:sz="8" w:space="0"/>
+            <w:left w:val="single" w:color="000000" w:sz="8" w:space="0"/>
+            <w:bottom w:val="single" w:color="000000" w:sz="8" w:space="0"/>
+            <w:right w:val="single" w:color="000000" w:sz="8" w:space="0"/>
+            <w:insideH w:val="single" w:color="000000" w:sz="8" w:space="0"/>
+            <w:insideV w:val="single" w:color="000000" w:sz="8" w:space="0"/>
+          </w:tblBorders>
+          <w:tblCellMar>
+            <w:top w:w="0" w:type="dxa"/>
+            <w:left w:w="0" w:type="dxa"/>
+            <w:bottom w:w="0" w:type="dxa"/>
+            <w:right w:w="0" w:type="dxa"/>
+          </w:tblCellMar>
+        </w:tblPrEx>
+        <w:trPr>
+          <w:trHeight w:val="1216" w:hRule="atLeast"/>
+        </w:trPr>
+        <w:tc>
+          <w:tcPr>
+            <w:tcW w:w="678" w:type="dxa"/>
+            <w:shd w:val="clear" w:color="auto" w:fill="BFBFBF"/>
+          </w:tcPr>
+          <w:p>
+            <w:pPr>
+              <w:pStyle w:val="259"/>
+              <w:spacing w:before="7" w:line="360" w:lineRule="auto"/>
+              <w:rPr>
+                <w:b/>
+                <w:sz w:val="18"/>
+              </w:rPr>
+            </w:pPr>
+            <w:r>
+              <w:rPr>
+                <w:b/>
+                <w:spacing w:val="-10"/>
+                <w:w w:val="105"/>
+                <w:sz w:val="18"/>
+              </w:rPr>
+              <w:t>2</w:t>
+            </w:r>
+          </w:p>
+        </w:tc>
+        <w:tc>
+          <w:tcPr>
+            <w:tcW w:w="1962" w:type="dxa"/>
+            <w:shd w:val="clear" w:color="auto" w:fill="BFBFBF"/>
+          </w:tcPr>
+          <w:p>
+            <w:pPr>
+              <w:pStyle w:val="259"/>
+              <w:spacing w:line="360" w:lineRule="auto"/>
+              <w:ind w:left="103"/>
+              <w:rPr>
+                <w:sz w:val="18"/>
+              </w:rPr>
+            </w:pPr>
+            <w:r>
+              <w:rPr>
+                <w:w w:val="105"/>
+                <w:sz w:val="18"/>
+              </w:rPr>
+              <w:t>Random</w:t>
+            </w:r>
+            <w:r>
+              <w:rPr>
+                <w:spacing w:val="-8"/>
+                <w:w w:val="105"/>
+                <w:sz w:val="18"/>
+              </w:rPr>
+              <w:t xml:space="preserve"> </w:t>
+            </w:r>
+            <w:r>
+              <w:rPr>
+                <w:spacing w:val="-2"/>
+                <w:w w:val="105"/>
+                <w:sz w:val="18"/>
+              </w:rPr>
+              <w:t>Forest</w:t>
+            </w:r>
+          </w:p>
+        </w:tc>
+        <w:tc>
+          <w:tcPr>
+            <w:tcW w:w="1799" w:type="dxa"/>
+            <w:shd w:val="clear" w:color="auto" w:fill="BFBFBF"/>
+          </w:tcPr>
+          <w:p>
+            <w:pPr>
+              <w:pStyle w:val="259"/>
+              <w:spacing w:line="360" w:lineRule="auto"/>
+              <w:rPr>
+                <w:sz w:val="18"/>
+              </w:rPr>
+            </w:pPr>
+            <w:r>
+              <w:rPr>
+                <w:spacing w:val="-2"/>
+                <w:w w:val="105"/>
+                <w:sz w:val="18"/>
+              </w:rPr>
+              <w:t>0.966</w:t>
+            </w:r>
+          </w:p>
+        </w:tc>
+        <w:tc>
+          <w:tcPr>
+            <w:tcW w:w="1483" w:type="dxa"/>
+            <w:shd w:val="clear" w:color="auto" w:fill="BFBFBF"/>
+          </w:tcPr>
+          <w:p>
+            <w:pPr>
+              <w:pStyle w:val="259"/>
+              <w:spacing w:line="360" w:lineRule="auto"/>
+              <w:rPr>
+                <w:sz w:val="18"/>
+              </w:rPr>
+            </w:pPr>
+            <w:r>
+              <w:rPr>
+                <w:spacing w:val="-2"/>
+                <w:w w:val="105"/>
+                <w:sz w:val="18"/>
+              </w:rPr>
+              <w:t>0.969</w:t>
+            </w:r>
+          </w:p>
+        </w:tc>
+        <w:tc>
+          <w:tcPr>
+            <w:tcW w:w="1148" w:type="dxa"/>
+            <w:shd w:val="clear" w:color="auto" w:fill="BFBFBF"/>
+          </w:tcPr>
+          <w:p>
+            <w:pPr>
+              <w:pStyle w:val="259"/>
+              <w:spacing w:line="360" w:lineRule="auto"/>
+              <w:rPr>
+                <w:sz w:val="18"/>
+              </w:rPr>
+            </w:pPr>
+            <w:r>
+              <w:rPr>
+                <w:spacing w:val="-2"/>
+                <w:w w:val="105"/>
+                <w:sz w:val="18"/>
+              </w:rPr>
+              <w:t>0.994</w:t>
+            </w:r>
+          </w:p>
+        </w:tc>
+        <w:tc>
+          <w:tcPr>
+            <w:tcW w:w="1799" w:type="dxa"/>
+            <w:shd w:val="clear" w:color="auto" w:fill="BFBFBF"/>
+          </w:tcPr>
+          <w:p>
+            <w:pPr>
+              <w:pStyle w:val="259"/>
+              <w:spacing w:line="360" w:lineRule="auto"/>
+              <w:rPr>
+                <w:sz w:val="18"/>
+              </w:rPr>
+            </w:pPr>
+            <w:r>
+              <w:rPr>
+                <w:spacing w:val="-2"/>
+                <w:w w:val="105"/>
+                <w:sz w:val="18"/>
+              </w:rPr>
+              <w:t>0.987</w:t>
+            </w:r>
+          </w:p>
+        </w:tc>
+      </w:tr>
+      <w:tr>
+        <w:tblPrEx>
+          <w:tblBorders>
+            <w:top w:val="single" w:color="000000" w:sz="8" w:space="0"/>
+            <w:left w:val="single" w:color="000000" w:sz="8" w:space="0"/>
+            <w:bottom w:val="single" w:color="000000" w:sz="8" w:space="0"/>
+            <w:right w:val="single" w:color="000000" w:sz="8" w:space="0"/>
+            <w:insideH w:val="single" w:color="000000" w:sz="8" w:space="0"/>
+            <w:insideV w:val="single" w:color="000000" w:sz="8" w:space="0"/>
+          </w:tblBorders>
+          <w:tblCellMar>
+            <w:top w:w="0" w:type="dxa"/>
+            <w:left w:w="0" w:type="dxa"/>
+            <w:bottom w:w="0" w:type="dxa"/>
+            <w:right w:w="0" w:type="dxa"/>
+          </w:tblCellMar>
+        </w:tblPrEx>
+        <w:trPr>
+          <w:trHeight w:val="696" w:hRule="atLeast"/>
+        </w:trPr>
+        <w:tc>
+          <w:tcPr>
+            <w:tcW w:w="678" w:type="dxa"/>
+          </w:tcPr>
+          <w:p>
+            <w:pPr>
+              <w:pStyle w:val="259"/>
+              <w:spacing w:before="7" w:line="360" w:lineRule="auto"/>
+              <w:rPr>
+                <w:b/>
+                <w:sz w:val="18"/>
+              </w:rPr>
+            </w:pPr>
+            <w:r>
+              <w:rPr>
+                <w:b/>
+                <w:spacing w:val="-10"/>
+                <w:w w:val="105"/>
+                <w:sz w:val="18"/>
+              </w:rPr>
+              <w:t>3</w:t>
+            </w:r>
+          </w:p>
+        </w:tc>
+        <w:tc>
+          <w:tcPr>
+            <w:tcW w:w="1962" w:type="dxa"/>
+          </w:tcPr>
+          <w:p>
+            <w:pPr>
+              <w:pStyle w:val="259"/>
+              <w:spacing w:line="360" w:lineRule="auto"/>
+              <w:ind w:left="103"/>
+              <w:rPr>
+                <w:sz w:val="18"/>
+              </w:rPr>
+            </w:pPr>
+            <w:r>
+              <w:rPr>
+                <w:spacing w:val="-5"/>
+                <w:w w:val="105"/>
+                <w:sz w:val="18"/>
+              </w:rPr>
+              <w:t>SVM</w:t>
+            </w:r>
+          </w:p>
+        </w:tc>
+        <w:tc>
+          <w:tcPr>
+            <w:tcW w:w="1799" w:type="dxa"/>
+          </w:tcPr>
+          <w:p>
+            <w:pPr>
+              <w:pStyle w:val="259"/>
+              <w:spacing w:line="360" w:lineRule="auto"/>
+              <w:ind w:left="101"/>
+              <w:rPr>
+                <w:sz w:val="18"/>
+              </w:rPr>
+            </w:pPr>
+            <w:r>
+              <w:rPr>
+                <w:spacing w:val="-2"/>
+                <w:w w:val="105"/>
+                <w:sz w:val="18"/>
+              </w:rPr>
+              <w:t>0.964</w:t>
+            </w:r>
+          </w:p>
+        </w:tc>
+        <w:tc>
+          <w:tcPr>
+            <w:tcW w:w="1483" w:type="dxa"/>
+          </w:tcPr>
+          <w:p>
+            <w:pPr>
+              <w:pStyle w:val="259"/>
+              <w:spacing w:line="360" w:lineRule="auto"/>
+              <w:ind w:left="101"/>
+              <w:rPr>
+                <w:sz w:val="18"/>
+              </w:rPr>
+            </w:pPr>
+            <w:r>
+              <w:rPr>
+                <w:spacing w:val="-2"/>
+                <w:w w:val="105"/>
+                <w:sz w:val="18"/>
+              </w:rPr>
+              <w:t>0.968</w:t>
+            </w:r>
+          </w:p>
+        </w:tc>
+        <w:tc>
+          <w:tcPr>
+            <w:tcW w:w="1148" w:type="dxa"/>
+          </w:tcPr>
+          <w:p>
+            <w:pPr>
+              <w:pStyle w:val="259"/>
+              <w:spacing w:line="360" w:lineRule="auto"/>
+              <w:rPr>
+                <w:sz w:val="18"/>
+              </w:rPr>
+            </w:pPr>
+            <w:r>
+              <w:rPr>
+                <w:spacing w:val="-2"/>
+                <w:w w:val="105"/>
+                <w:sz w:val="18"/>
+              </w:rPr>
+              <w:t>0.980</w:t>
+            </w:r>
+          </w:p>
+        </w:tc>
+        <w:tc>
+          <w:tcPr>
+            <w:tcW w:w="1799" w:type="dxa"/>
+          </w:tcPr>
+          <w:p>
+            <w:pPr>
+              <w:pStyle w:val="259"/>
+              <w:spacing w:line="360" w:lineRule="auto"/>
+              <w:rPr>
+                <w:sz w:val="18"/>
+              </w:rPr>
+            </w:pPr>
+            <w:r>
+              <w:rPr>
+                <w:spacing w:val="-2"/>
+                <w:w w:val="105"/>
+                <w:sz w:val="18"/>
+              </w:rPr>
+              <w:t>0.965</w:t>
+            </w:r>
+          </w:p>
+        </w:tc>
+      </w:tr>
+      <w:tr>
+        <w:tblPrEx>
+          <w:tblBorders>
+            <w:top w:val="single" w:color="000000" w:sz="8" w:space="0"/>
+            <w:left w:val="single" w:color="000000" w:sz="8" w:space="0"/>
+            <w:bottom w:val="single" w:color="000000" w:sz="8" w:space="0"/>
+            <w:right w:val="single" w:color="000000" w:sz="8" w:space="0"/>
+            <w:insideH w:val="single" w:color="000000" w:sz="8" w:space="0"/>
+            <w:insideV w:val="single" w:color="000000" w:sz="8" w:space="0"/>
+          </w:tblBorders>
+          <w:tblCellMar>
+            <w:top w:w="0" w:type="dxa"/>
+            <w:left w:w="0" w:type="dxa"/>
+            <w:bottom w:w="0" w:type="dxa"/>
+            <w:right w:w="0" w:type="dxa"/>
+          </w:tblCellMar>
+        </w:tblPrEx>
+        <w:trPr>
+          <w:trHeight w:val="694" w:hRule="atLeast"/>
+        </w:trPr>
+        <w:tc>
+          <w:tcPr>
+            <w:tcW w:w="678" w:type="dxa"/>
+            <w:shd w:val="clear" w:color="auto" w:fill="BFBFBF"/>
+          </w:tcPr>
+          <w:p>
+            <w:pPr>
+              <w:pStyle w:val="259"/>
+              <w:spacing w:before="7" w:line="360" w:lineRule="auto"/>
+              <w:rPr>
+                <w:b/>
+                <w:sz w:val="18"/>
+              </w:rPr>
+            </w:pPr>
+            <w:r>
+              <w:rPr>
+                <w:b/>
+                <w:spacing w:val="-10"/>
+                <w:w w:val="105"/>
+                <w:sz w:val="18"/>
+              </w:rPr>
+              <w:t>4</w:t>
+            </w:r>
+          </w:p>
+        </w:tc>
+        <w:tc>
+          <w:tcPr>
+            <w:tcW w:w="1962" w:type="dxa"/>
+            <w:shd w:val="clear" w:color="auto" w:fill="BFBFBF"/>
+          </w:tcPr>
+          <w:p>
+            <w:pPr>
+              <w:pStyle w:val="259"/>
+              <w:spacing w:line="360" w:lineRule="auto"/>
+              <w:ind w:left="103"/>
+              <w:rPr>
+                <w:sz w:val="18"/>
+              </w:rPr>
+            </w:pPr>
+            <w:r>
+              <w:rPr>
+                <w:spacing w:val="-5"/>
+                <w:w w:val="105"/>
+                <w:sz w:val="18"/>
+              </w:rPr>
+              <w:t>KNN</w:t>
+            </w:r>
+          </w:p>
+        </w:tc>
+        <w:tc>
+          <w:tcPr>
+            <w:tcW w:w="1799" w:type="dxa"/>
+            <w:shd w:val="clear" w:color="auto" w:fill="BFBFBF"/>
+          </w:tcPr>
+          <w:p>
+            <w:pPr>
+              <w:pStyle w:val="259"/>
+              <w:spacing w:line="360" w:lineRule="auto"/>
+              <w:rPr>
+                <w:sz w:val="18"/>
+              </w:rPr>
+            </w:pPr>
+            <w:r>
+              <w:rPr>
+                <w:spacing w:val="-2"/>
+                <w:w w:val="105"/>
+                <w:sz w:val="18"/>
+              </w:rPr>
+              <w:t>0.956</w:t>
+            </w:r>
+          </w:p>
+        </w:tc>
+        <w:tc>
+          <w:tcPr>
+            <w:tcW w:w="1483" w:type="dxa"/>
+            <w:shd w:val="clear" w:color="auto" w:fill="BFBFBF"/>
+          </w:tcPr>
+          <w:p>
+            <w:pPr>
+              <w:pStyle w:val="259"/>
+              <w:spacing w:line="360" w:lineRule="auto"/>
+              <w:rPr>
+                <w:sz w:val="18"/>
+              </w:rPr>
+            </w:pPr>
+            <w:r>
+              <w:rPr>
+                <w:spacing w:val="-2"/>
+                <w:w w:val="105"/>
+                <w:sz w:val="18"/>
+              </w:rPr>
+              <w:t>0.961</w:t>
+            </w:r>
+          </w:p>
+        </w:tc>
+        <w:tc>
+          <w:tcPr>
+            <w:tcW w:w="1148" w:type="dxa"/>
+            <w:shd w:val="clear" w:color="auto" w:fill="BFBFBF"/>
+          </w:tcPr>
+          <w:p>
+            <w:pPr>
+              <w:pStyle w:val="259"/>
+              <w:spacing w:line="360" w:lineRule="auto"/>
+              <w:rPr>
+                <w:sz w:val="18"/>
+              </w:rPr>
+            </w:pPr>
+            <w:r>
+              <w:rPr>
+                <w:spacing w:val="-2"/>
+                <w:w w:val="105"/>
+                <w:sz w:val="18"/>
+              </w:rPr>
+              <w:t>0.991</w:t>
+            </w:r>
+          </w:p>
+        </w:tc>
+        <w:tc>
+          <w:tcPr>
+            <w:tcW w:w="1799" w:type="dxa"/>
+            <w:shd w:val="clear" w:color="auto" w:fill="BFBFBF"/>
+          </w:tcPr>
+          <w:p>
+            <w:pPr>
+              <w:pStyle w:val="259"/>
+              <w:spacing w:line="360" w:lineRule="auto"/>
+              <w:rPr>
+                <w:sz w:val="18"/>
+              </w:rPr>
+            </w:pPr>
+            <w:r>
+              <w:rPr>
+                <w:spacing w:val="-2"/>
+                <w:w w:val="105"/>
+                <w:sz w:val="18"/>
+              </w:rPr>
+              <w:t>0.993</w:t>
+            </w:r>
+          </w:p>
+        </w:tc>
+      </w:tr>
+      <w:tr>
+        <w:tblPrEx>
+          <w:tblBorders>
+            <w:top w:val="single" w:color="000000" w:sz="8" w:space="0"/>
+            <w:left w:val="single" w:color="000000" w:sz="8" w:space="0"/>
+            <w:bottom w:val="single" w:color="000000" w:sz="8" w:space="0"/>
+            <w:right w:val="single" w:color="000000" w:sz="8" w:space="0"/>
+            <w:insideH w:val="single" w:color="000000" w:sz="8" w:space="0"/>
+            <w:insideV w:val="single" w:color="000000" w:sz="8" w:space="0"/>
+          </w:tblBorders>
+          <w:tblCellMar>
+            <w:top w:w="0" w:type="dxa"/>
+            <w:left w:w="0" w:type="dxa"/>
+            <w:bottom w:w="0" w:type="dxa"/>
+            <w:right w:w="0" w:type="dxa"/>
+          </w:tblCellMar>
+        </w:tblPrEx>
+        <w:trPr>
+          <w:trHeight w:val="1218" w:hRule="atLeast"/>
+        </w:trPr>
+        <w:tc>
+          <w:tcPr>
+            <w:tcW w:w="678" w:type="dxa"/>
+          </w:tcPr>
+          <w:p>
+            <w:pPr>
+              <w:pStyle w:val="259"/>
+              <w:spacing w:before="9" w:line="360" w:lineRule="auto"/>
+              <w:rPr>
+                <w:b/>
+                <w:sz w:val="18"/>
+              </w:rPr>
+            </w:pPr>
+            <w:r>
+              <w:rPr>
+                <w:b/>
+                <w:spacing w:val="-10"/>
+                <w:w w:val="105"/>
+                <w:sz w:val="18"/>
+              </w:rPr>
+              <w:t>5</w:t>
+            </w:r>
+          </w:p>
+        </w:tc>
+        <w:tc>
+          <w:tcPr>
+            <w:tcW w:w="1962" w:type="dxa"/>
+          </w:tcPr>
+          <w:p>
+            <w:pPr>
+              <w:pStyle w:val="259"/>
+              <w:spacing w:before="5" w:line="360" w:lineRule="auto"/>
+              <w:ind w:left="103"/>
+              <w:rPr>
+                <w:sz w:val="18"/>
+              </w:rPr>
+            </w:pPr>
+            <w:r>
+              <w:rPr>
+                <w:w w:val="105"/>
+                <w:sz w:val="18"/>
+              </w:rPr>
+              <w:t>Logistic</w:t>
+            </w:r>
+            <w:r>
+              <w:rPr>
+                <w:spacing w:val="-7"/>
+                <w:w w:val="105"/>
+                <w:sz w:val="18"/>
+              </w:rPr>
+              <w:t xml:space="preserve"> </w:t>
+            </w:r>
+            <w:r>
+              <w:rPr>
+                <w:spacing w:val="-2"/>
+                <w:w w:val="105"/>
+                <w:sz w:val="18"/>
+              </w:rPr>
+              <w:t>Regression</w:t>
+            </w:r>
+          </w:p>
+        </w:tc>
+        <w:tc>
+          <w:tcPr>
+            <w:tcW w:w="1799" w:type="dxa"/>
+          </w:tcPr>
+          <w:p>
+            <w:pPr>
+              <w:pStyle w:val="259"/>
+              <w:spacing w:before="5" w:line="360" w:lineRule="auto"/>
+              <w:rPr>
+                <w:sz w:val="18"/>
+              </w:rPr>
+            </w:pPr>
+            <w:r>
+              <w:rPr>
+                <w:spacing w:val="-2"/>
+                <w:w w:val="105"/>
+                <w:sz w:val="18"/>
+              </w:rPr>
+              <w:t>0.934</w:t>
+            </w:r>
+          </w:p>
+        </w:tc>
+        <w:tc>
+          <w:tcPr>
+            <w:tcW w:w="1483" w:type="dxa"/>
+          </w:tcPr>
+          <w:p>
+            <w:pPr>
+              <w:pStyle w:val="259"/>
+              <w:spacing w:before="5" w:line="360" w:lineRule="auto"/>
+              <w:ind w:left="101"/>
+              <w:rPr>
+                <w:sz w:val="18"/>
+              </w:rPr>
+            </w:pPr>
+            <w:r>
+              <w:rPr>
+                <w:spacing w:val="-2"/>
+                <w:w w:val="105"/>
+                <w:sz w:val="18"/>
+              </w:rPr>
+              <w:t>0.941</w:t>
+            </w:r>
+          </w:p>
+        </w:tc>
+        <w:tc>
+          <w:tcPr>
+            <w:tcW w:w="1148" w:type="dxa"/>
+          </w:tcPr>
+          <w:p>
+            <w:pPr>
+              <w:pStyle w:val="259"/>
+              <w:spacing w:before="5" w:line="360" w:lineRule="auto"/>
+              <w:rPr>
+                <w:sz w:val="18"/>
+              </w:rPr>
+            </w:pPr>
+            <w:r>
+              <w:rPr>
+                <w:spacing w:val="-2"/>
+                <w:w w:val="105"/>
+                <w:sz w:val="18"/>
+              </w:rPr>
+              <w:t>0.943</w:t>
+            </w:r>
+          </w:p>
+        </w:tc>
+        <w:tc>
+          <w:tcPr>
+            <w:tcW w:w="1799" w:type="dxa"/>
+          </w:tcPr>
+          <w:p>
+            <w:pPr>
+              <w:pStyle w:val="259"/>
+              <w:spacing w:before="5" w:line="360" w:lineRule="auto"/>
+              <w:rPr>
+                <w:sz w:val="18"/>
+              </w:rPr>
+            </w:pPr>
+            <w:r>
+              <w:rPr>
+                <w:spacing w:val="-2"/>
+                <w:w w:val="105"/>
+                <w:sz w:val="18"/>
+              </w:rPr>
+              <w:t>0.927</w:t>
+            </w:r>
+          </w:p>
+        </w:tc>
+      </w:tr>
+      <w:tr>
+        <w:tblPrEx>
+          <w:tblBorders>
+            <w:top w:val="single" w:color="000000" w:sz="8" w:space="0"/>
+            <w:left w:val="single" w:color="000000" w:sz="8" w:space="0"/>
+            <w:bottom w:val="single" w:color="000000" w:sz="8" w:space="0"/>
+            <w:right w:val="single" w:color="000000" w:sz="8" w:space="0"/>
+            <w:insideH w:val="single" w:color="000000" w:sz="8" w:space="0"/>
+            <w:insideV w:val="single" w:color="000000" w:sz="8" w:space="0"/>
+          </w:tblBorders>
+          <w:tblCellMar>
+            <w:top w:w="0" w:type="dxa"/>
+            <w:left w:w="0" w:type="dxa"/>
+            <w:bottom w:w="0" w:type="dxa"/>
+            <w:right w:w="0" w:type="dxa"/>
+          </w:tblCellMar>
+        </w:tblPrEx>
+        <w:trPr>
+          <w:trHeight w:val="1216" w:hRule="atLeast"/>
+        </w:trPr>
+        <w:tc>
+          <w:tcPr>
+            <w:tcW w:w="678" w:type="dxa"/>
+            <w:shd w:val="clear" w:color="auto" w:fill="BFBFBF"/>
+          </w:tcPr>
+          <w:p>
+            <w:pPr>
+              <w:pStyle w:val="259"/>
+              <w:spacing w:before="7" w:line="360" w:lineRule="auto"/>
+              <w:rPr>
+                <w:b/>
+                <w:sz w:val="18"/>
+              </w:rPr>
+            </w:pPr>
+            <w:r>
+              <w:rPr>
+                <w:b/>
+                <w:spacing w:val="-10"/>
+                <w:w w:val="105"/>
+                <w:sz w:val="18"/>
+              </w:rPr>
+              <w:t>6</w:t>
+            </w:r>
+          </w:p>
+        </w:tc>
+        <w:tc>
+          <w:tcPr>
+            <w:tcW w:w="1962" w:type="dxa"/>
+            <w:shd w:val="clear" w:color="auto" w:fill="BFBFBF"/>
+          </w:tcPr>
+          <w:p>
+            <w:pPr>
+              <w:pStyle w:val="259"/>
+              <w:spacing w:line="360" w:lineRule="auto"/>
+              <w:ind w:left="103"/>
+              <w:rPr>
+                <w:sz w:val="18"/>
+              </w:rPr>
+            </w:pPr>
+            <w:r>
+              <w:rPr>
+                <w:w w:val="105"/>
+                <w:sz w:val="18"/>
+              </w:rPr>
+              <w:t>Decision</w:t>
+            </w:r>
+            <w:r>
+              <w:rPr>
+                <w:spacing w:val="-8"/>
+                <w:w w:val="105"/>
+                <w:sz w:val="18"/>
+              </w:rPr>
+              <w:t xml:space="preserve"> </w:t>
+            </w:r>
+            <w:r>
+              <w:rPr>
+                <w:spacing w:val="-4"/>
+                <w:w w:val="105"/>
+                <w:sz w:val="18"/>
+              </w:rPr>
+              <w:t>Tree</w:t>
+            </w:r>
+          </w:p>
+        </w:tc>
+        <w:tc>
+          <w:tcPr>
+            <w:tcW w:w="1799" w:type="dxa"/>
+            <w:shd w:val="clear" w:color="auto" w:fill="BFBFBF"/>
+          </w:tcPr>
+          <w:p>
+            <w:pPr>
+              <w:pStyle w:val="259"/>
+              <w:spacing w:line="360" w:lineRule="auto"/>
+              <w:rPr>
+                <w:sz w:val="18"/>
+              </w:rPr>
+            </w:pPr>
+            <w:r>
+              <w:rPr>
+                <w:spacing w:val="-2"/>
+                <w:w w:val="105"/>
+                <w:sz w:val="18"/>
+              </w:rPr>
+              <w:t>0.959</w:t>
+            </w:r>
+          </w:p>
+        </w:tc>
+        <w:tc>
+          <w:tcPr>
+            <w:tcW w:w="1483" w:type="dxa"/>
+            <w:shd w:val="clear" w:color="auto" w:fill="BFBFBF"/>
+          </w:tcPr>
+          <w:p>
+            <w:pPr>
+              <w:pStyle w:val="259"/>
+              <w:spacing w:line="360" w:lineRule="auto"/>
+              <w:rPr>
+                <w:sz w:val="18"/>
+              </w:rPr>
+            </w:pPr>
+            <w:r>
+              <w:rPr>
+                <w:spacing w:val="-2"/>
+                <w:w w:val="105"/>
+                <w:sz w:val="18"/>
+              </w:rPr>
+              <w:t>0.964</w:t>
+            </w:r>
+          </w:p>
+        </w:tc>
+        <w:tc>
+          <w:tcPr>
+            <w:tcW w:w="1148" w:type="dxa"/>
+            <w:shd w:val="clear" w:color="auto" w:fill="BFBFBF"/>
+          </w:tcPr>
+          <w:p>
+            <w:pPr>
+              <w:pStyle w:val="259"/>
+              <w:spacing w:line="360" w:lineRule="auto"/>
+              <w:rPr>
+                <w:sz w:val="18"/>
+              </w:rPr>
+            </w:pPr>
+            <w:r>
+              <w:rPr>
+                <w:spacing w:val="-2"/>
+                <w:w w:val="105"/>
+                <w:sz w:val="18"/>
+              </w:rPr>
+              <w:t>0.980</w:t>
+            </w:r>
+          </w:p>
+        </w:tc>
+        <w:tc>
+          <w:tcPr>
+            <w:tcW w:w="1799" w:type="dxa"/>
+            <w:shd w:val="clear" w:color="auto" w:fill="BFBFBF"/>
+          </w:tcPr>
+          <w:p>
+            <w:pPr>
+              <w:pStyle w:val="259"/>
+              <w:spacing w:line="360" w:lineRule="auto"/>
+              <w:rPr>
+                <w:sz w:val="18"/>
+              </w:rPr>
+            </w:pPr>
+            <w:r>
+              <w:rPr>
+                <w:spacing w:val="-2"/>
+                <w:w w:val="105"/>
+                <w:sz w:val="18"/>
+              </w:rPr>
+              <w:t>0.965</w:t>
+            </w:r>
+          </w:p>
+        </w:tc>
+      </w:tr>
+      <w:tr>
+        <w:tblPrEx>
+          <w:tblBorders>
+            <w:top w:val="single" w:color="000000" w:sz="8" w:space="0"/>
+            <w:left w:val="single" w:color="000000" w:sz="8" w:space="0"/>
+            <w:bottom w:val="single" w:color="000000" w:sz="8" w:space="0"/>
+            <w:right w:val="single" w:color="000000" w:sz="8" w:space="0"/>
+            <w:insideH w:val="single" w:color="000000" w:sz="8" w:space="0"/>
+            <w:insideV w:val="single" w:color="000000" w:sz="8" w:space="0"/>
+          </w:tblBorders>
+          <w:tblCellMar>
+            <w:top w:w="0" w:type="dxa"/>
+            <w:left w:w="0" w:type="dxa"/>
+            <w:bottom w:w="0" w:type="dxa"/>
+            <w:right w:w="0" w:type="dxa"/>
+          </w:tblCellMar>
+        </w:tblPrEx>
+        <w:trPr>
+          <w:trHeight w:val="1742" w:hRule="atLeast"/>
+        </w:trPr>
+        <w:tc>
+          <w:tcPr>
+            <w:tcW w:w="678" w:type="dxa"/>
+          </w:tcPr>
+          <w:p>
+            <w:pPr>
+              <w:pStyle w:val="259"/>
+              <w:spacing w:before="9" w:line="360" w:lineRule="auto"/>
+              <w:rPr>
+                <w:b/>
+                <w:sz w:val="18"/>
+              </w:rPr>
+            </w:pPr>
+            <w:r>
+              <w:rPr>
+                <w:b/>
+                <w:spacing w:val="-10"/>
+                <w:w w:val="105"/>
+                <w:sz w:val="18"/>
+              </w:rPr>
+              <w:t>7</w:t>
+            </w:r>
+          </w:p>
+        </w:tc>
+        <w:tc>
+          <w:tcPr>
+            <w:tcW w:w="1962" w:type="dxa"/>
+          </w:tcPr>
+          <w:p>
+            <w:pPr>
+              <w:pStyle w:val="259"/>
+              <w:spacing w:before="5" w:line="360" w:lineRule="auto"/>
+              <w:ind w:left="103"/>
+              <w:rPr>
+                <w:sz w:val="18"/>
+              </w:rPr>
+            </w:pPr>
+            <w:r>
+              <w:rPr>
+                <w:w w:val="105"/>
+                <w:sz w:val="18"/>
+              </w:rPr>
+              <w:t>Naive</w:t>
+            </w:r>
+            <w:r>
+              <w:rPr>
+                <w:spacing w:val="-6"/>
+                <w:w w:val="105"/>
+                <w:sz w:val="18"/>
+              </w:rPr>
+              <w:t xml:space="preserve"> </w:t>
+            </w:r>
+            <w:r>
+              <w:rPr>
+                <w:w w:val="105"/>
+                <w:sz w:val="18"/>
+              </w:rPr>
+              <w:t>Bayes</w:t>
+            </w:r>
+            <w:r>
+              <w:rPr>
+                <w:spacing w:val="-4"/>
+                <w:w w:val="105"/>
+                <w:sz w:val="18"/>
+              </w:rPr>
+              <w:t xml:space="preserve"> </w:t>
+            </w:r>
+            <w:r>
+              <w:rPr>
+                <w:spacing w:val="-2"/>
+                <w:w w:val="105"/>
+                <w:sz w:val="18"/>
+              </w:rPr>
+              <w:t>Classifier</w:t>
+            </w:r>
+          </w:p>
+        </w:tc>
+        <w:tc>
+          <w:tcPr>
+            <w:tcW w:w="1799" w:type="dxa"/>
+          </w:tcPr>
+          <w:p>
+            <w:pPr>
+              <w:pStyle w:val="259"/>
+              <w:spacing w:before="5" w:line="360" w:lineRule="auto"/>
+              <w:rPr>
+                <w:sz w:val="18"/>
+              </w:rPr>
+            </w:pPr>
+            <w:r>
+              <w:rPr>
+                <w:spacing w:val="-2"/>
+                <w:w w:val="105"/>
+                <w:sz w:val="18"/>
+              </w:rPr>
+              <w:t>0.605</w:t>
+            </w:r>
+          </w:p>
+        </w:tc>
+        <w:tc>
+          <w:tcPr>
+            <w:tcW w:w="1483" w:type="dxa"/>
+          </w:tcPr>
+          <w:p>
+            <w:pPr>
+              <w:pStyle w:val="259"/>
+              <w:spacing w:before="5" w:line="360" w:lineRule="auto"/>
+              <w:rPr>
+                <w:sz w:val="18"/>
+              </w:rPr>
+            </w:pPr>
+            <w:r>
+              <w:rPr>
+                <w:spacing w:val="-2"/>
+                <w:w w:val="105"/>
+                <w:sz w:val="18"/>
+              </w:rPr>
+              <w:t>0.454</w:t>
+            </w:r>
+          </w:p>
+        </w:tc>
+        <w:tc>
+          <w:tcPr>
+            <w:tcW w:w="1148" w:type="dxa"/>
+          </w:tcPr>
+          <w:p>
+            <w:pPr>
+              <w:pStyle w:val="259"/>
+              <w:spacing w:before="5" w:line="360" w:lineRule="auto"/>
+              <w:ind w:left="99"/>
+              <w:rPr>
+                <w:sz w:val="18"/>
+              </w:rPr>
+            </w:pPr>
+            <w:r>
+              <w:rPr>
+                <w:spacing w:val="-2"/>
+                <w:w w:val="105"/>
+                <w:sz w:val="18"/>
+              </w:rPr>
+              <w:t>0.292</w:t>
+            </w:r>
+          </w:p>
+        </w:tc>
+        <w:tc>
+          <w:tcPr>
+            <w:tcW w:w="1799" w:type="dxa"/>
+          </w:tcPr>
+          <w:p>
+            <w:pPr>
+              <w:pStyle w:val="259"/>
+              <w:spacing w:before="5" w:line="360" w:lineRule="auto"/>
+              <w:ind w:left="99"/>
+              <w:rPr>
+                <w:sz w:val="18"/>
+              </w:rPr>
+            </w:pPr>
+            <w:r>
+              <w:rPr>
+                <w:spacing w:val="-2"/>
+                <w:w w:val="105"/>
+                <w:sz w:val="18"/>
+              </w:rPr>
+              <w:t>0.997</w:t>
+            </w:r>
+          </w:p>
+        </w:tc>
+      </w:tr>
+    </w:tbl>
+    <w:p>
+      <w:pPr>
+        <w:pStyle w:val="15"/>
+        <w:spacing w:before="139" w:line="360" w:lineRule="auto"/>
+        <w:rPr>
+          <w:sz w:val="16"/>
+        </w:rPr>
+      </w:pPr>
+    </w:p>
+    <w:p>
+      <w:pPr>
+        <w:spacing w:before="0" w:line="360" w:lineRule="auto"/>
+        <w:ind w:left="0" w:right="717" w:firstLine="0"/>
+        <w:jc w:val="center"/>
+        <w:rPr>
+          <w:sz w:val="16"/>
+        </w:rPr>
+      </w:pPr>
+      <w:r>
+        <w:rPr>
+          <w:sz w:val="16"/>
+        </w:rPr>
+        <w:t>Table</w:t>
+      </w:r>
+      <w:r>
+        <w:rPr>
+          <w:spacing w:val="-4"/>
+          <w:sz w:val="16"/>
+        </w:rPr>
+        <w:t xml:space="preserve"> </w:t>
+      </w:r>
+      <w:r>
+        <w:rPr>
+          <w:sz w:val="16"/>
+        </w:rPr>
+        <w:t>4.1</w:t>
+      </w:r>
+      <w:r>
+        <w:rPr>
+          <w:spacing w:val="-1"/>
+          <w:sz w:val="16"/>
+        </w:rPr>
+        <w:t xml:space="preserve"> </w:t>
+      </w:r>
+      <w:r>
+        <w:rPr>
+          <w:sz w:val="16"/>
+        </w:rPr>
+        <w:t>Comparison</w:t>
+      </w:r>
+      <w:r>
+        <w:rPr>
+          <w:spacing w:val="-2"/>
+          <w:sz w:val="16"/>
+        </w:rPr>
+        <w:t xml:space="preserve"> </w:t>
+      </w:r>
+      <w:r>
+        <w:rPr>
+          <w:sz w:val="16"/>
+        </w:rPr>
+        <w:t xml:space="preserve">of </w:t>
+      </w:r>
+      <w:r>
+        <w:rPr>
+          <w:spacing w:val="-2"/>
+          <w:sz w:val="16"/>
+        </w:rPr>
+        <w:t>Accuracy</w:t>
+      </w:r>
+    </w:p>
+    <w:p>
+      <w:pPr>
+        <w:spacing w:after="0" w:line="360" w:lineRule="auto"/>
+        <w:jc w:val="center"/>
+        <w:rPr>
+          <w:sz w:val="16"/>
+        </w:rPr>
+        <w:sectPr>
+          <w:pgSz w:w="11200" w:h="15840"/>
+          <w:pgMar w:top="1500" w:right="992" w:bottom="1540" w:left="850" w:header="0" w:footer="1341" w:gutter="0"/>
+          <w:cols w:space="720" w:num="1"/>
+        </w:sectPr>
+      </w:pPr>
+    </w:p>
+    <w:p>
+      <w:pPr>
+        <w:pStyle w:val="258"/>
+        <w:numPr>
+          <w:ilvl w:val="1"/>
+          <w:numId w:val="26"/>
+        </w:numPr>
+        <w:tabs>
+          <w:tab w:val="left" w:pos="1830"/>
+        </w:tabs>
+        <w:spacing w:before="83" w:after="0" w:line="360" w:lineRule="auto"/>
+        <w:ind w:left="1830" w:right="0" w:hanging="339"/>
+        <w:jc w:val="left"/>
+        <w:rPr>
+          <w:sz w:val="22"/>
+        </w:rPr>
+      </w:pPr>
+      <w:r>
+        <w:rPr>
+          <w:sz w:val="22"/>
+        </w:rPr>
+        <w:t>Now</w:t>
+      </w:r>
+      <w:r>
+        <w:rPr>
+          <w:spacing w:val="6"/>
+          <w:sz w:val="22"/>
+        </w:rPr>
+        <w:t xml:space="preserve"> </w:t>
+      </w:r>
+      <w:r>
+        <w:rPr>
+          <w:sz w:val="22"/>
+        </w:rPr>
+        <w:t>we</w:t>
+      </w:r>
+      <w:r>
+        <w:rPr>
+          <w:spacing w:val="10"/>
+          <w:sz w:val="22"/>
+        </w:rPr>
+        <w:t xml:space="preserve"> </w:t>
+      </w:r>
+      <w:r>
+        <w:rPr>
+          <w:sz w:val="22"/>
+        </w:rPr>
+        <w:t>have</w:t>
+      </w:r>
+      <w:r>
+        <w:rPr>
+          <w:spacing w:val="11"/>
+          <w:sz w:val="22"/>
+        </w:rPr>
+        <w:t xml:space="preserve"> </w:t>
+      </w:r>
+      <w:r>
+        <w:rPr>
+          <w:sz w:val="22"/>
+        </w:rPr>
+        <w:t>saved</w:t>
+      </w:r>
+      <w:r>
+        <w:rPr>
+          <w:spacing w:val="11"/>
+          <w:sz w:val="22"/>
+        </w:rPr>
+        <w:t xml:space="preserve"> </w:t>
+      </w:r>
+      <w:r>
+        <w:rPr>
+          <w:sz w:val="22"/>
+        </w:rPr>
+        <w:t>our</w:t>
+      </w:r>
+      <w:r>
+        <w:rPr>
+          <w:spacing w:val="16"/>
+          <w:sz w:val="22"/>
+        </w:rPr>
+        <w:t xml:space="preserve"> </w:t>
+      </w:r>
+      <w:r>
+        <w:rPr>
+          <w:spacing w:val="-2"/>
+          <w:sz w:val="22"/>
+        </w:rPr>
+        <w:t>model</w:t>
+      </w:r>
+    </w:p>
+    <w:p>
+      <w:pPr>
+        <w:pStyle w:val="15"/>
+        <w:spacing w:before="207" w:line="360" w:lineRule="auto"/>
+        <w:rPr>
+          <w:sz w:val="20"/>
+        </w:rPr>
+      </w:pPr>
+      <w:r>
+        <w:rPr>
+          <w:sz w:val="20"/>
+        </w:rPr>
+        <w:drawing>
+          <wp:anchor distT="0" distB="0" distL="0" distR="0" simplePos="0" relativeHeight="251665408" behindDoc="1" locked="0" layoutInCell="1" allowOverlap="1">
+            <wp:simplePos x="0" y="0"/>
+            <wp:positionH relativeFrom="page">
+              <wp:posOffset>1633220</wp:posOffset>
+            </wp:positionH>
+            <wp:positionV relativeFrom="paragraph">
+              <wp:posOffset>292735</wp:posOffset>
+            </wp:positionV>
+            <wp:extent cx="4417695" cy="2798445"/>
+            <wp:effectExtent l="0" t="0" r="1905" b="1905"/>
+            <wp:wrapTopAndBottom/>
+            <wp:docPr id="93" name="Image 93"/>
+            <wp:cNvGraphicFramePr/>
+            <a:graphic xmlns:a="http://schemas.openxmlformats.org/drawingml/2006/main">
+              <a:graphicData uri="http://schemas.openxmlformats.org/drawingml/2006/picture">
+                <pic:pic xmlns:pic="http://schemas.openxmlformats.org/drawingml/2006/picture">
+                  <pic:nvPicPr>
+                    <pic:cNvPr id="93" name="Image 93"/>
+                    <pic:cNvPicPr/>
+                  </pic:nvPicPr>
+                  <pic:blipFill>
+                    <a:blip r:embed="rId30" cstate="print"/>
+                    <a:stretch>
+                      <a:fillRect/>
+                    </a:stretch>
+                  </pic:blipFill>
+                  <pic:spPr>
+                    <a:xfrm>
+                      <a:off x="0" y="0"/>
+                      <a:ext cx="4417919" cy="2798254"/>
+                    </a:xfrm>
+                    <a:prstGeom prst="rect">
+                      <a:avLst/>
+                    </a:prstGeom>
+                  </pic:spPr>
+                </pic:pic>
+              </a:graphicData>
+            </a:graphic>
+          </wp:anchor>
+        </w:drawing>
+      </w:r>
+    </w:p>
+    <w:p>
+      <w:pPr>
+        <w:spacing w:before="199" w:line="360" w:lineRule="auto"/>
+        <w:ind w:left="0" w:right="642" w:firstLine="0"/>
+        <w:jc w:val="center"/>
+        <w:rPr>
+          <w:sz w:val="16"/>
+        </w:rPr>
+      </w:pPr>
+      <w:r>
+        <w:rPr>
+          <w:sz w:val="16"/>
+          <w:lang w:val="en-US"/>
+        </w:rPr>
+        <w:t>Figure 4.3.</w:t>
+      </w:r>
+      <w:r>
+        <w:rPr>
+          <w:sz w:val="16"/>
+        </w:rPr>
+        <w:t>16</w:t>
+      </w:r>
+      <w:r>
+        <w:rPr>
+          <w:spacing w:val="3"/>
+          <w:sz w:val="16"/>
+        </w:rPr>
+        <w:t xml:space="preserve"> </w:t>
+      </w:r>
+      <w:r>
+        <w:rPr>
+          <w:sz w:val="16"/>
+        </w:rPr>
+        <w:t>Saving</w:t>
+      </w:r>
+      <w:r>
+        <w:rPr>
+          <w:spacing w:val="3"/>
+          <w:sz w:val="16"/>
+        </w:rPr>
+        <w:t xml:space="preserve"> </w:t>
+      </w:r>
+      <w:r>
+        <w:rPr>
+          <w:sz w:val="16"/>
+        </w:rPr>
+        <w:t>the</w:t>
+      </w:r>
+      <w:r>
+        <w:rPr>
+          <w:spacing w:val="5"/>
+          <w:sz w:val="16"/>
+        </w:rPr>
+        <w:t xml:space="preserve"> </w:t>
+      </w:r>
+      <w:r>
+        <w:rPr>
+          <w:spacing w:val="-4"/>
+          <w:sz w:val="16"/>
+        </w:rPr>
+        <w:t>Model</w:t>
+      </w:r>
+    </w:p>
     <w:p>
       <w:pPr>
         <w:spacing w:line="360" w:lineRule="auto"/>
@@ -2687,6 +7805,34 @@
     </w:sectPr>
   </w:body>
 </w:document>
+</file>
+
+<file path=word/footer1.xml><?xml version="1.0" encoding="utf-8"?>
+<w:ftr xmlns:wpc="http://schemas.microsoft.com/office/word/2010/wordprocessingCanvas" xmlns:mc="http://schemas.openxmlformats.org/markup-compatibility/2006" xmlns:o="urn:schemas-microsoft-com:office:office" xmlns:r="http://schemas.openxmlformats.org/officeDocument/2006/relationships" xmlns:m="http://schemas.openxmlformats.org/officeDocument/2006/math" xmlns:v="urn:schemas-microsoft-com:vml" xmlns:wp14="http://schemas.microsoft.com/office/word/2010/wordprocessingDrawing" xmlns:wp="http://schemas.openxmlformats.org/drawingml/2006/wordprocessingDrawing" xmlns:w10="urn:schemas-microsoft-com:office:word" xmlns:w="http://schemas.openxmlformats.org/wordprocessingml/2006/main" xmlns:w14="http://schemas.microsoft.com/office/word/2010/wordml" xmlns:w15="http://schemas.microsoft.com/office/word/2012/wordml" xmlns:wpg="http://schemas.microsoft.com/office/word/2010/wordprocessingGroup" xmlns:wpi="http://schemas.microsoft.com/office/word/2010/wordprocessingInk" xmlns:wne="http://schemas.microsoft.com/office/word/2006/wordml" xmlns:wps="http://schemas.microsoft.com/office/word/2010/wordprocessingShape" xmlns:wpsCustomData="http://www.wps.cn/officeDocument/2013/wpsCustomData" mc:Ignorable="w14 w15 wp14">
+  <w:p>
+    <w:pPr>
+      <w:pStyle w:val="15"/>
+      <w:spacing w:line="14" w:lineRule="auto"/>
+      <w:rPr>
+        <w:sz w:val="20"/>
+      </w:rPr>
+    </w:pPr>
+  </w:p>
+</w:ftr>
+</file>
+
+<file path=word/footer2.xml><?xml version="1.0" encoding="utf-8"?>
+<w:ftr xmlns:wpc="http://schemas.microsoft.com/office/word/2010/wordprocessingCanvas" xmlns:mc="http://schemas.openxmlformats.org/markup-compatibility/2006" xmlns:o="urn:schemas-microsoft-com:office:office" xmlns:r="http://schemas.openxmlformats.org/officeDocument/2006/relationships" xmlns:m="http://schemas.openxmlformats.org/officeDocument/2006/math" xmlns:v="urn:schemas-microsoft-com:vml" xmlns:wp14="http://schemas.microsoft.com/office/word/2010/wordprocessingDrawing" xmlns:wp="http://schemas.openxmlformats.org/drawingml/2006/wordprocessingDrawing" xmlns:w10="urn:schemas-microsoft-com:office:word" xmlns:w="http://schemas.openxmlformats.org/wordprocessingml/2006/main" xmlns:w14="http://schemas.microsoft.com/office/word/2010/wordml" xmlns:w15="http://schemas.microsoft.com/office/word/2012/wordml" xmlns:wpg="http://schemas.microsoft.com/office/word/2010/wordprocessingGroup" xmlns:wpi="http://schemas.microsoft.com/office/word/2010/wordprocessingInk" xmlns:wne="http://schemas.microsoft.com/office/word/2006/wordml" xmlns:wps="http://schemas.microsoft.com/office/word/2010/wordprocessingShape" xmlns:wpsCustomData="http://www.wps.cn/officeDocument/2013/wpsCustomData" mc:Ignorable="w14 w15 wp14">
+  <w:p>
+    <w:pPr>
+      <w:pStyle w:val="15"/>
+      <w:spacing w:line="14" w:lineRule="auto"/>
+      <w:rPr>
+        <w:sz w:val="20"/>
+      </w:rPr>
+    </w:pPr>
+  </w:p>
+</w:ftr>
 </file>
 
 <file path=word/numbering.xml><?xml version="1.0" encoding="utf-8"?>
@@ -2812,6 +7958,26 @@
     </w:lvl>
   </w:abstractNum>
   <w:abstractNum w:abstractNumId="6">
+    <w:nsid w:val="D32DE0A6"/>
+    <w:multiLevelType w:val="singleLevel"/>
+    <w:tmpl w:val="D32DE0A6"/>
+    <w:lvl w:ilvl="0" w:tentative="0">
+      <w:start w:val="1"/>
+      <w:numFmt w:val="bullet"/>
+      <w:lvlText w:val=""/>
+      <w:lvlJc w:val="left"/>
+      <w:pPr>
+        <w:tabs>
+          <w:tab w:val="left" w:pos="420"/>
+        </w:tabs>
+        <w:ind w:left="420" w:leftChars="0" w:hanging="420" w:firstLineChars="0"/>
+      </w:pPr>
+      <w:rPr>
+        <w:rFonts w:hint="default" w:ascii="Wingdings" w:hAnsi="Wingdings"/>
+      </w:rPr>
+    </w:lvl>
+  </w:abstractNum>
+  <w:abstractNum w:abstractNumId="7">
     <w:nsid w:val="DB22A1B8"/>
     <w:multiLevelType w:val="singleLevel"/>
     <w:tmpl w:val="DB22A1B8"/>
@@ -2831,7 +7997,7 @@
       </w:rPr>
     </w:lvl>
   </w:abstractNum>
-  <w:abstractNum w:abstractNumId="7">
+  <w:abstractNum w:abstractNumId="8">
     <w:nsid w:val="E1DCEF64"/>
     <w:multiLevelType w:val="singleLevel"/>
     <w:tmpl w:val="E1DCEF64"/>
@@ -2851,7 +8017,7 @@
       </w:rPr>
     </w:lvl>
   </w:abstractNum>
-  <w:abstractNum w:abstractNumId="8">
+  <w:abstractNum w:abstractNumId="9">
     <w:nsid w:val="F103170D"/>
     <w:multiLevelType w:val="singleLevel"/>
     <w:tmpl w:val="F103170D"/>
@@ -2871,7 +8037,7 @@
       </w:rPr>
     </w:lvl>
   </w:abstractNum>
-  <w:abstractNum w:abstractNumId="9">
+  <w:abstractNum w:abstractNumId="10">
     <w:nsid w:val="FFFFFF7C"/>
     <w:multiLevelType w:val="singleLevel"/>
     <w:tmpl w:val="FFFFFF7C"/>
@@ -2889,7 +8055,7 @@
       </w:pPr>
     </w:lvl>
   </w:abstractNum>
-  <w:abstractNum w:abstractNumId="10">
+  <w:abstractNum w:abstractNumId="11">
     <w:nsid w:val="FFFFFF7D"/>
     <w:multiLevelType w:val="singleLevel"/>
     <w:tmpl w:val="FFFFFF7D"/>
@@ -2907,7 +8073,7 @@
       </w:pPr>
     </w:lvl>
   </w:abstractNum>
-  <w:abstractNum w:abstractNumId="11">
+  <w:abstractNum w:abstractNumId="12">
     <w:nsid w:val="FFFFFF7E"/>
     <w:multiLevelType w:val="singleLevel"/>
     <w:tmpl w:val="FFFFFF7E"/>
@@ -2925,7 +8091,7 @@
       </w:pPr>
     </w:lvl>
   </w:abstractNum>
-  <w:abstractNum w:abstractNumId="12">
+  <w:abstractNum w:abstractNumId="13">
     <w:nsid w:val="FFFFFF7F"/>
     <w:multiLevelType w:val="singleLevel"/>
     <w:tmpl w:val="FFFFFF7F"/>
@@ -2943,7 +8109,7 @@
       </w:pPr>
     </w:lvl>
   </w:abstractNum>
-  <w:abstractNum w:abstractNumId="13">
+  <w:abstractNum w:abstractNumId="14">
     <w:nsid w:val="FFFFFF80"/>
     <w:multiLevelType w:val="singleLevel"/>
     <w:tmpl w:val="FFFFFF80"/>
@@ -2964,7 +8130,7 @@
       </w:rPr>
     </w:lvl>
   </w:abstractNum>
-  <w:abstractNum w:abstractNumId="14">
+  <w:abstractNum w:abstractNumId="15">
     <w:nsid w:val="FFFFFF81"/>
     <w:multiLevelType w:val="singleLevel"/>
     <w:tmpl w:val="FFFFFF81"/>
@@ -2985,7 +8151,7 @@
       </w:rPr>
     </w:lvl>
   </w:abstractNum>
-  <w:abstractNum w:abstractNumId="15">
+  <w:abstractNum w:abstractNumId="16">
     <w:nsid w:val="FFFFFF82"/>
     <w:multiLevelType w:val="singleLevel"/>
     <w:tmpl w:val="FFFFFF82"/>
@@ -3006,7 +8172,7 @@
       </w:rPr>
     </w:lvl>
   </w:abstractNum>
-  <w:abstractNum w:abstractNumId="16">
+  <w:abstractNum w:abstractNumId="17">
     <w:nsid w:val="FFFFFF83"/>
     <w:multiLevelType w:val="singleLevel"/>
     <w:tmpl w:val="FFFFFF83"/>
@@ -3027,7 +8193,7 @@
       </w:rPr>
     </w:lvl>
   </w:abstractNum>
-  <w:abstractNum w:abstractNumId="17">
+  <w:abstractNum w:abstractNumId="18">
     <w:nsid w:val="FFFFFF88"/>
     <w:multiLevelType w:val="singleLevel"/>
     <w:tmpl w:val="FFFFFF88"/>
@@ -3045,7 +8211,7 @@
       </w:pPr>
     </w:lvl>
   </w:abstractNum>
-  <w:abstractNum w:abstractNumId="18">
+  <w:abstractNum w:abstractNumId="19">
     <w:nsid w:val="FFFFFF89"/>
     <w:multiLevelType w:val="singleLevel"/>
     <w:tmpl w:val="FFFFFF89"/>
@@ -3066,7 +8232,165 @@
       </w:rPr>
     </w:lvl>
   </w:abstractNum>
-  <w:abstractNum w:abstractNumId="19">
+  <w:abstractNum w:abstractNumId="20">
+    <w:nsid w:val="164388D8"/>
+    <w:multiLevelType w:val="multilevel"/>
+    <w:tmpl w:val="164388D8"/>
+    <w:lvl w:ilvl="0" w:tentative="0">
+      <w:start w:val="0"/>
+      <w:numFmt w:val="bullet"/>
+      <w:lvlText w:val=""/>
+      <w:lvlJc w:val="left"/>
+      <w:pPr>
+        <w:ind w:left="953" w:hanging="340"/>
+      </w:pPr>
+      <w:rPr>
+        <w:rFonts w:hint="default" w:ascii="Symbol" w:hAnsi="Symbol" w:eastAsia="Symbol" w:cs="Symbol"/>
+        <w:b w:val="0"/>
+        <w:bCs w:val="0"/>
+        <w:i w:val="0"/>
+        <w:iCs w:val="0"/>
+        <w:spacing w:val="0"/>
+        <w:w w:val="100"/>
+        <w:sz w:val="21"/>
+        <w:szCs w:val="21"/>
+        <w:lang w:val="en-US" w:eastAsia="en-US" w:bidi="ar-SA"/>
+      </w:rPr>
+    </w:lvl>
+    <w:lvl w:ilvl="1" w:tentative="0">
+      <w:start w:val="0"/>
+      <w:numFmt w:val="bullet"/>
+      <w:lvlText w:val=""/>
+      <w:lvlJc w:val="left"/>
+      <w:pPr>
+        <w:ind w:left="1830" w:hanging="339"/>
+      </w:pPr>
+      <w:rPr>
+        <w:rFonts w:hint="default" w:ascii="Symbol" w:hAnsi="Symbol" w:eastAsia="Symbol" w:cs="Symbol"/>
+        <w:b w:val="0"/>
+        <w:bCs w:val="0"/>
+        <w:i w:val="0"/>
+        <w:iCs w:val="0"/>
+        <w:spacing w:val="0"/>
+        <w:w w:val="100"/>
+        <w:sz w:val="21"/>
+        <w:szCs w:val="21"/>
+        <w:lang w:val="en-US" w:eastAsia="en-US" w:bidi="ar-SA"/>
+      </w:rPr>
+    </w:lvl>
+    <w:lvl w:ilvl="2" w:tentative="0">
+      <w:start w:val="0"/>
+      <w:numFmt w:val="bullet"/>
+      <w:lvlText w:val="•"/>
+      <w:lvlJc w:val="left"/>
+      <w:pPr>
+        <w:ind w:left="2675" w:hanging="339"/>
+      </w:pPr>
+      <w:rPr>
+        <w:rFonts w:hint="default"/>
+        <w:lang w:val="en-US" w:eastAsia="en-US" w:bidi="ar-SA"/>
+      </w:rPr>
+    </w:lvl>
+    <w:lvl w:ilvl="3" w:tentative="0">
+      <w:start w:val="0"/>
+      <w:numFmt w:val="bullet"/>
+      <w:lvlText w:val="•"/>
+      <w:lvlJc w:val="left"/>
+      <w:pPr>
+        <w:ind w:left="3510" w:hanging="339"/>
+      </w:pPr>
+      <w:rPr>
+        <w:rFonts w:hint="default"/>
+        <w:lang w:val="en-US" w:eastAsia="en-US" w:bidi="ar-SA"/>
+      </w:rPr>
+    </w:lvl>
+    <w:lvl w:ilvl="4" w:tentative="0">
+      <w:start w:val="0"/>
+      <w:numFmt w:val="bullet"/>
+      <w:lvlText w:val="•"/>
+      <w:lvlJc w:val="left"/>
+      <w:pPr>
+        <w:ind w:left="4346" w:hanging="339"/>
+      </w:pPr>
+      <w:rPr>
+        <w:rFonts w:hint="default"/>
+        <w:lang w:val="en-US" w:eastAsia="en-US" w:bidi="ar-SA"/>
+      </w:rPr>
+    </w:lvl>
+    <w:lvl w:ilvl="5" w:tentative="0">
+      <w:start w:val="0"/>
+      <w:numFmt w:val="bullet"/>
+      <w:lvlText w:val="•"/>
+      <w:lvlJc w:val="left"/>
+      <w:pPr>
+        <w:ind w:left="5181" w:hanging="339"/>
+      </w:pPr>
+      <w:rPr>
+        <w:rFonts w:hint="default"/>
+        <w:lang w:val="en-US" w:eastAsia="en-US" w:bidi="ar-SA"/>
+      </w:rPr>
+    </w:lvl>
+    <w:lvl w:ilvl="6" w:tentative="0">
+      <w:start w:val="0"/>
+      <w:numFmt w:val="bullet"/>
+      <w:lvlText w:val="•"/>
+      <w:lvlJc w:val="left"/>
+      <w:pPr>
+        <w:ind w:left="6016" w:hanging="339"/>
+      </w:pPr>
+      <w:rPr>
+        <w:rFonts w:hint="default"/>
+        <w:lang w:val="en-US" w:eastAsia="en-US" w:bidi="ar-SA"/>
+      </w:rPr>
+    </w:lvl>
+    <w:lvl w:ilvl="7" w:tentative="0">
+      <w:start w:val="0"/>
+      <w:numFmt w:val="bullet"/>
+      <w:lvlText w:val="•"/>
+      <w:lvlJc w:val="left"/>
+      <w:pPr>
+        <w:ind w:left="6852" w:hanging="339"/>
+      </w:pPr>
+      <w:rPr>
+        <w:rFonts w:hint="default"/>
+        <w:lang w:val="en-US" w:eastAsia="en-US" w:bidi="ar-SA"/>
+      </w:rPr>
+    </w:lvl>
+    <w:lvl w:ilvl="8" w:tentative="0">
+      <w:start w:val="0"/>
+      <w:numFmt w:val="bullet"/>
+      <w:lvlText w:val="•"/>
+      <w:lvlJc w:val="left"/>
+      <w:pPr>
+        <w:ind w:left="7687" w:hanging="339"/>
+      </w:pPr>
+      <w:rPr>
+        <w:rFonts w:hint="default"/>
+        <w:lang w:val="en-US" w:eastAsia="en-US" w:bidi="ar-SA"/>
+      </w:rPr>
+    </w:lvl>
+  </w:abstractNum>
+  <w:abstractNum w:abstractNumId="21">
+    <w:nsid w:val="2DB54772"/>
+    <w:multiLevelType w:val="singleLevel"/>
+    <w:tmpl w:val="2DB54772"/>
+    <w:lvl w:ilvl="0" w:tentative="0">
+      <w:start w:val="1"/>
+      <w:numFmt w:val="bullet"/>
+      <w:lvlText w:val=""/>
+      <w:lvlJc w:val="left"/>
+      <w:pPr>
+        <w:tabs>
+          <w:tab w:val="left" w:pos="420"/>
+        </w:tabs>
+        <w:ind w:left="420" w:leftChars="0" w:hanging="420" w:firstLineChars="0"/>
+      </w:pPr>
+      <w:rPr>
+        <w:rFonts w:hint="default" w:ascii="Wingdings" w:hAnsi="Wingdings"/>
+      </w:rPr>
+    </w:lvl>
+  </w:abstractNum>
+  <w:abstractNum w:abstractNumId="22">
     <w:nsid w:val="31482D9F"/>
     <w:multiLevelType w:val="singleLevel"/>
     <w:tmpl w:val="31482D9F"/>
@@ -3086,7 +8410,7 @@
       </w:rPr>
     </w:lvl>
   </w:abstractNum>
-  <w:abstractNum w:abstractNumId="20">
+  <w:abstractNum w:abstractNumId="23">
     <w:nsid w:val="72A8E9FB"/>
     <w:multiLevelType w:val="multilevel"/>
     <w:tmpl w:val="72A8E9FB"/>
@@ -3226,7 +8550,145 @@
       </w:rPr>
     </w:lvl>
   </w:abstractNum>
-  <w:abstractNum w:abstractNumId="21">
+  <w:abstractNum w:abstractNumId="24">
+    <w:nsid w:val="75B4145E"/>
+    <w:multiLevelType w:val="multilevel"/>
+    <w:tmpl w:val="75B4145E"/>
+    <w:lvl w:ilvl="0" w:tentative="0">
+      <w:start w:val="0"/>
+      <w:numFmt w:val="bullet"/>
+      <w:lvlText w:val=""/>
+      <w:lvlJc w:val="left"/>
+      <w:pPr>
+        <w:ind w:left="953" w:hanging="340"/>
+      </w:pPr>
+      <w:rPr>
+        <w:rFonts w:hint="default" w:ascii="Symbol" w:hAnsi="Symbol" w:eastAsia="Symbol" w:cs="Symbol"/>
+        <w:b w:val="0"/>
+        <w:bCs w:val="0"/>
+        <w:i w:val="0"/>
+        <w:iCs w:val="0"/>
+        <w:spacing w:val="0"/>
+        <w:w w:val="100"/>
+        <w:sz w:val="21"/>
+        <w:szCs w:val="21"/>
+        <w:lang w:val="en-US" w:eastAsia="en-US" w:bidi="ar-SA"/>
+      </w:rPr>
+    </w:lvl>
+    <w:lvl w:ilvl="1" w:tentative="0">
+      <w:start w:val="0"/>
+      <w:numFmt w:val="bullet"/>
+      <w:lvlText w:val=""/>
+      <w:lvlJc w:val="left"/>
+      <w:pPr>
+        <w:ind w:left="1830" w:hanging="339"/>
+      </w:pPr>
+      <w:rPr>
+        <w:rFonts w:hint="default" w:ascii="Symbol" w:hAnsi="Symbol" w:eastAsia="Symbol" w:cs="Symbol"/>
+        <w:b w:val="0"/>
+        <w:bCs w:val="0"/>
+        <w:i w:val="0"/>
+        <w:iCs w:val="0"/>
+        <w:spacing w:val="0"/>
+        <w:w w:val="100"/>
+        <w:sz w:val="21"/>
+        <w:szCs w:val="21"/>
+        <w:lang w:val="en-US" w:eastAsia="en-US" w:bidi="ar-SA"/>
+      </w:rPr>
+    </w:lvl>
+    <w:lvl w:ilvl="2" w:tentative="0">
+      <w:start w:val="0"/>
+      <w:numFmt w:val="bullet"/>
+      <w:lvlText w:val="•"/>
+      <w:lvlJc w:val="left"/>
+      <w:pPr>
+        <w:ind w:left="2675" w:hanging="339"/>
+      </w:pPr>
+      <w:rPr>
+        <w:rFonts w:hint="default"/>
+        <w:lang w:val="en-US" w:eastAsia="en-US" w:bidi="ar-SA"/>
+      </w:rPr>
+    </w:lvl>
+    <w:lvl w:ilvl="3" w:tentative="0">
+      <w:start w:val="0"/>
+      <w:numFmt w:val="bullet"/>
+      <w:lvlText w:val="•"/>
+      <w:lvlJc w:val="left"/>
+      <w:pPr>
+        <w:ind w:left="3510" w:hanging="339"/>
+      </w:pPr>
+      <w:rPr>
+        <w:rFonts w:hint="default"/>
+        <w:lang w:val="en-US" w:eastAsia="en-US" w:bidi="ar-SA"/>
+      </w:rPr>
+    </w:lvl>
+    <w:lvl w:ilvl="4" w:tentative="0">
+      <w:start w:val="0"/>
+      <w:numFmt w:val="bullet"/>
+      <w:lvlText w:val="•"/>
+      <w:lvlJc w:val="left"/>
+      <w:pPr>
+        <w:ind w:left="4346" w:hanging="339"/>
+      </w:pPr>
+      <w:rPr>
+        <w:rFonts w:hint="default"/>
+        <w:lang w:val="en-US" w:eastAsia="en-US" w:bidi="ar-SA"/>
+      </w:rPr>
+    </w:lvl>
+    <w:lvl w:ilvl="5" w:tentative="0">
+      <w:start w:val="0"/>
+      <w:numFmt w:val="bullet"/>
+      <w:lvlText w:val="•"/>
+      <w:lvlJc w:val="left"/>
+      <w:pPr>
+        <w:ind w:left="5181" w:hanging="339"/>
+      </w:pPr>
+      <w:rPr>
+        <w:rFonts w:hint="default"/>
+        <w:lang w:val="en-US" w:eastAsia="en-US" w:bidi="ar-SA"/>
+      </w:rPr>
+    </w:lvl>
+    <w:lvl w:ilvl="6" w:tentative="0">
+      <w:start w:val="0"/>
+      <w:numFmt w:val="bullet"/>
+      <w:lvlText w:val="•"/>
+      <w:lvlJc w:val="left"/>
+      <w:pPr>
+        <w:ind w:left="6016" w:hanging="339"/>
+      </w:pPr>
+      <w:rPr>
+        <w:rFonts w:hint="default"/>
+        <w:lang w:val="en-US" w:eastAsia="en-US" w:bidi="ar-SA"/>
+      </w:rPr>
+    </w:lvl>
+    <w:lvl w:ilvl="7" w:tentative="0">
+      <w:start w:val="0"/>
+      <w:numFmt w:val="bullet"/>
+      <w:lvlText w:val="•"/>
+      <w:lvlJc w:val="left"/>
+      <w:pPr>
+        <w:ind w:left="6852" w:hanging="339"/>
+      </w:pPr>
+      <w:rPr>
+        <w:rFonts w:hint="default"/>
+        <w:lang w:val="en-US" w:eastAsia="en-US" w:bidi="ar-SA"/>
+      </w:rPr>
+    </w:lvl>
+    <w:lvl w:ilvl="8" w:tentative="0">
+      <w:start w:val="0"/>
+      <w:numFmt w:val="bullet"/>
+      <w:lvlText w:val="•"/>
+      <w:lvlJc w:val="left"/>
+      <w:pPr>
+        <w:ind w:left="7687" w:hanging="339"/>
+      </w:pPr>
+      <w:rPr>
+        <w:rFonts w:hint="default"/>
+        <w:lang w:val="en-US" w:eastAsia="en-US" w:bidi="ar-SA"/>
+      </w:rPr>
+    </w:lvl>
+  </w:abstractNum>
+  <w:abstractNum w:abstractNumId="25">
     <w:nsid w:val="7648237D"/>
     <w:multiLevelType w:val="multilevel"/>
     <w:tmpl w:val="7648237D"/>
@@ -3367,43 +8829,43 @@
     </w:lvl>
   </w:abstractNum>
   <w:num w:numId="1">
+    <w:abstractNumId w:val="19"/>
+  </w:num>
+  <w:num w:numId="2">
+    <w:abstractNumId w:val="17"/>
+  </w:num>
+  <w:num w:numId="3">
+    <w:abstractNumId w:val="16"/>
+  </w:num>
+  <w:num w:numId="4">
+    <w:abstractNumId w:val="15"/>
+  </w:num>
+  <w:num w:numId="5">
+    <w:abstractNumId w:val="14"/>
+  </w:num>
+  <w:num w:numId="6">
     <w:abstractNumId w:val="18"/>
   </w:num>
-  <w:num w:numId="2">
-    <w:abstractNumId w:val="16"/>
-  </w:num>
-  <w:num w:numId="3">
-    <w:abstractNumId w:val="15"/>
-  </w:num>
-  <w:num w:numId="4">
-    <w:abstractNumId w:val="14"/>
-  </w:num>
-  <w:num w:numId="5">
+  <w:num w:numId="7">
     <w:abstractNumId w:val="13"/>
   </w:num>
-  <w:num w:numId="6">
-    <w:abstractNumId w:val="17"/>
-  </w:num>
-  <w:num w:numId="7">
+  <w:num w:numId="8">
     <w:abstractNumId w:val="12"/>
   </w:num>
-  <w:num w:numId="8">
+  <w:num w:numId="9">
     <w:abstractNumId w:val="11"/>
   </w:num>
-  <w:num w:numId="9">
+  <w:num w:numId="10">
     <w:abstractNumId w:val="10"/>
   </w:num>
-  <w:num w:numId="10">
-    <w:abstractNumId w:val="9"/>
-  </w:num>
   <w:num w:numId="11">
-    <w:abstractNumId w:val="20"/>
+    <w:abstractNumId w:val="23"/>
   </w:num>
   <w:num w:numId="12">
     <w:abstractNumId w:val="1"/>
   </w:num>
   <w:num w:numId="13">
-    <w:abstractNumId w:val="21"/>
+    <w:abstractNumId w:val="25"/>
   </w:num>
   <w:num w:numId="14">
     <w:abstractNumId w:val="4"/>
@@ -3412,10 +8874,10 @@
     <w:abstractNumId w:val="5"/>
   </w:num>
   <w:num w:numId="16">
-    <w:abstractNumId w:val="7"/>
+    <w:abstractNumId w:val="8"/>
   </w:num>
   <w:num w:numId="17">
-    <w:abstractNumId w:val="6"/>
+    <w:abstractNumId w:val="7"/>
   </w:num>
   <w:num w:numId="18">
     <w:abstractNumId w:val="0"/>
@@ -3424,13 +8886,25 @@
     <w:abstractNumId w:val="2"/>
   </w:num>
   <w:num w:numId="20">
-    <w:abstractNumId w:val="19"/>
+    <w:abstractNumId w:val="22"/>
   </w:num>
   <w:num w:numId="21">
     <w:abstractNumId w:val="3"/>
   </w:num>
   <w:num w:numId="22">
-    <w:abstractNumId w:val="8"/>
+    <w:abstractNumId w:val="9"/>
+  </w:num>
+  <w:num w:numId="23">
+    <w:abstractNumId w:val="21"/>
+  </w:num>
+  <w:num w:numId="24">
+    <w:abstractNumId w:val="6"/>
+  </w:num>
+  <w:num w:numId="25">
+    <w:abstractNumId w:val="24"/>
+  </w:num>
+  <w:num w:numId="26">
+    <w:abstractNumId w:val="20"/>
   </w:num>
 </w:numbering>
 </file>
@@ -3616,6 +9090,7 @@
     <w:lsdException w:qFormat="1" w:unhideWhenUsed="0" w:uiPriority="63" w:semiHidden="0" w:name="Medium Shading 1 Accent 1"/>
     <w:lsdException w:qFormat="1" w:unhideWhenUsed="0" w:uiPriority="64" w:semiHidden="0" w:name="Medium Shading 2 Accent 1"/>
     <w:lsdException w:qFormat="1" w:unhideWhenUsed="0" w:uiPriority="65" w:semiHidden="0" w:name="Medium List 1 Accent 1"/>
+    <w:lsdException w:qFormat="1" w:unhideWhenUsed="0" w:uiPriority="1" w:semiHidden="0" w:name="List Paragraph"/>
     <w:lsdException w:qFormat="1" w:unhideWhenUsed="0" w:uiPriority="66" w:semiHidden="0" w:name="Medium List 2 Accent 1"/>
     <w:lsdException w:qFormat="1" w:unhideWhenUsed="0" w:uiPriority="67" w:semiHidden="0" w:name="Medium Grid 1 Accent 1"/>
     <w:lsdException w:qFormat="1" w:unhideWhenUsed="0" w:uiPriority="68" w:semiHidden="0" w:name="Medium Grid 2 Accent 1"/>
@@ -17829,6 +23304,33 @@
           </w14:schemeClr>
         </w14:solidFill>
       </w14:textFill>
+    </w:rPr>
+  </w:style>
+  <w:style w:type="paragraph" w:styleId="258">
+    <w:name w:val="List Paragraph"/>
+    <w:basedOn w:val="1"/>
+    <w:qFormat/>
+    <w:uiPriority w:val="1"/>
+    <w:pPr>
+      <w:ind w:left="2257" w:hanging="1256"/>
+    </w:pPr>
+    <w:rPr>
+      <w:rFonts w:ascii="Times New Roman" w:hAnsi="Times New Roman" w:eastAsia="Times New Roman" w:cs="Times New Roman"/>
+      <w:lang w:val="en-US" w:eastAsia="en-US" w:bidi="ar-SA"/>
+    </w:rPr>
+  </w:style>
+  <w:style w:type="paragraph" w:customStyle="1" w:styleId="259">
+    <w:name w:val="Table Paragraph"/>
+    <w:basedOn w:val="1"/>
+    <w:qFormat/>
+    <w:uiPriority w:val="1"/>
+    <w:pPr>
+      <w:spacing w:before="2"/>
+      <w:ind w:left="100"/>
+    </w:pPr>
+    <w:rPr>
+      <w:rFonts w:ascii="Times New Roman" w:hAnsi="Times New Roman" w:eastAsia="Times New Roman" w:cs="Times New Roman"/>
+      <w:lang w:val="en-US" w:eastAsia="en-US" w:bidi="ar-SA"/>
     </w:rPr>
   </w:style>
 </w:styles>
@@ -18087,4 +23589,30 @@
   </a:themeElements>
   <a:objectDefaults/>
 </a:theme>
+</file>
+
+<file path=customXml/item1.xml><?xml version="1.0" encoding="utf-8"?>
+<s:customData xmlns="http://www.wps.cn/officeDocument/2013/wpsCustomData" xmlns:s="http://www.wps.cn/officeDocument/2013/wpsCustomData">
+  <customSectProps>
+    <customSectPr/>
+    <customSectPr/>
+    <customSectPr/>
+    <customSectPr/>
+    <customSectPr/>
+    <customSectPr/>
+    <customSectPr/>
+    <customSectPr/>
+  </customSectProps>
+  <customShpExts>
+    <customShpInfo spid="_x0000_s1026" textRotate="1"/>
+  </customShpExts>
+</s:customData>
+</file>
+
+<file path=customXml/itemProps1.xml><?xml version="1.0" encoding="utf-8"?>
+<ds:datastoreItem xmlns:ds="http://schemas.openxmlformats.org/officeDocument/2006/customXml" ds:itemID="{B1977F7D-205B-4081-913C-38D41E755F92}">
+  <ds:schemaRefs>
+    <ds:schemaRef ds:uri="http://www.wps.cn/officeDocument/2013/wpsCustomData"/>
+  </ds:schemaRefs>
+</ds:datastoreItem>
 </file>